--- a/docs/er/worksheets/worksheet-autonomo-2-valencias.docx
+++ b/docs/er/worksheets/worksheet-autonomo-2-valencias.docx
@@ -2796,19 +2796,28 @@
         <w:spacing w:after="80"/>
       </w:pPr>
       <w:r>
-        <w:t xml:space="preserve">Para cada relação, tente mentalmente colocar a FK no lado natural e escrever 3 linhas com dados reais.</w:t>
+        <w:t xml:space="preserve">Para cada relação, aplique o método em 4 passos: (A) tentativa com 3 linhas de dados reais; (B) observação de vazios ou repetições; (C) decisão; (D) nome da regra.</w:t>
       </w:r>
     </w:p>
     <w:p>
       <w:pPr>
         <w:spacing w:after="80"/>
       </w:pPr>
+      <w:r>
+        <w:rPr>
+          <w:b/>
+          <w:bCs/>
+          <w:sz w:val="20"/>
+          <w:szCs w:val="20"/>
+        </w:rPr>
+        <w:t xml:space="preserve">Lembrete rápido: </w:t>
+      </w:r>
       <w:r>
         <w:rPr>
           <w:sz w:val="20"/>
           <w:szCs w:val="20"/>
         </w:rPr>
-        <w:t xml:space="preserve">• Não aparecem NULLs nem repetições? </w:t>
+        <w:t xml:space="preserve">tudo limpo → </w:t>
       </w:r>
       <w:r>
         <w:rPr>
@@ -2818,19 +2827,14 @@
           <w:sz w:val="20"/>
           <w:szCs w:val="20"/>
         </w:rPr>
-        <w:t xml:space="preserve">→ Ficam 2 tabelas (Regra 4).</w:t>
-      </w:r>
-    </w:p>
-    <w:p>
-      <w:pPr>
-        <w:spacing w:after="80"/>
-      </w:pPr>
+        <w:t xml:space="preserve">Regra 4 (2 tabelas)</w:t>
+      </w:r>
       <w:r>
         <w:rPr>
           <w:sz w:val="20"/>
           <w:szCs w:val="20"/>
         </w:rPr>
-        <w:t xml:space="preserve">• Aparecem células vazias? </w:t>
+        <w:t xml:space="preserve">   |   NULLs → </w:t>
       </w:r>
       <w:r>
         <w:rPr>
@@ -2840,19 +2844,14 @@
           <w:sz w:val="20"/>
           <w:szCs w:val="20"/>
         </w:rPr>
-        <w:t xml:space="preserve">→ Criar 3ª tabela (Regra 5).</w:t>
-      </w:r>
-    </w:p>
-    <w:p>
-      <w:pPr>
-        <w:spacing w:after="80"/>
-      </w:pPr>
+        <w:t xml:space="preserve">Regra 5 (3 tabelas)</w:t>
+      </w:r>
       <w:r>
         <w:rPr>
           <w:sz w:val="20"/>
           <w:szCs w:val="20"/>
         </w:rPr>
-        <w:t xml:space="preserve">• Aparecem linhas repetidas? </w:t>
+        <w:t xml:space="preserve">   |   repetições → </w:t>
       </w:r>
       <w:r>
         <w:rPr>
@@ -2862,7 +2861,7 @@
           <w:sz w:val="20"/>
           <w:szCs w:val="20"/>
         </w:rPr>
-        <w:t xml:space="preserve">→ Criar 3ª tabela associativa (Regra 6).</w:t>
+        <w:t xml:space="preserve">Regra 6 (3 tabelas)</w:t>
       </w:r>
     </w:p>
     <w:p>
@@ -2871,6 +2870,36 @@
       </w:pPr>
       <w:r>
         <w:t xml:space="preserve"/>
+      </w:r>
+    </w:p>
+    <w:p>
+      <w:pPr>
+        <w:shd w:fill="DCE6F1" w:val="clear"/>
+        <w:spacing w:after="80" w:before="200"/>
+      </w:pPr>
+      <w:r>
+        <w:rPr>
+          <w:b/>
+          <w:bCs/>
+          <w:color w:val="1F3864"/>
+          <w:sz w:val="22"/>
+          <w:szCs w:val="22"/>
+        </w:rPr>
+        <w:t xml:space="preserve">  Relação 1:  ________________________________________________________________</w:t>
+      </w:r>
+    </w:p>
+    <w:p>
+      <w:pPr>
+        <w:spacing w:after="80"/>
+      </w:pPr>
+      <w:r>
+        <w:rPr>
+          <w:b/>
+          <w:bCs/>
+          <w:sz w:val="20"/>
+          <w:szCs w:val="20"/>
+        </w:rPr>
+        <w:t xml:space="preserve">Passo A — Tentativa: coloque a FK no lado mais natural e escreva 3 linhas com dados plausíveis.</w:t>
       </w:r>
     </w:p>
     <w:tbl>
@@ -2886,10 +2915,10 @@
         </w:tblBorders>
       </w:tblPr>
       <w:tblGrid>
-        <w:gridCol w:w="2400"/>
-        <w:gridCol w:w="3838"/>
-        <w:gridCol w:w="1900"/>
-        <w:gridCol w:w="1500"/>
+        <w:gridCol w:w="2410"/>
+        <w:gridCol w:w="2410"/>
+        <w:gridCol w:w="2409"/>
+        <w:gridCol w:w="2409"/>
       </w:tblGrid>
       <w:tr>
         <w:trPr>
@@ -2897,7 +2926,7 @@
         </w:trPr>
         <w:tc>
           <w:tcPr>
-            <w:tcW w:type="dxa" w:w="2400"/>
+            <w:tcW w:type="dxa" w:w="2410"/>
             <w:tcBorders>
               <w:top w:val="single" w:color="AAAAAA" w:sz="4"/>
               <w:left w:val="single" w:color="AAAAAA" w:sz="4"/>
@@ -2921,13 +2950,13 @@
                 <w:sz w:val="20"/>
                 <w:szCs w:val="20"/>
               </w:rPr>
-              <w:t xml:space="preserve">Relação</w:t>
-            </w:r>
-          </w:p>
-        </w:tc>
-        <w:tc>
-          <w:tcPr>
-            <w:tcW w:type="dxa" w:w="3838"/>
+              <w:t xml:space="preserve"/>
+            </w:r>
+          </w:p>
+        </w:tc>
+        <w:tc>
+          <w:tcPr>
+            <w:tcW w:type="dxa" w:w="2410"/>
             <w:tcBorders>
               <w:top w:val="single" w:color="AAAAAA" w:sz="4"/>
               <w:left w:val="single" w:color="AAAAAA" w:sz="4"/>
@@ -2951,13 +2980,13 @@
                 <w:sz w:val="20"/>
                 <w:szCs w:val="20"/>
               </w:rPr>
-              <w:t xml:space="preserve">O que acontece se colocar a FK?</w:t>
-            </w:r>
-          </w:p>
-        </w:tc>
-        <w:tc>
-          <w:tcPr>
-            <w:tcW w:type="dxa" w:w="1900"/>
+              <w:t xml:space="preserve"/>
+            </w:r>
+          </w:p>
+        </w:tc>
+        <w:tc>
+          <w:tcPr>
+            <w:tcW w:type="dxa" w:w="2409"/>
             <w:tcBorders>
               <w:top w:val="single" w:color="AAAAAA" w:sz="4"/>
               <w:left w:val="single" w:color="AAAAAA" w:sz="4"/>
@@ -2981,13 +3010,13 @@
                 <w:sz w:val="20"/>
                 <w:szCs w:val="20"/>
               </w:rPr>
-              <w:t xml:space="preserve">Decisão</w:t>
-            </w:r>
-          </w:p>
-        </w:tc>
-        <w:tc>
-          <w:tcPr>
-            <w:tcW w:type="dxa" w:w="1500"/>
+              <w:t xml:space="preserve"/>
+            </w:r>
+          </w:p>
+        </w:tc>
+        <w:tc>
+          <w:tcPr>
+            <w:tcW w:type="dxa" w:w="2409"/>
             <w:tcBorders>
               <w:top w:val="single" w:color="AAAAAA" w:sz="4"/>
               <w:left w:val="single" w:color="AAAAAA" w:sz="4"/>
@@ -3011,7 +3040,7 @@
                 <w:sz w:val="20"/>
                 <w:szCs w:val="20"/>
               </w:rPr>
-              <w:t xml:space="preserve">Regra</w:t>
+              <w:t xml:space="preserve"/>
             </w:r>
           </w:p>
         </w:tc>
@@ -3019,82 +3048,82 @@
       <w:tr>
         <w:tc>
           <w:tcPr>
-            <w:tcW w:type="dxa" w:w="2400"/>
-            <w:tcBorders>
-              <w:top w:val="single" w:color="AAAAAA" w:sz="4"/>
-              <w:left w:val="single" w:color="AAAAAA" w:sz="4"/>
-              <w:bottom w:val="single" w:color="AAAAAA" w:sz="4"/>
-              <w:right w:val="single" w:color="AAAAAA" w:sz="4"/>
-            </w:tcBorders>
-            <w:tcMar>
-              <w:top w:type="dxa" w:w="80"/>
-              <w:left w:type="dxa" w:w="120"/>
-              <w:bottom w:type="dxa" w:w="80"/>
-              <w:right w:type="dxa" w:w="120"/>
-            </w:tcMar>
-          </w:tcPr>
-          <w:p>
-            <w:pPr>
-              <w:spacing w:after="300"/>
-            </w:pPr>
-            <w:r>
-              <w:t xml:space="preserve"/>
-            </w:r>
-          </w:p>
-        </w:tc>
-        <w:tc>
-          <w:tcPr>
-            <w:tcW w:type="dxa" w:w="3838"/>
-            <w:tcBorders>
-              <w:top w:val="single" w:color="AAAAAA" w:sz="4"/>
-              <w:left w:val="single" w:color="AAAAAA" w:sz="4"/>
-              <w:bottom w:val="single" w:color="AAAAAA" w:sz="4"/>
-              <w:right w:val="single" w:color="AAAAAA" w:sz="4"/>
-            </w:tcBorders>
-            <w:tcMar>
-              <w:top w:type="dxa" w:w="80"/>
-              <w:left w:type="dxa" w:w="120"/>
-              <w:bottom w:type="dxa" w:w="80"/>
-              <w:right w:type="dxa" w:w="120"/>
-            </w:tcMar>
-          </w:tcPr>
-          <w:p>
-            <w:pPr>
-              <w:spacing w:after="300"/>
-            </w:pPr>
-            <w:r>
-              <w:t xml:space="preserve"/>
-            </w:r>
-          </w:p>
-        </w:tc>
-        <w:tc>
-          <w:tcPr>
-            <w:tcW w:type="dxa" w:w="1900"/>
-            <w:tcBorders>
-              <w:top w:val="single" w:color="AAAAAA" w:sz="4"/>
-              <w:left w:val="single" w:color="AAAAAA" w:sz="4"/>
-              <w:bottom w:val="single" w:color="AAAAAA" w:sz="4"/>
-              <w:right w:val="single" w:color="AAAAAA" w:sz="4"/>
-            </w:tcBorders>
-            <w:tcMar>
-              <w:top w:type="dxa" w:w="80"/>
-              <w:left w:type="dxa" w:w="120"/>
-              <w:bottom w:type="dxa" w:w="80"/>
-              <w:right w:type="dxa" w:w="120"/>
-            </w:tcMar>
-          </w:tcPr>
-          <w:p>
-            <w:pPr>
-              <w:spacing w:after="300"/>
-            </w:pPr>
-            <w:r>
-              <w:t xml:space="preserve"/>
-            </w:r>
-          </w:p>
-        </w:tc>
-        <w:tc>
-          <w:tcPr>
-            <w:tcW w:type="dxa" w:w="1500"/>
+            <w:tcW w:type="dxa" w:w="2410"/>
+            <w:tcBorders>
+              <w:top w:val="single" w:color="AAAAAA" w:sz="4"/>
+              <w:left w:val="single" w:color="AAAAAA" w:sz="4"/>
+              <w:bottom w:val="single" w:color="AAAAAA" w:sz="4"/>
+              <w:right w:val="single" w:color="AAAAAA" w:sz="4"/>
+            </w:tcBorders>
+            <w:tcMar>
+              <w:top w:type="dxa" w:w="80"/>
+              <w:left w:type="dxa" w:w="120"/>
+              <w:bottom w:type="dxa" w:w="80"/>
+              <w:right w:type="dxa" w:w="120"/>
+            </w:tcMar>
+          </w:tcPr>
+          <w:p>
+            <w:pPr>
+              <w:spacing w:after="300"/>
+            </w:pPr>
+            <w:r>
+              <w:t xml:space="preserve"/>
+            </w:r>
+          </w:p>
+        </w:tc>
+        <w:tc>
+          <w:tcPr>
+            <w:tcW w:type="dxa" w:w="2410"/>
+            <w:tcBorders>
+              <w:top w:val="single" w:color="AAAAAA" w:sz="4"/>
+              <w:left w:val="single" w:color="AAAAAA" w:sz="4"/>
+              <w:bottom w:val="single" w:color="AAAAAA" w:sz="4"/>
+              <w:right w:val="single" w:color="AAAAAA" w:sz="4"/>
+            </w:tcBorders>
+            <w:tcMar>
+              <w:top w:type="dxa" w:w="80"/>
+              <w:left w:type="dxa" w:w="120"/>
+              <w:bottom w:type="dxa" w:w="80"/>
+              <w:right w:type="dxa" w:w="120"/>
+            </w:tcMar>
+          </w:tcPr>
+          <w:p>
+            <w:pPr>
+              <w:spacing w:after="300"/>
+            </w:pPr>
+            <w:r>
+              <w:t xml:space="preserve"/>
+            </w:r>
+          </w:p>
+        </w:tc>
+        <w:tc>
+          <w:tcPr>
+            <w:tcW w:type="dxa" w:w="2409"/>
+            <w:tcBorders>
+              <w:top w:val="single" w:color="AAAAAA" w:sz="4"/>
+              <w:left w:val="single" w:color="AAAAAA" w:sz="4"/>
+              <w:bottom w:val="single" w:color="AAAAAA" w:sz="4"/>
+              <w:right w:val="single" w:color="AAAAAA" w:sz="4"/>
+            </w:tcBorders>
+            <w:tcMar>
+              <w:top w:type="dxa" w:w="80"/>
+              <w:left w:type="dxa" w:w="120"/>
+              <w:bottom w:type="dxa" w:w="80"/>
+              <w:right w:type="dxa" w:w="120"/>
+            </w:tcMar>
+          </w:tcPr>
+          <w:p>
+            <w:pPr>
+              <w:spacing w:after="300"/>
+            </w:pPr>
+            <w:r>
+              <w:t xml:space="preserve"/>
+            </w:r>
+          </w:p>
+        </w:tc>
+        <w:tc>
+          <w:tcPr>
+            <w:tcW w:type="dxa" w:w="2409"/>
             <w:tcBorders>
               <w:top w:val="single" w:color="AAAAAA" w:sz="4"/>
               <w:left w:val="single" w:color="AAAAAA" w:sz="4"/>
@@ -3121,82 +3150,82 @@
       <w:tr>
         <w:tc>
           <w:tcPr>
-            <w:tcW w:type="dxa" w:w="2400"/>
-            <w:tcBorders>
-              <w:top w:val="single" w:color="AAAAAA" w:sz="4"/>
-              <w:left w:val="single" w:color="AAAAAA" w:sz="4"/>
-              <w:bottom w:val="single" w:color="AAAAAA" w:sz="4"/>
-              <w:right w:val="single" w:color="AAAAAA" w:sz="4"/>
-            </w:tcBorders>
-            <w:tcMar>
-              <w:top w:type="dxa" w:w="80"/>
-              <w:left w:type="dxa" w:w="120"/>
-              <w:bottom w:type="dxa" w:w="80"/>
-              <w:right w:type="dxa" w:w="120"/>
-            </w:tcMar>
-          </w:tcPr>
-          <w:p>
-            <w:pPr>
-              <w:spacing w:after="300"/>
-            </w:pPr>
-            <w:r>
-              <w:t xml:space="preserve"/>
-            </w:r>
-          </w:p>
-        </w:tc>
-        <w:tc>
-          <w:tcPr>
-            <w:tcW w:type="dxa" w:w="3838"/>
-            <w:tcBorders>
-              <w:top w:val="single" w:color="AAAAAA" w:sz="4"/>
-              <w:left w:val="single" w:color="AAAAAA" w:sz="4"/>
-              <w:bottom w:val="single" w:color="AAAAAA" w:sz="4"/>
-              <w:right w:val="single" w:color="AAAAAA" w:sz="4"/>
-            </w:tcBorders>
-            <w:tcMar>
-              <w:top w:type="dxa" w:w="80"/>
-              <w:left w:type="dxa" w:w="120"/>
-              <w:bottom w:type="dxa" w:w="80"/>
-              <w:right w:type="dxa" w:w="120"/>
-            </w:tcMar>
-          </w:tcPr>
-          <w:p>
-            <w:pPr>
-              <w:spacing w:after="300"/>
-            </w:pPr>
-            <w:r>
-              <w:t xml:space="preserve"/>
-            </w:r>
-          </w:p>
-        </w:tc>
-        <w:tc>
-          <w:tcPr>
-            <w:tcW w:type="dxa" w:w="1900"/>
-            <w:tcBorders>
-              <w:top w:val="single" w:color="AAAAAA" w:sz="4"/>
-              <w:left w:val="single" w:color="AAAAAA" w:sz="4"/>
-              <w:bottom w:val="single" w:color="AAAAAA" w:sz="4"/>
-              <w:right w:val="single" w:color="AAAAAA" w:sz="4"/>
-            </w:tcBorders>
-            <w:tcMar>
-              <w:top w:type="dxa" w:w="80"/>
-              <w:left w:type="dxa" w:w="120"/>
-              <w:bottom w:type="dxa" w:w="80"/>
-              <w:right w:type="dxa" w:w="120"/>
-            </w:tcMar>
-          </w:tcPr>
-          <w:p>
-            <w:pPr>
-              <w:spacing w:after="300"/>
-            </w:pPr>
-            <w:r>
-              <w:t xml:space="preserve"/>
-            </w:r>
-          </w:p>
-        </w:tc>
-        <w:tc>
-          <w:tcPr>
-            <w:tcW w:type="dxa" w:w="1500"/>
+            <w:tcW w:type="dxa" w:w="2410"/>
+            <w:tcBorders>
+              <w:top w:val="single" w:color="AAAAAA" w:sz="4"/>
+              <w:left w:val="single" w:color="AAAAAA" w:sz="4"/>
+              <w:bottom w:val="single" w:color="AAAAAA" w:sz="4"/>
+              <w:right w:val="single" w:color="AAAAAA" w:sz="4"/>
+            </w:tcBorders>
+            <w:tcMar>
+              <w:top w:type="dxa" w:w="80"/>
+              <w:left w:type="dxa" w:w="120"/>
+              <w:bottom w:type="dxa" w:w="80"/>
+              <w:right w:type="dxa" w:w="120"/>
+            </w:tcMar>
+          </w:tcPr>
+          <w:p>
+            <w:pPr>
+              <w:spacing w:after="300"/>
+            </w:pPr>
+            <w:r>
+              <w:t xml:space="preserve"/>
+            </w:r>
+          </w:p>
+        </w:tc>
+        <w:tc>
+          <w:tcPr>
+            <w:tcW w:type="dxa" w:w="2410"/>
+            <w:tcBorders>
+              <w:top w:val="single" w:color="AAAAAA" w:sz="4"/>
+              <w:left w:val="single" w:color="AAAAAA" w:sz="4"/>
+              <w:bottom w:val="single" w:color="AAAAAA" w:sz="4"/>
+              <w:right w:val="single" w:color="AAAAAA" w:sz="4"/>
+            </w:tcBorders>
+            <w:tcMar>
+              <w:top w:type="dxa" w:w="80"/>
+              <w:left w:type="dxa" w:w="120"/>
+              <w:bottom w:type="dxa" w:w="80"/>
+              <w:right w:type="dxa" w:w="120"/>
+            </w:tcMar>
+          </w:tcPr>
+          <w:p>
+            <w:pPr>
+              <w:spacing w:after="300"/>
+            </w:pPr>
+            <w:r>
+              <w:t xml:space="preserve"/>
+            </w:r>
+          </w:p>
+        </w:tc>
+        <w:tc>
+          <w:tcPr>
+            <w:tcW w:type="dxa" w:w="2409"/>
+            <w:tcBorders>
+              <w:top w:val="single" w:color="AAAAAA" w:sz="4"/>
+              <w:left w:val="single" w:color="AAAAAA" w:sz="4"/>
+              <w:bottom w:val="single" w:color="AAAAAA" w:sz="4"/>
+              <w:right w:val="single" w:color="AAAAAA" w:sz="4"/>
+            </w:tcBorders>
+            <w:tcMar>
+              <w:top w:type="dxa" w:w="80"/>
+              <w:left w:type="dxa" w:w="120"/>
+              <w:bottom w:type="dxa" w:w="80"/>
+              <w:right w:type="dxa" w:w="120"/>
+            </w:tcMar>
+          </w:tcPr>
+          <w:p>
+            <w:pPr>
+              <w:spacing w:after="300"/>
+            </w:pPr>
+            <w:r>
+              <w:t xml:space="preserve"/>
+            </w:r>
+          </w:p>
+        </w:tc>
+        <w:tc>
+          <w:tcPr>
+            <w:tcW w:type="dxa" w:w="2409"/>
             <w:tcBorders>
               <w:top w:val="single" w:color="AAAAAA" w:sz="4"/>
               <w:left w:val="single" w:color="AAAAAA" w:sz="4"/>
@@ -3223,100 +3252,356 @@
       <w:tr>
         <w:tc>
           <w:tcPr>
-            <w:tcW w:type="dxa" w:w="2400"/>
-            <w:tcBorders>
-              <w:top w:val="single" w:color="AAAAAA" w:sz="4"/>
-              <w:left w:val="single" w:color="AAAAAA" w:sz="4"/>
-              <w:bottom w:val="single" w:color="AAAAAA" w:sz="4"/>
-              <w:right w:val="single" w:color="AAAAAA" w:sz="4"/>
-            </w:tcBorders>
-            <w:tcMar>
-              <w:top w:type="dxa" w:w="80"/>
-              <w:left w:type="dxa" w:w="120"/>
-              <w:bottom w:type="dxa" w:w="80"/>
-              <w:right w:type="dxa" w:w="120"/>
-            </w:tcMar>
-          </w:tcPr>
-          <w:p>
-            <w:pPr>
-              <w:spacing w:after="300"/>
-            </w:pPr>
-            <w:r>
-              <w:t xml:space="preserve"/>
-            </w:r>
-          </w:p>
-        </w:tc>
-        <w:tc>
-          <w:tcPr>
-            <w:tcW w:type="dxa" w:w="3838"/>
-            <w:tcBorders>
-              <w:top w:val="single" w:color="AAAAAA" w:sz="4"/>
-              <w:left w:val="single" w:color="AAAAAA" w:sz="4"/>
-              <w:bottom w:val="single" w:color="AAAAAA" w:sz="4"/>
-              <w:right w:val="single" w:color="AAAAAA" w:sz="4"/>
-            </w:tcBorders>
-            <w:tcMar>
-              <w:top w:type="dxa" w:w="80"/>
-              <w:left w:type="dxa" w:w="120"/>
-              <w:bottom w:type="dxa" w:w="80"/>
-              <w:right w:type="dxa" w:w="120"/>
-            </w:tcMar>
-          </w:tcPr>
-          <w:p>
-            <w:pPr>
-              <w:spacing w:after="300"/>
-            </w:pPr>
-            <w:r>
-              <w:t xml:space="preserve"/>
-            </w:r>
-          </w:p>
-        </w:tc>
-        <w:tc>
-          <w:tcPr>
-            <w:tcW w:type="dxa" w:w="1900"/>
-            <w:tcBorders>
-              <w:top w:val="single" w:color="AAAAAA" w:sz="4"/>
-              <w:left w:val="single" w:color="AAAAAA" w:sz="4"/>
-              <w:bottom w:val="single" w:color="AAAAAA" w:sz="4"/>
-              <w:right w:val="single" w:color="AAAAAA" w:sz="4"/>
-            </w:tcBorders>
-            <w:tcMar>
-              <w:top w:type="dxa" w:w="80"/>
-              <w:left w:type="dxa" w:w="120"/>
-              <w:bottom w:type="dxa" w:w="80"/>
-              <w:right w:type="dxa" w:w="120"/>
-            </w:tcMar>
-          </w:tcPr>
-          <w:p>
-            <w:pPr>
-              <w:spacing w:after="300"/>
-            </w:pPr>
-            <w:r>
-              <w:t xml:space="preserve"/>
-            </w:r>
-          </w:p>
-        </w:tc>
-        <w:tc>
-          <w:tcPr>
-            <w:tcW w:type="dxa" w:w="1500"/>
-            <w:tcBorders>
-              <w:top w:val="single" w:color="AAAAAA" w:sz="4"/>
-              <w:left w:val="single" w:color="AAAAAA" w:sz="4"/>
-              <w:bottom w:val="single" w:color="AAAAAA" w:sz="4"/>
-              <w:right w:val="single" w:color="AAAAAA" w:sz="4"/>
-            </w:tcBorders>
-            <w:tcMar>
-              <w:top w:type="dxa" w:w="80"/>
-              <w:left w:type="dxa" w:w="120"/>
-              <w:bottom w:type="dxa" w:w="80"/>
-              <w:right w:type="dxa" w:w="120"/>
-            </w:tcMar>
-          </w:tcPr>
-          <w:p>
-            <w:pPr>
-              <w:spacing w:after="300"/>
-            </w:pPr>
-            <w:r>
+            <w:tcW w:type="dxa" w:w="2410"/>
+            <w:tcBorders>
+              <w:top w:val="single" w:color="AAAAAA" w:sz="4"/>
+              <w:left w:val="single" w:color="AAAAAA" w:sz="4"/>
+              <w:bottom w:val="single" w:color="AAAAAA" w:sz="4"/>
+              <w:right w:val="single" w:color="AAAAAA" w:sz="4"/>
+            </w:tcBorders>
+            <w:tcMar>
+              <w:top w:type="dxa" w:w="80"/>
+              <w:left w:type="dxa" w:w="120"/>
+              <w:bottom w:type="dxa" w:w="80"/>
+              <w:right w:type="dxa" w:w="120"/>
+            </w:tcMar>
+          </w:tcPr>
+          <w:p>
+            <w:pPr>
+              <w:spacing w:after="300"/>
+            </w:pPr>
+            <w:r>
+              <w:t xml:space="preserve"/>
+            </w:r>
+          </w:p>
+        </w:tc>
+        <w:tc>
+          <w:tcPr>
+            <w:tcW w:type="dxa" w:w="2410"/>
+            <w:tcBorders>
+              <w:top w:val="single" w:color="AAAAAA" w:sz="4"/>
+              <w:left w:val="single" w:color="AAAAAA" w:sz="4"/>
+              <w:bottom w:val="single" w:color="AAAAAA" w:sz="4"/>
+              <w:right w:val="single" w:color="AAAAAA" w:sz="4"/>
+            </w:tcBorders>
+            <w:tcMar>
+              <w:top w:type="dxa" w:w="80"/>
+              <w:left w:type="dxa" w:w="120"/>
+              <w:bottom w:type="dxa" w:w="80"/>
+              <w:right w:type="dxa" w:w="120"/>
+            </w:tcMar>
+          </w:tcPr>
+          <w:p>
+            <w:pPr>
+              <w:spacing w:after="300"/>
+            </w:pPr>
+            <w:r>
+              <w:t xml:space="preserve"/>
+            </w:r>
+          </w:p>
+        </w:tc>
+        <w:tc>
+          <w:tcPr>
+            <w:tcW w:type="dxa" w:w="2409"/>
+            <w:tcBorders>
+              <w:top w:val="single" w:color="AAAAAA" w:sz="4"/>
+              <w:left w:val="single" w:color="AAAAAA" w:sz="4"/>
+              <w:bottom w:val="single" w:color="AAAAAA" w:sz="4"/>
+              <w:right w:val="single" w:color="AAAAAA" w:sz="4"/>
+            </w:tcBorders>
+            <w:tcMar>
+              <w:top w:type="dxa" w:w="80"/>
+              <w:left w:type="dxa" w:w="120"/>
+              <w:bottom w:type="dxa" w:w="80"/>
+              <w:right w:type="dxa" w:w="120"/>
+            </w:tcMar>
+          </w:tcPr>
+          <w:p>
+            <w:pPr>
+              <w:spacing w:after="300"/>
+            </w:pPr>
+            <w:r>
+              <w:t xml:space="preserve"/>
+            </w:r>
+          </w:p>
+        </w:tc>
+        <w:tc>
+          <w:tcPr>
+            <w:tcW w:type="dxa" w:w="2409"/>
+            <w:tcBorders>
+              <w:top w:val="single" w:color="AAAAAA" w:sz="4"/>
+              <w:left w:val="single" w:color="AAAAAA" w:sz="4"/>
+              <w:bottom w:val="single" w:color="AAAAAA" w:sz="4"/>
+              <w:right w:val="single" w:color="AAAAAA" w:sz="4"/>
+            </w:tcBorders>
+            <w:tcMar>
+              <w:top w:type="dxa" w:w="80"/>
+              <w:left w:type="dxa" w:w="120"/>
+              <w:bottom w:type="dxa" w:w="80"/>
+              <w:right w:type="dxa" w:w="120"/>
+            </w:tcMar>
+          </w:tcPr>
+          <w:p>
+            <w:pPr>
+              <w:spacing w:after="300"/>
+            </w:pPr>
+            <w:r>
+              <w:t xml:space="preserve"/>
+            </w:r>
+          </w:p>
+        </w:tc>
+      </w:tr>
+    </w:tbl>
+    <w:p>
+      <w:pPr>
+        <w:spacing w:after="80"/>
+      </w:pPr>
+      <w:r>
+        <w:t xml:space="preserve"/>
+      </w:r>
+    </w:p>
+    <w:p>
+      <w:pPr>
+        <w:spacing w:after="80"/>
+      </w:pPr>
+      <w:r>
+        <w:rPr>
+          <w:b/>
+          <w:bCs/>
+          <w:sz w:val="20"/>
+          <w:szCs w:val="20"/>
+        </w:rPr>
+        <w:t xml:space="preserve">Passo B — Observe a tabela:</w:t>
+      </w:r>
+    </w:p>
+    <w:p>
+      <w:pPr>
+        <w:spacing w:after="80"/>
+      </w:pPr>
+      <w:r>
+        <w:rPr>
+          <w:sz w:val="20"/>
+          <w:szCs w:val="20"/>
+        </w:rPr>
+        <w:t xml:space="preserve">☐  Há células vazias (NULLs)?          ☐  Há linhas repetidas?</w:t>
+      </w:r>
+    </w:p>
+    <w:p>
+      <w:pPr>
+        <w:spacing w:after="80"/>
+      </w:pPr>
+      <w:r>
+        <w:rPr>
+          <w:b/>
+          <w:bCs/>
+          <w:sz w:val="20"/>
+          <w:szCs w:val="20"/>
+        </w:rPr>
+        <w:t xml:space="preserve">Passo C — Decisão:</w:t>
+      </w:r>
+    </w:p>
+    <w:p>
+      <w:pPr>
+        <w:spacing w:after="80"/>
+      </w:pPr>
+      <w:r>
+        <w:rPr>
+          <w:sz w:val="20"/>
+          <w:szCs w:val="20"/>
+        </w:rPr>
+        <w:t xml:space="preserve">☐  Tudo limpo → ficam 2 tabelas          ☐  Criar tabela associativa: _______________________ → 3 tabelas</w:t>
+      </w:r>
+    </w:p>
+    <w:p>
+      <w:pPr>
+        <w:spacing w:after="80"/>
+      </w:pPr>
+      <w:r>
+        <w:rPr>
+          <w:b/>
+          <w:bCs/>
+          <w:sz w:val="20"/>
+          <w:szCs w:val="20"/>
+        </w:rPr>
+        <w:t xml:space="preserve">Passo D — Regra aplicada: Regra _____</w:t>
+      </w:r>
+    </w:p>
+    <w:p>
+      <w:pPr>
+        <w:spacing w:after="200"/>
+      </w:pPr>
+      <w:r>
+        <w:t xml:space="preserve"/>
+      </w:r>
+    </w:p>
+    <w:p>
+      <w:pPr>
+        <w:shd w:fill="DCE6F1" w:val="clear"/>
+        <w:spacing w:after="80" w:before="200"/>
+      </w:pPr>
+      <w:r>
+        <w:rPr>
+          <w:b/>
+          <w:bCs/>
+          <w:color w:val="1F3864"/>
+          <w:sz w:val="22"/>
+          <w:szCs w:val="22"/>
+        </w:rPr>
+        <w:t xml:space="preserve">  Relação 2:  ________________________________________________________________</w:t>
+      </w:r>
+    </w:p>
+    <w:p>
+      <w:pPr>
+        <w:spacing w:after="80"/>
+      </w:pPr>
+      <w:r>
+        <w:rPr>
+          <w:b/>
+          <w:bCs/>
+          <w:sz w:val="20"/>
+          <w:szCs w:val="20"/>
+        </w:rPr>
+        <w:t xml:space="preserve">Passo A — Tentativa: coloque a FK no lado mais natural e escreva 3 linhas com dados plausíveis.</w:t>
+      </w:r>
+    </w:p>
+    <w:tbl>
+      <w:tblPr>
+        <w:tblW w:type="dxa" w:w="9638"/>
+        <w:tblBorders>
+          <w:top w:val="single" w:color="auto" w:sz="4"/>
+          <w:left w:val="single" w:color="auto" w:sz="4"/>
+          <w:bottom w:val="single" w:color="auto" w:sz="4"/>
+          <w:right w:val="single" w:color="auto" w:sz="4"/>
+          <w:insideH w:val="single" w:color="auto" w:sz="4"/>
+          <w:insideV w:val="single" w:color="auto" w:sz="4"/>
+        </w:tblBorders>
+      </w:tblPr>
+      <w:tblGrid>
+        <w:gridCol w:w="2410"/>
+        <w:gridCol w:w="2410"/>
+        <w:gridCol w:w="2409"/>
+        <w:gridCol w:w="2409"/>
+      </w:tblGrid>
+      <w:tr>
+        <w:trPr>
+          <w:tblHeader/>
+        </w:trPr>
+        <w:tc>
+          <w:tcPr>
+            <w:tcW w:type="dxa" w:w="2410"/>
+            <w:tcBorders>
+              <w:top w:val="single" w:color="AAAAAA" w:sz="4"/>
+              <w:left w:val="single" w:color="AAAAAA" w:sz="4"/>
+              <w:bottom w:val="single" w:color="AAAAAA" w:sz="4"/>
+              <w:right w:val="single" w:color="AAAAAA" w:sz="4"/>
+            </w:tcBorders>
+            <w:shd w:fill="1F3864" w:val="clear"/>
+            <w:tcMar>
+              <w:top w:type="dxa" w:w="80"/>
+              <w:left w:type="dxa" w:w="120"/>
+              <w:bottom w:type="dxa" w:w="80"/>
+              <w:right w:type="dxa" w:w="120"/>
+            </w:tcMar>
+          </w:tcPr>
+          <w:p>
+            <w:r>
+              <w:rPr>
+                <w:b/>
+                <w:bCs/>
+                <w:color w:val="FFFFFF"/>
+                <w:sz w:val="20"/>
+                <w:szCs w:val="20"/>
+              </w:rPr>
+              <w:t xml:space="preserve"/>
+            </w:r>
+          </w:p>
+        </w:tc>
+        <w:tc>
+          <w:tcPr>
+            <w:tcW w:type="dxa" w:w="2410"/>
+            <w:tcBorders>
+              <w:top w:val="single" w:color="AAAAAA" w:sz="4"/>
+              <w:left w:val="single" w:color="AAAAAA" w:sz="4"/>
+              <w:bottom w:val="single" w:color="AAAAAA" w:sz="4"/>
+              <w:right w:val="single" w:color="AAAAAA" w:sz="4"/>
+            </w:tcBorders>
+            <w:shd w:fill="1F3864" w:val="clear"/>
+            <w:tcMar>
+              <w:top w:type="dxa" w:w="80"/>
+              <w:left w:type="dxa" w:w="120"/>
+              <w:bottom w:type="dxa" w:w="80"/>
+              <w:right w:type="dxa" w:w="120"/>
+            </w:tcMar>
+          </w:tcPr>
+          <w:p>
+            <w:r>
+              <w:rPr>
+                <w:b/>
+                <w:bCs/>
+                <w:color w:val="FFFFFF"/>
+                <w:sz w:val="20"/>
+                <w:szCs w:val="20"/>
+              </w:rPr>
+              <w:t xml:space="preserve"/>
+            </w:r>
+          </w:p>
+        </w:tc>
+        <w:tc>
+          <w:tcPr>
+            <w:tcW w:type="dxa" w:w="2409"/>
+            <w:tcBorders>
+              <w:top w:val="single" w:color="AAAAAA" w:sz="4"/>
+              <w:left w:val="single" w:color="AAAAAA" w:sz="4"/>
+              <w:bottom w:val="single" w:color="AAAAAA" w:sz="4"/>
+              <w:right w:val="single" w:color="AAAAAA" w:sz="4"/>
+            </w:tcBorders>
+            <w:shd w:fill="1F3864" w:val="clear"/>
+            <w:tcMar>
+              <w:top w:type="dxa" w:w="80"/>
+              <w:left w:type="dxa" w:w="120"/>
+              <w:bottom w:type="dxa" w:w="80"/>
+              <w:right w:type="dxa" w:w="120"/>
+            </w:tcMar>
+          </w:tcPr>
+          <w:p>
+            <w:r>
+              <w:rPr>
+                <w:b/>
+                <w:bCs/>
+                <w:color w:val="FFFFFF"/>
+                <w:sz w:val="20"/>
+                <w:szCs w:val="20"/>
+              </w:rPr>
+              <w:t xml:space="preserve"/>
+            </w:r>
+          </w:p>
+        </w:tc>
+        <w:tc>
+          <w:tcPr>
+            <w:tcW w:type="dxa" w:w="2409"/>
+            <w:tcBorders>
+              <w:top w:val="single" w:color="AAAAAA" w:sz="4"/>
+              <w:left w:val="single" w:color="AAAAAA" w:sz="4"/>
+              <w:bottom w:val="single" w:color="AAAAAA" w:sz="4"/>
+              <w:right w:val="single" w:color="AAAAAA" w:sz="4"/>
+            </w:tcBorders>
+            <w:shd w:fill="1F3864" w:val="clear"/>
+            <w:tcMar>
+              <w:top w:type="dxa" w:w="80"/>
+              <w:left w:type="dxa" w:w="120"/>
+              <w:bottom w:type="dxa" w:w="80"/>
+              <w:right w:type="dxa" w:w="120"/>
+            </w:tcMar>
+          </w:tcPr>
+          <w:p>
+            <w:r>
+              <w:rPr>
+                <w:b/>
+                <w:bCs/>
+                <w:color w:val="FFFFFF"/>
+                <w:sz w:val="20"/>
+                <w:szCs w:val="20"/>
+              </w:rPr>
               <w:t xml:space="preserve"/>
             </w:r>
           </w:p>
@@ -3325,82 +3610,82 @@
       <w:tr>
         <w:tc>
           <w:tcPr>
-            <w:tcW w:type="dxa" w:w="2400"/>
-            <w:tcBorders>
-              <w:top w:val="single" w:color="AAAAAA" w:sz="4"/>
-              <w:left w:val="single" w:color="AAAAAA" w:sz="4"/>
-              <w:bottom w:val="single" w:color="AAAAAA" w:sz="4"/>
-              <w:right w:val="single" w:color="AAAAAA" w:sz="4"/>
-            </w:tcBorders>
-            <w:tcMar>
-              <w:top w:type="dxa" w:w="80"/>
-              <w:left w:type="dxa" w:w="120"/>
-              <w:bottom w:type="dxa" w:w="80"/>
-              <w:right w:type="dxa" w:w="120"/>
-            </w:tcMar>
-          </w:tcPr>
-          <w:p>
-            <w:pPr>
-              <w:spacing w:after="300"/>
-            </w:pPr>
-            <w:r>
-              <w:t xml:space="preserve"/>
-            </w:r>
-          </w:p>
-        </w:tc>
-        <w:tc>
-          <w:tcPr>
-            <w:tcW w:type="dxa" w:w="3838"/>
-            <w:tcBorders>
-              <w:top w:val="single" w:color="AAAAAA" w:sz="4"/>
-              <w:left w:val="single" w:color="AAAAAA" w:sz="4"/>
-              <w:bottom w:val="single" w:color="AAAAAA" w:sz="4"/>
-              <w:right w:val="single" w:color="AAAAAA" w:sz="4"/>
-            </w:tcBorders>
-            <w:tcMar>
-              <w:top w:type="dxa" w:w="80"/>
-              <w:left w:type="dxa" w:w="120"/>
-              <w:bottom w:type="dxa" w:w="80"/>
-              <w:right w:type="dxa" w:w="120"/>
-            </w:tcMar>
-          </w:tcPr>
-          <w:p>
-            <w:pPr>
-              <w:spacing w:after="300"/>
-            </w:pPr>
-            <w:r>
-              <w:t xml:space="preserve"/>
-            </w:r>
-          </w:p>
-        </w:tc>
-        <w:tc>
-          <w:tcPr>
-            <w:tcW w:type="dxa" w:w="1900"/>
-            <w:tcBorders>
-              <w:top w:val="single" w:color="AAAAAA" w:sz="4"/>
-              <w:left w:val="single" w:color="AAAAAA" w:sz="4"/>
-              <w:bottom w:val="single" w:color="AAAAAA" w:sz="4"/>
-              <w:right w:val="single" w:color="AAAAAA" w:sz="4"/>
-            </w:tcBorders>
-            <w:tcMar>
-              <w:top w:type="dxa" w:w="80"/>
-              <w:left w:type="dxa" w:w="120"/>
-              <w:bottom w:type="dxa" w:w="80"/>
-              <w:right w:type="dxa" w:w="120"/>
-            </w:tcMar>
-          </w:tcPr>
-          <w:p>
-            <w:pPr>
-              <w:spacing w:after="300"/>
-            </w:pPr>
-            <w:r>
-              <w:t xml:space="preserve"/>
-            </w:r>
-          </w:p>
-        </w:tc>
-        <w:tc>
-          <w:tcPr>
-            <w:tcW w:type="dxa" w:w="1500"/>
+            <w:tcW w:type="dxa" w:w="2410"/>
+            <w:tcBorders>
+              <w:top w:val="single" w:color="AAAAAA" w:sz="4"/>
+              <w:left w:val="single" w:color="AAAAAA" w:sz="4"/>
+              <w:bottom w:val="single" w:color="AAAAAA" w:sz="4"/>
+              <w:right w:val="single" w:color="AAAAAA" w:sz="4"/>
+            </w:tcBorders>
+            <w:tcMar>
+              <w:top w:type="dxa" w:w="80"/>
+              <w:left w:type="dxa" w:w="120"/>
+              <w:bottom w:type="dxa" w:w="80"/>
+              <w:right w:type="dxa" w:w="120"/>
+            </w:tcMar>
+          </w:tcPr>
+          <w:p>
+            <w:pPr>
+              <w:spacing w:after="300"/>
+            </w:pPr>
+            <w:r>
+              <w:t xml:space="preserve"/>
+            </w:r>
+          </w:p>
+        </w:tc>
+        <w:tc>
+          <w:tcPr>
+            <w:tcW w:type="dxa" w:w="2410"/>
+            <w:tcBorders>
+              <w:top w:val="single" w:color="AAAAAA" w:sz="4"/>
+              <w:left w:val="single" w:color="AAAAAA" w:sz="4"/>
+              <w:bottom w:val="single" w:color="AAAAAA" w:sz="4"/>
+              <w:right w:val="single" w:color="AAAAAA" w:sz="4"/>
+            </w:tcBorders>
+            <w:tcMar>
+              <w:top w:type="dxa" w:w="80"/>
+              <w:left w:type="dxa" w:w="120"/>
+              <w:bottom w:type="dxa" w:w="80"/>
+              <w:right w:type="dxa" w:w="120"/>
+            </w:tcMar>
+          </w:tcPr>
+          <w:p>
+            <w:pPr>
+              <w:spacing w:after="300"/>
+            </w:pPr>
+            <w:r>
+              <w:t xml:space="preserve"/>
+            </w:r>
+          </w:p>
+        </w:tc>
+        <w:tc>
+          <w:tcPr>
+            <w:tcW w:type="dxa" w:w="2409"/>
+            <w:tcBorders>
+              <w:top w:val="single" w:color="AAAAAA" w:sz="4"/>
+              <w:left w:val="single" w:color="AAAAAA" w:sz="4"/>
+              <w:bottom w:val="single" w:color="AAAAAA" w:sz="4"/>
+              <w:right w:val="single" w:color="AAAAAA" w:sz="4"/>
+            </w:tcBorders>
+            <w:tcMar>
+              <w:top w:type="dxa" w:w="80"/>
+              <w:left w:type="dxa" w:w="120"/>
+              <w:bottom w:type="dxa" w:w="80"/>
+              <w:right w:type="dxa" w:w="120"/>
+            </w:tcMar>
+          </w:tcPr>
+          <w:p>
+            <w:pPr>
+              <w:spacing w:after="300"/>
+            </w:pPr>
+            <w:r>
+              <w:t xml:space="preserve"/>
+            </w:r>
+          </w:p>
+        </w:tc>
+        <w:tc>
+          <w:tcPr>
+            <w:tcW w:type="dxa" w:w="2409"/>
             <w:tcBorders>
               <w:top w:val="single" w:color="AAAAAA" w:sz="4"/>
               <w:left w:val="single" w:color="AAAAAA" w:sz="4"/>
@@ -3427,82 +3712,184 @@
       <w:tr>
         <w:tc>
           <w:tcPr>
-            <w:tcW w:type="dxa" w:w="2400"/>
-            <w:tcBorders>
-              <w:top w:val="single" w:color="AAAAAA" w:sz="4"/>
-              <w:left w:val="single" w:color="AAAAAA" w:sz="4"/>
-              <w:bottom w:val="single" w:color="AAAAAA" w:sz="4"/>
-              <w:right w:val="single" w:color="AAAAAA" w:sz="4"/>
-            </w:tcBorders>
-            <w:tcMar>
-              <w:top w:type="dxa" w:w="80"/>
-              <w:left w:type="dxa" w:w="120"/>
-              <w:bottom w:type="dxa" w:w="80"/>
-              <w:right w:type="dxa" w:w="120"/>
-            </w:tcMar>
-          </w:tcPr>
-          <w:p>
-            <w:pPr>
-              <w:spacing w:after="300"/>
-            </w:pPr>
-            <w:r>
-              <w:t xml:space="preserve"/>
-            </w:r>
-          </w:p>
-        </w:tc>
-        <w:tc>
-          <w:tcPr>
-            <w:tcW w:type="dxa" w:w="3838"/>
-            <w:tcBorders>
-              <w:top w:val="single" w:color="AAAAAA" w:sz="4"/>
-              <w:left w:val="single" w:color="AAAAAA" w:sz="4"/>
-              <w:bottom w:val="single" w:color="AAAAAA" w:sz="4"/>
-              <w:right w:val="single" w:color="AAAAAA" w:sz="4"/>
-            </w:tcBorders>
-            <w:tcMar>
-              <w:top w:type="dxa" w:w="80"/>
-              <w:left w:type="dxa" w:w="120"/>
-              <w:bottom w:type="dxa" w:w="80"/>
-              <w:right w:type="dxa" w:w="120"/>
-            </w:tcMar>
-          </w:tcPr>
-          <w:p>
-            <w:pPr>
-              <w:spacing w:after="300"/>
-            </w:pPr>
-            <w:r>
-              <w:t xml:space="preserve"/>
-            </w:r>
-          </w:p>
-        </w:tc>
-        <w:tc>
-          <w:tcPr>
-            <w:tcW w:type="dxa" w:w="1900"/>
-            <w:tcBorders>
-              <w:top w:val="single" w:color="AAAAAA" w:sz="4"/>
-              <w:left w:val="single" w:color="AAAAAA" w:sz="4"/>
-              <w:bottom w:val="single" w:color="AAAAAA" w:sz="4"/>
-              <w:right w:val="single" w:color="AAAAAA" w:sz="4"/>
-            </w:tcBorders>
-            <w:tcMar>
-              <w:top w:type="dxa" w:w="80"/>
-              <w:left w:type="dxa" w:w="120"/>
-              <w:bottom w:type="dxa" w:w="80"/>
-              <w:right w:type="dxa" w:w="120"/>
-            </w:tcMar>
-          </w:tcPr>
-          <w:p>
-            <w:pPr>
-              <w:spacing w:after="300"/>
-            </w:pPr>
-            <w:r>
-              <w:t xml:space="preserve"/>
-            </w:r>
-          </w:p>
-        </w:tc>
-        <w:tc>
-          <w:tcPr>
-            <w:tcW w:type="dxa" w:w="1500"/>
+            <w:tcW w:type="dxa" w:w="2410"/>
+            <w:tcBorders>
+              <w:top w:val="single" w:color="AAAAAA" w:sz="4"/>
+              <w:left w:val="single" w:color="AAAAAA" w:sz="4"/>
+              <w:bottom w:val="single" w:color="AAAAAA" w:sz="4"/>
+              <w:right w:val="single" w:color="AAAAAA" w:sz="4"/>
+            </w:tcBorders>
+            <w:tcMar>
+              <w:top w:type="dxa" w:w="80"/>
+              <w:left w:type="dxa" w:w="120"/>
+              <w:bottom w:type="dxa" w:w="80"/>
+              <w:right w:type="dxa" w:w="120"/>
+            </w:tcMar>
+          </w:tcPr>
+          <w:p>
+            <w:pPr>
+              <w:spacing w:after="300"/>
+            </w:pPr>
+            <w:r>
+              <w:t xml:space="preserve"/>
+            </w:r>
+          </w:p>
+        </w:tc>
+        <w:tc>
+          <w:tcPr>
+            <w:tcW w:type="dxa" w:w="2410"/>
+            <w:tcBorders>
+              <w:top w:val="single" w:color="AAAAAA" w:sz="4"/>
+              <w:left w:val="single" w:color="AAAAAA" w:sz="4"/>
+              <w:bottom w:val="single" w:color="AAAAAA" w:sz="4"/>
+              <w:right w:val="single" w:color="AAAAAA" w:sz="4"/>
+            </w:tcBorders>
+            <w:tcMar>
+              <w:top w:type="dxa" w:w="80"/>
+              <w:left w:type="dxa" w:w="120"/>
+              <w:bottom w:type="dxa" w:w="80"/>
+              <w:right w:type="dxa" w:w="120"/>
+            </w:tcMar>
+          </w:tcPr>
+          <w:p>
+            <w:pPr>
+              <w:spacing w:after="300"/>
+            </w:pPr>
+            <w:r>
+              <w:t xml:space="preserve"/>
+            </w:r>
+          </w:p>
+        </w:tc>
+        <w:tc>
+          <w:tcPr>
+            <w:tcW w:type="dxa" w:w="2409"/>
+            <w:tcBorders>
+              <w:top w:val="single" w:color="AAAAAA" w:sz="4"/>
+              <w:left w:val="single" w:color="AAAAAA" w:sz="4"/>
+              <w:bottom w:val="single" w:color="AAAAAA" w:sz="4"/>
+              <w:right w:val="single" w:color="AAAAAA" w:sz="4"/>
+            </w:tcBorders>
+            <w:tcMar>
+              <w:top w:type="dxa" w:w="80"/>
+              <w:left w:type="dxa" w:w="120"/>
+              <w:bottom w:type="dxa" w:w="80"/>
+              <w:right w:type="dxa" w:w="120"/>
+            </w:tcMar>
+          </w:tcPr>
+          <w:p>
+            <w:pPr>
+              <w:spacing w:after="300"/>
+            </w:pPr>
+            <w:r>
+              <w:t xml:space="preserve"/>
+            </w:r>
+          </w:p>
+        </w:tc>
+        <w:tc>
+          <w:tcPr>
+            <w:tcW w:type="dxa" w:w="2409"/>
+            <w:tcBorders>
+              <w:top w:val="single" w:color="AAAAAA" w:sz="4"/>
+              <w:left w:val="single" w:color="AAAAAA" w:sz="4"/>
+              <w:bottom w:val="single" w:color="AAAAAA" w:sz="4"/>
+              <w:right w:val="single" w:color="AAAAAA" w:sz="4"/>
+            </w:tcBorders>
+            <w:tcMar>
+              <w:top w:type="dxa" w:w="80"/>
+              <w:left w:type="dxa" w:w="120"/>
+              <w:bottom w:type="dxa" w:w="80"/>
+              <w:right w:type="dxa" w:w="120"/>
+            </w:tcMar>
+          </w:tcPr>
+          <w:p>
+            <w:pPr>
+              <w:spacing w:after="300"/>
+            </w:pPr>
+            <w:r>
+              <w:t xml:space="preserve"/>
+            </w:r>
+          </w:p>
+        </w:tc>
+      </w:tr>
+      <w:tr>
+        <w:tc>
+          <w:tcPr>
+            <w:tcW w:type="dxa" w:w="2410"/>
+            <w:tcBorders>
+              <w:top w:val="single" w:color="AAAAAA" w:sz="4"/>
+              <w:left w:val="single" w:color="AAAAAA" w:sz="4"/>
+              <w:bottom w:val="single" w:color="AAAAAA" w:sz="4"/>
+              <w:right w:val="single" w:color="AAAAAA" w:sz="4"/>
+            </w:tcBorders>
+            <w:tcMar>
+              <w:top w:type="dxa" w:w="80"/>
+              <w:left w:type="dxa" w:w="120"/>
+              <w:bottom w:type="dxa" w:w="80"/>
+              <w:right w:type="dxa" w:w="120"/>
+            </w:tcMar>
+          </w:tcPr>
+          <w:p>
+            <w:pPr>
+              <w:spacing w:after="300"/>
+            </w:pPr>
+            <w:r>
+              <w:t xml:space="preserve"/>
+            </w:r>
+          </w:p>
+        </w:tc>
+        <w:tc>
+          <w:tcPr>
+            <w:tcW w:type="dxa" w:w="2410"/>
+            <w:tcBorders>
+              <w:top w:val="single" w:color="AAAAAA" w:sz="4"/>
+              <w:left w:val="single" w:color="AAAAAA" w:sz="4"/>
+              <w:bottom w:val="single" w:color="AAAAAA" w:sz="4"/>
+              <w:right w:val="single" w:color="AAAAAA" w:sz="4"/>
+            </w:tcBorders>
+            <w:tcMar>
+              <w:top w:type="dxa" w:w="80"/>
+              <w:left w:type="dxa" w:w="120"/>
+              <w:bottom w:type="dxa" w:w="80"/>
+              <w:right w:type="dxa" w:w="120"/>
+            </w:tcMar>
+          </w:tcPr>
+          <w:p>
+            <w:pPr>
+              <w:spacing w:after="300"/>
+            </w:pPr>
+            <w:r>
+              <w:t xml:space="preserve"/>
+            </w:r>
+          </w:p>
+        </w:tc>
+        <w:tc>
+          <w:tcPr>
+            <w:tcW w:type="dxa" w:w="2409"/>
+            <w:tcBorders>
+              <w:top w:val="single" w:color="AAAAAA" w:sz="4"/>
+              <w:left w:val="single" w:color="AAAAAA" w:sz="4"/>
+              <w:bottom w:val="single" w:color="AAAAAA" w:sz="4"/>
+              <w:right w:val="single" w:color="AAAAAA" w:sz="4"/>
+            </w:tcBorders>
+            <w:tcMar>
+              <w:top w:type="dxa" w:w="80"/>
+              <w:left w:type="dxa" w:w="120"/>
+              <w:bottom w:type="dxa" w:w="80"/>
+              <w:right w:type="dxa" w:w="120"/>
+            </w:tcMar>
+          </w:tcPr>
+          <w:p>
+            <w:pPr>
+              <w:spacing w:after="300"/>
+            </w:pPr>
+            <w:r>
+              <w:t xml:space="preserve"/>
+            </w:r>
+          </w:p>
+        </w:tc>
+        <w:tc>
+          <w:tcPr>
+            <w:tcW w:type="dxa" w:w="2409"/>
             <w:tcBorders>
               <w:top w:val="single" w:color="AAAAAA" w:sz="4"/>
               <w:left w:val="single" w:color="AAAAAA" w:sz="4"/>
@@ -3527,6 +3914,642 @@
         </w:tc>
       </w:tr>
     </w:tbl>
+    <w:p>
+      <w:pPr>
+        <w:spacing w:after="80"/>
+      </w:pPr>
+      <w:r>
+        <w:t xml:space="preserve"/>
+      </w:r>
+    </w:p>
+    <w:p>
+      <w:pPr>
+        <w:spacing w:after="80"/>
+      </w:pPr>
+      <w:r>
+        <w:rPr>
+          <w:b/>
+          <w:bCs/>
+          <w:sz w:val="20"/>
+          <w:szCs w:val="20"/>
+        </w:rPr>
+        <w:t xml:space="preserve">Passo B — Observe a tabela:</w:t>
+      </w:r>
+    </w:p>
+    <w:p>
+      <w:pPr>
+        <w:spacing w:after="80"/>
+      </w:pPr>
+      <w:r>
+        <w:rPr>
+          <w:sz w:val="20"/>
+          <w:szCs w:val="20"/>
+        </w:rPr>
+        <w:t xml:space="preserve">☐  Há células vazias (NULLs)?          ☐  Há linhas repetidas?</w:t>
+      </w:r>
+    </w:p>
+    <w:p>
+      <w:pPr>
+        <w:spacing w:after="80"/>
+      </w:pPr>
+      <w:r>
+        <w:rPr>
+          <w:b/>
+          <w:bCs/>
+          <w:sz w:val="20"/>
+          <w:szCs w:val="20"/>
+        </w:rPr>
+        <w:t xml:space="preserve">Passo C — Decisão:</w:t>
+      </w:r>
+    </w:p>
+    <w:p>
+      <w:pPr>
+        <w:spacing w:after="80"/>
+      </w:pPr>
+      <w:r>
+        <w:rPr>
+          <w:sz w:val="20"/>
+          <w:szCs w:val="20"/>
+        </w:rPr>
+        <w:t xml:space="preserve">☐  Tudo limpo → ficam 2 tabelas          ☐  Criar tabela associativa: _______________________ → 3 tabelas</w:t>
+      </w:r>
+    </w:p>
+    <w:p>
+      <w:pPr>
+        <w:spacing w:after="80"/>
+      </w:pPr>
+      <w:r>
+        <w:rPr>
+          <w:b/>
+          <w:bCs/>
+          <w:sz w:val="20"/>
+          <w:szCs w:val="20"/>
+        </w:rPr>
+        <w:t xml:space="preserve">Passo D — Regra aplicada: Regra _____</w:t>
+      </w:r>
+    </w:p>
+    <w:p>
+      <w:pPr>
+        <w:spacing w:after="200"/>
+      </w:pPr>
+      <w:r>
+        <w:t xml:space="preserve"/>
+      </w:r>
+    </w:p>
+    <w:p>
+      <w:pPr>
+        <w:shd w:fill="DCE6F1" w:val="clear"/>
+        <w:spacing w:after="80" w:before="200"/>
+      </w:pPr>
+      <w:r>
+        <w:rPr>
+          <w:b/>
+          <w:bCs/>
+          <w:color w:val="1F3864"/>
+          <w:sz w:val="22"/>
+          <w:szCs w:val="22"/>
+        </w:rPr>
+        <w:t xml:space="preserve">  Relação 3:  ________________________________________________________________</w:t>
+      </w:r>
+    </w:p>
+    <w:p>
+      <w:pPr>
+        <w:spacing w:after="80"/>
+      </w:pPr>
+      <w:r>
+        <w:rPr>
+          <w:b/>
+          <w:bCs/>
+          <w:sz w:val="20"/>
+          <w:szCs w:val="20"/>
+        </w:rPr>
+        <w:t xml:space="preserve">Passo A — Tentativa: coloque a FK no lado mais natural e escreva 3 linhas com dados plausíveis.</w:t>
+      </w:r>
+    </w:p>
+    <w:tbl>
+      <w:tblPr>
+        <w:tblW w:type="dxa" w:w="9638"/>
+        <w:tblBorders>
+          <w:top w:val="single" w:color="auto" w:sz="4"/>
+          <w:left w:val="single" w:color="auto" w:sz="4"/>
+          <w:bottom w:val="single" w:color="auto" w:sz="4"/>
+          <w:right w:val="single" w:color="auto" w:sz="4"/>
+          <w:insideH w:val="single" w:color="auto" w:sz="4"/>
+          <w:insideV w:val="single" w:color="auto" w:sz="4"/>
+        </w:tblBorders>
+      </w:tblPr>
+      <w:tblGrid>
+        <w:gridCol w:w="2410"/>
+        <w:gridCol w:w="2410"/>
+        <w:gridCol w:w="2409"/>
+        <w:gridCol w:w="2409"/>
+      </w:tblGrid>
+      <w:tr>
+        <w:trPr>
+          <w:tblHeader/>
+        </w:trPr>
+        <w:tc>
+          <w:tcPr>
+            <w:tcW w:type="dxa" w:w="2410"/>
+            <w:tcBorders>
+              <w:top w:val="single" w:color="AAAAAA" w:sz="4"/>
+              <w:left w:val="single" w:color="AAAAAA" w:sz="4"/>
+              <w:bottom w:val="single" w:color="AAAAAA" w:sz="4"/>
+              <w:right w:val="single" w:color="AAAAAA" w:sz="4"/>
+            </w:tcBorders>
+            <w:shd w:fill="1F3864" w:val="clear"/>
+            <w:tcMar>
+              <w:top w:type="dxa" w:w="80"/>
+              <w:left w:type="dxa" w:w="120"/>
+              <w:bottom w:type="dxa" w:w="80"/>
+              <w:right w:type="dxa" w:w="120"/>
+            </w:tcMar>
+          </w:tcPr>
+          <w:p>
+            <w:r>
+              <w:rPr>
+                <w:b/>
+                <w:bCs/>
+                <w:color w:val="FFFFFF"/>
+                <w:sz w:val="20"/>
+                <w:szCs w:val="20"/>
+              </w:rPr>
+              <w:t xml:space="preserve"/>
+            </w:r>
+          </w:p>
+        </w:tc>
+        <w:tc>
+          <w:tcPr>
+            <w:tcW w:type="dxa" w:w="2410"/>
+            <w:tcBorders>
+              <w:top w:val="single" w:color="AAAAAA" w:sz="4"/>
+              <w:left w:val="single" w:color="AAAAAA" w:sz="4"/>
+              <w:bottom w:val="single" w:color="AAAAAA" w:sz="4"/>
+              <w:right w:val="single" w:color="AAAAAA" w:sz="4"/>
+            </w:tcBorders>
+            <w:shd w:fill="1F3864" w:val="clear"/>
+            <w:tcMar>
+              <w:top w:type="dxa" w:w="80"/>
+              <w:left w:type="dxa" w:w="120"/>
+              <w:bottom w:type="dxa" w:w="80"/>
+              <w:right w:type="dxa" w:w="120"/>
+            </w:tcMar>
+          </w:tcPr>
+          <w:p>
+            <w:r>
+              <w:rPr>
+                <w:b/>
+                <w:bCs/>
+                <w:color w:val="FFFFFF"/>
+                <w:sz w:val="20"/>
+                <w:szCs w:val="20"/>
+              </w:rPr>
+              <w:t xml:space="preserve"/>
+            </w:r>
+          </w:p>
+        </w:tc>
+        <w:tc>
+          <w:tcPr>
+            <w:tcW w:type="dxa" w:w="2409"/>
+            <w:tcBorders>
+              <w:top w:val="single" w:color="AAAAAA" w:sz="4"/>
+              <w:left w:val="single" w:color="AAAAAA" w:sz="4"/>
+              <w:bottom w:val="single" w:color="AAAAAA" w:sz="4"/>
+              <w:right w:val="single" w:color="AAAAAA" w:sz="4"/>
+            </w:tcBorders>
+            <w:shd w:fill="1F3864" w:val="clear"/>
+            <w:tcMar>
+              <w:top w:type="dxa" w:w="80"/>
+              <w:left w:type="dxa" w:w="120"/>
+              <w:bottom w:type="dxa" w:w="80"/>
+              <w:right w:type="dxa" w:w="120"/>
+            </w:tcMar>
+          </w:tcPr>
+          <w:p>
+            <w:r>
+              <w:rPr>
+                <w:b/>
+                <w:bCs/>
+                <w:color w:val="FFFFFF"/>
+                <w:sz w:val="20"/>
+                <w:szCs w:val="20"/>
+              </w:rPr>
+              <w:t xml:space="preserve"/>
+            </w:r>
+          </w:p>
+        </w:tc>
+        <w:tc>
+          <w:tcPr>
+            <w:tcW w:type="dxa" w:w="2409"/>
+            <w:tcBorders>
+              <w:top w:val="single" w:color="AAAAAA" w:sz="4"/>
+              <w:left w:val="single" w:color="AAAAAA" w:sz="4"/>
+              <w:bottom w:val="single" w:color="AAAAAA" w:sz="4"/>
+              <w:right w:val="single" w:color="AAAAAA" w:sz="4"/>
+            </w:tcBorders>
+            <w:shd w:fill="1F3864" w:val="clear"/>
+            <w:tcMar>
+              <w:top w:type="dxa" w:w="80"/>
+              <w:left w:type="dxa" w:w="120"/>
+              <w:bottom w:type="dxa" w:w="80"/>
+              <w:right w:type="dxa" w:w="120"/>
+            </w:tcMar>
+          </w:tcPr>
+          <w:p>
+            <w:r>
+              <w:rPr>
+                <w:b/>
+                <w:bCs/>
+                <w:color w:val="FFFFFF"/>
+                <w:sz w:val="20"/>
+                <w:szCs w:val="20"/>
+              </w:rPr>
+              <w:t xml:space="preserve"/>
+            </w:r>
+          </w:p>
+        </w:tc>
+      </w:tr>
+      <w:tr>
+        <w:tc>
+          <w:tcPr>
+            <w:tcW w:type="dxa" w:w="2410"/>
+            <w:tcBorders>
+              <w:top w:val="single" w:color="AAAAAA" w:sz="4"/>
+              <w:left w:val="single" w:color="AAAAAA" w:sz="4"/>
+              <w:bottom w:val="single" w:color="AAAAAA" w:sz="4"/>
+              <w:right w:val="single" w:color="AAAAAA" w:sz="4"/>
+            </w:tcBorders>
+            <w:tcMar>
+              <w:top w:type="dxa" w:w="80"/>
+              <w:left w:type="dxa" w:w="120"/>
+              <w:bottom w:type="dxa" w:w="80"/>
+              <w:right w:type="dxa" w:w="120"/>
+            </w:tcMar>
+          </w:tcPr>
+          <w:p>
+            <w:pPr>
+              <w:spacing w:after="300"/>
+            </w:pPr>
+            <w:r>
+              <w:t xml:space="preserve"/>
+            </w:r>
+          </w:p>
+        </w:tc>
+        <w:tc>
+          <w:tcPr>
+            <w:tcW w:type="dxa" w:w="2410"/>
+            <w:tcBorders>
+              <w:top w:val="single" w:color="AAAAAA" w:sz="4"/>
+              <w:left w:val="single" w:color="AAAAAA" w:sz="4"/>
+              <w:bottom w:val="single" w:color="AAAAAA" w:sz="4"/>
+              <w:right w:val="single" w:color="AAAAAA" w:sz="4"/>
+            </w:tcBorders>
+            <w:tcMar>
+              <w:top w:type="dxa" w:w="80"/>
+              <w:left w:type="dxa" w:w="120"/>
+              <w:bottom w:type="dxa" w:w="80"/>
+              <w:right w:type="dxa" w:w="120"/>
+            </w:tcMar>
+          </w:tcPr>
+          <w:p>
+            <w:pPr>
+              <w:spacing w:after="300"/>
+            </w:pPr>
+            <w:r>
+              <w:t xml:space="preserve"/>
+            </w:r>
+          </w:p>
+        </w:tc>
+        <w:tc>
+          <w:tcPr>
+            <w:tcW w:type="dxa" w:w="2409"/>
+            <w:tcBorders>
+              <w:top w:val="single" w:color="AAAAAA" w:sz="4"/>
+              <w:left w:val="single" w:color="AAAAAA" w:sz="4"/>
+              <w:bottom w:val="single" w:color="AAAAAA" w:sz="4"/>
+              <w:right w:val="single" w:color="AAAAAA" w:sz="4"/>
+            </w:tcBorders>
+            <w:tcMar>
+              <w:top w:type="dxa" w:w="80"/>
+              <w:left w:type="dxa" w:w="120"/>
+              <w:bottom w:type="dxa" w:w="80"/>
+              <w:right w:type="dxa" w:w="120"/>
+            </w:tcMar>
+          </w:tcPr>
+          <w:p>
+            <w:pPr>
+              <w:spacing w:after="300"/>
+            </w:pPr>
+            <w:r>
+              <w:t xml:space="preserve"/>
+            </w:r>
+          </w:p>
+        </w:tc>
+        <w:tc>
+          <w:tcPr>
+            <w:tcW w:type="dxa" w:w="2409"/>
+            <w:tcBorders>
+              <w:top w:val="single" w:color="AAAAAA" w:sz="4"/>
+              <w:left w:val="single" w:color="AAAAAA" w:sz="4"/>
+              <w:bottom w:val="single" w:color="AAAAAA" w:sz="4"/>
+              <w:right w:val="single" w:color="AAAAAA" w:sz="4"/>
+            </w:tcBorders>
+            <w:tcMar>
+              <w:top w:type="dxa" w:w="80"/>
+              <w:left w:type="dxa" w:w="120"/>
+              <w:bottom w:type="dxa" w:w="80"/>
+              <w:right w:type="dxa" w:w="120"/>
+            </w:tcMar>
+          </w:tcPr>
+          <w:p>
+            <w:pPr>
+              <w:spacing w:after="300"/>
+            </w:pPr>
+            <w:r>
+              <w:t xml:space="preserve"/>
+            </w:r>
+          </w:p>
+        </w:tc>
+      </w:tr>
+      <w:tr>
+        <w:tc>
+          <w:tcPr>
+            <w:tcW w:type="dxa" w:w="2410"/>
+            <w:tcBorders>
+              <w:top w:val="single" w:color="AAAAAA" w:sz="4"/>
+              <w:left w:val="single" w:color="AAAAAA" w:sz="4"/>
+              <w:bottom w:val="single" w:color="AAAAAA" w:sz="4"/>
+              <w:right w:val="single" w:color="AAAAAA" w:sz="4"/>
+            </w:tcBorders>
+            <w:tcMar>
+              <w:top w:type="dxa" w:w="80"/>
+              <w:left w:type="dxa" w:w="120"/>
+              <w:bottom w:type="dxa" w:w="80"/>
+              <w:right w:type="dxa" w:w="120"/>
+            </w:tcMar>
+          </w:tcPr>
+          <w:p>
+            <w:pPr>
+              <w:spacing w:after="300"/>
+            </w:pPr>
+            <w:r>
+              <w:t xml:space="preserve"/>
+            </w:r>
+          </w:p>
+        </w:tc>
+        <w:tc>
+          <w:tcPr>
+            <w:tcW w:type="dxa" w:w="2410"/>
+            <w:tcBorders>
+              <w:top w:val="single" w:color="AAAAAA" w:sz="4"/>
+              <w:left w:val="single" w:color="AAAAAA" w:sz="4"/>
+              <w:bottom w:val="single" w:color="AAAAAA" w:sz="4"/>
+              <w:right w:val="single" w:color="AAAAAA" w:sz="4"/>
+            </w:tcBorders>
+            <w:tcMar>
+              <w:top w:type="dxa" w:w="80"/>
+              <w:left w:type="dxa" w:w="120"/>
+              <w:bottom w:type="dxa" w:w="80"/>
+              <w:right w:type="dxa" w:w="120"/>
+            </w:tcMar>
+          </w:tcPr>
+          <w:p>
+            <w:pPr>
+              <w:spacing w:after="300"/>
+            </w:pPr>
+            <w:r>
+              <w:t xml:space="preserve"/>
+            </w:r>
+          </w:p>
+        </w:tc>
+        <w:tc>
+          <w:tcPr>
+            <w:tcW w:type="dxa" w:w="2409"/>
+            <w:tcBorders>
+              <w:top w:val="single" w:color="AAAAAA" w:sz="4"/>
+              <w:left w:val="single" w:color="AAAAAA" w:sz="4"/>
+              <w:bottom w:val="single" w:color="AAAAAA" w:sz="4"/>
+              <w:right w:val="single" w:color="AAAAAA" w:sz="4"/>
+            </w:tcBorders>
+            <w:tcMar>
+              <w:top w:type="dxa" w:w="80"/>
+              <w:left w:type="dxa" w:w="120"/>
+              <w:bottom w:type="dxa" w:w="80"/>
+              <w:right w:type="dxa" w:w="120"/>
+            </w:tcMar>
+          </w:tcPr>
+          <w:p>
+            <w:pPr>
+              <w:spacing w:after="300"/>
+            </w:pPr>
+            <w:r>
+              <w:t xml:space="preserve"/>
+            </w:r>
+          </w:p>
+        </w:tc>
+        <w:tc>
+          <w:tcPr>
+            <w:tcW w:type="dxa" w:w="2409"/>
+            <w:tcBorders>
+              <w:top w:val="single" w:color="AAAAAA" w:sz="4"/>
+              <w:left w:val="single" w:color="AAAAAA" w:sz="4"/>
+              <w:bottom w:val="single" w:color="AAAAAA" w:sz="4"/>
+              <w:right w:val="single" w:color="AAAAAA" w:sz="4"/>
+            </w:tcBorders>
+            <w:tcMar>
+              <w:top w:type="dxa" w:w="80"/>
+              <w:left w:type="dxa" w:w="120"/>
+              <w:bottom w:type="dxa" w:w="80"/>
+              <w:right w:type="dxa" w:w="120"/>
+            </w:tcMar>
+          </w:tcPr>
+          <w:p>
+            <w:pPr>
+              <w:spacing w:after="300"/>
+            </w:pPr>
+            <w:r>
+              <w:t xml:space="preserve"/>
+            </w:r>
+          </w:p>
+        </w:tc>
+      </w:tr>
+      <w:tr>
+        <w:tc>
+          <w:tcPr>
+            <w:tcW w:type="dxa" w:w="2410"/>
+            <w:tcBorders>
+              <w:top w:val="single" w:color="AAAAAA" w:sz="4"/>
+              <w:left w:val="single" w:color="AAAAAA" w:sz="4"/>
+              <w:bottom w:val="single" w:color="AAAAAA" w:sz="4"/>
+              <w:right w:val="single" w:color="AAAAAA" w:sz="4"/>
+            </w:tcBorders>
+            <w:tcMar>
+              <w:top w:type="dxa" w:w="80"/>
+              <w:left w:type="dxa" w:w="120"/>
+              <w:bottom w:type="dxa" w:w="80"/>
+              <w:right w:type="dxa" w:w="120"/>
+            </w:tcMar>
+          </w:tcPr>
+          <w:p>
+            <w:pPr>
+              <w:spacing w:after="300"/>
+            </w:pPr>
+            <w:r>
+              <w:t xml:space="preserve"/>
+            </w:r>
+          </w:p>
+        </w:tc>
+        <w:tc>
+          <w:tcPr>
+            <w:tcW w:type="dxa" w:w="2410"/>
+            <w:tcBorders>
+              <w:top w:val="single" w:color="AAAAAA" w:sz="4"/>
+              <w:left w:val="single" w:color="AAAAAA" w:sz="4"/>
+              <w:bottom w:val="single" w:color="AAAAAA" w:sz="4"/>
+              <w:right w:val="single" w:color="AAAAAA" w:sz="4"/>
+            </w:tcBorders>
+            <w:tcMar>
+              <w:top w:type="dxa" w:w="80"/>
+              <w:left w:type="dxa" w:w="120"/>
+              <w:bottom w:type="dxa" w:w="80"/>
+              <w:right w:type="dxa" w:w="120"/>
+            </w:tcMar>
+          </w:tcPr>
+          <w:p>
+            <w:pPr>
+              <w:spacing w:after="300"/>
+            </w:pPr>
+            <w:r>
+              <w:t xml:space="preserve"/>
+            </w:r>
+          </w:p>
+        </w:tc>
+        <w:tc>
+          <w:tcPr>
+            <w:tcW w:type="dxa" w:w="2409"/>
+            <w:tcBorders>
+              <w:top w:val="single" w:color="AAAAAA" w:sz="4"/>
+              <w:left w:val="single" w:color="AAAAAA" w:sz="4"/>
+              <w:bottom w:val="single" w:color="AAAAAA" w:sz="4"/>
+              <w:right w:val="single" w:color="AAAAAA" w:sz="4"/>
+            </w:tcBorders>
+            <w:tcMar>
+              <w:top w:type="dxa" w:w="80"/>
+              <w:left w:type="dxa" w:w="120"/>
+              <w:bottom w:type="dxa" w:w="80"/>
+              <w:right w:type="dxa" w:w="120"/>
+            </w:tcMar>
+          </w:tcPr>
+          <w:p>
+            <w:pPr>
+              <w:spacing w:after="300"/>
+            </w:pPr>
+            <w:r>
+              <w:t xml:space="preserve"/>
+            </w:r>
+          </w:p>
+        </w:tc>
+        <w:tc>
+          <w:tcPr>
+            <w:tcW w:type="dxa" w:w="2409"/>
+            <w:tcBorders>
+              <w:top w:val="single" w:color="AAAAAA" w:sz="4"/>
+              <w:left w:val="single" w:color="AAAAAA" w:sz="4"/>
+              <w:bottom w:val="single" w:color="AAAAAA" w:sz="4"/>
+              <w:right w:val="single" w:color="AAAAAA" w:sz="4"/>
+            </w:tcBorders>
+            <w:tcMar>
+              <w:top w:type="dxa" w:w="80"/>
+              <w:left w:type="dxa" w:w="120"/>
+              <w:bottom w:type="dxa" w:w="80"/>
+              <w:right w:type="dxa" w:w="120"/>
+            </w:tcMar>
+          </w:tcPr>
+          <w:p>
+            <w:pPr>
+              <w:spacing w:after="300"/>
+            </w:pPr>
+            <w:r>
+              <w:t xml:space="preserve"/>
+            </w:r>
+          </w:p>
+        </w:tc>
+      </w:tr>
+    </w:tbl>
+    <w:p>
+      <w:pPr>
+        <w:spacing w:after="80"/>
+      </w:pPr>
+      <w:r>
+        <w:t xml:space="preserve"/>
+      </w:r>
+    </w:p>
+    <w:p>
+      <w:pPr>
+        <w:spacing w:after="80"/>
+      </w:pPr>
+      <w:r>
+        <w:rPr>
+          <w:b/>
+          <w:bCs/>
+          <w:sz w:val="20"/>
+          <w:szCs w:val="20"/>
+        </w:rPr>
+        <w:t xml:space="preserve">Passo B — Observe a tabela:</w:t>
+      </w:r>
+    </w:p>
+    <w:p>
+      <w:pPr>
+        <w:spacing w:after="80"/>
+      </w:pPr>
+      <w:r>
+        <w:rPr>
+          <w:sz w:val="20"/>
+          <w:szCs w:val="20"/>
+        </w:rPr>
+        <w:t xml:space="preserve">☐  Há células vazias (NULLs)?          ☐  Há linhas repetidas?</w:t>
+      </w:r>
+    </w:p>
+    <w:p>
+      <w:pPr>
+        <w:spacing w:after="80"/>
+      </w:pPr>
+      <w:r>
+        <w:rPr>
+          <w:b/>
+          <w:bCs/>
+          <w:sz w:val="20"/>
+          <w:szCs w:val="20"/>
+        </w:rPr>
+        <w:t xml:space="preserve">Passo C — Decisão:</w:t>
+      </w:r>
+    </w:p>
+    <w:p>
+      <w:pPr>
+        <w:spacing w:after="80"/>
+      </w:pPr>
+      <w:r>
+        <w:rPr>
+          <w:sz w:val="20"/>
+          <w:szCs w:val="20"/>
+        </w:rPr>
+        <w:t xml:space="preserve">☐  Tudo limpo → ficam 2 tabelas          ☐  Criar tabela associativa: _______________________ → 3 tabelas</w:t>
+      </w:r>
+    </w:p>
+    <w:p>
+      <w:pPr>
+        <w:spacing w:after="80"/>
+      </w:pPr>
+      <w:r>
+        <w:rPr>
+          <w:b/>
+          <w:bCs/>
+          <w:sz w:val="20"/>
+          <w:szCs w:val="20"/>
+        </w:rPr>
+        <w:t xml:space="preserve">Passo D — Regra aplicada: Regra _____</w:t>
+      </w:r>
+    </w:p>
     <w:p>
       <w:pPr>
         <w:spacing w:after="200"/>

--- a/docs/er/worksheets/worksheet-autonomo-2-valencias.docx
+++ b/docs/er/worksheets/worksheet-autonomo-2-valencias.docx
@@ -74,11 +74,17 @@
         </w:tblBorders>
       </w:tblPr>
       <w:tblGrid>
-        <w:gridCol w:w="1930"/>
-        <w:gridCol w:w="1927"/>
-        <w:gridCol w:w="1927"/>
-        <w:gridCol w:w="1927"/>
-        <w:gridCol w:w="1927"/>
+        <w:gridCol w:w="878"/>
+        <w:gridCol w:w="876"/>
+        <w:gridCol w:w="876"/>
+        <w:gridCol w:w="876"/>
+        <w:gridCol w:w="876"/>
+        <w:gridCol w:w="876"/>
+        <w:gridCol w:w="876"/>
+        <w:gridCol w:w="876"/>
+        <w:gridCol w:w="876"/>
+        <w:gridCol w:w="876"/>
+        <w:gridCol w:w="876"/>
       </w:tblGrid>
       <w:tr>
         <w:trPr>
@@ -86,7 +92,7 @@
         </w:trPr>
         <w:tc>
           <w:tcPr>
-            <w:tcW w:type="dxa" w:w="1930"/>
+            <w:tcW w:type="dxa" w:w="878"/>
             <w:tcBorders>
               <w:top w:val="single" w:color="AAAAAA" w:sz="4"/>
               <w:left w:val="single" w:color="AAAAAA" w:sz="4"/>
@@ -107,8 +113,8 @@
                 <w:b/>
                 <w:bCs/>
                 <w:color w:val="FFFFFF"/>
-                <w:sz w:val="20"/>
-                <w:szCs w:val="20"/>
+                <w:sz w:val="14"/>
+                <w:szCs w:val="14"/>
               </w:rPr>
               <w:t xml:space="preserve">Utente</w:t>
             </w:r>
@@ -116,7 +122,7 @@
         </w:tc>
         <w:tc>
           <w:tcPr>
-            <w:tcW w:type="dxa" w:w="1927"/>
+            <w:tcW w:type="dxa" w:w="876"/>
             <w:tcBorders>
               <w:top w:val="single" w:color="AAAAAA" w:sz="4"/>
               <w:left w:val="single" w:color="AAAAAA" w:sz="4"/>
@@ -137,16 +143,16 @@
                 <w:b/>
                 <w:bCs/>
                 <w:color w:val="FFFFFF"/>
-                <w:sz w:val="20"/>
-                <w:szCs w:val="20"/>
-              </w:rPr>
-              <w:t xml:space="preserve">Valência</w:t>
-            </w:r>
-          </w:p>
-        </w:tc>
-        <w:tc>
-          <w:tcPr>
-            <w:tcW w:type="dxa" w:w="1927"/>
+                <w:sz w:val="14"/>
+                <w:szCs w:val="14"/>
+              </w:rPr>
+              <w:t xml:space="preserve">DataNasc</w:t>
+            </w:r>
+          </w:p>
+        </w:tc>
+        <w:tc>
+          <w:tcPr>
+            <w:tcW w:type="dxa" w:w="876"/>
             <w:tcBorders>
               <w:top w:val="single" w:color="AAAAAA" w:sz="4"/>
               <w:left w:val="single" w:color="AAAAAA" w:sz="4"/>
@@ -167,16 +173,16 @@
                 <w:b/>
                 <w:bCs/>
                 <w:color w:val="FFFFFF"/>
-                <w:sz w:val="20"/>
-                <w:szCs w:val="20"/>
-              </w:rPr>
-              <w:t xml:space="preserve">Técnico</w:t>
-            </w:r>
-          </w:p>
-        </w:tc>
-        <w:tc>
-          <w:tcPr>
-            <w:tcW w:type="dxa" w:w="1927"/>
+                <w:sz w:val="14"/>
+                <w:szCs w:val="14"/>
+              </w:rPr>
+              <w:t xml:space="preserve">Valência</w:t>
+            </w:r>
+          </w:p>
+        </w:tc>
+        <w:tc>
+          <w:tcPr>
+            <w:tcW w:type="dxa" w:w="876"/>
             <w:tcBorders>
               <w:top w:val="single" w:color="AAAAAA" w:sz="4"/>
               <w:left w:val="single" w:color="AAAAAA" w:sz="4"/>
@@ -197,16 +203,16 @@
                 <w:b/>
                 <w:bCs/>
                 <w:color w:val="FFFFFF"/>
-                <w:sz w:val="20"/>
-                <w:szCs w:val="20"/>
-              </w:rPr>
-              <w:t xml:space="preserve">Familiar</w:t>
-            </w:r>
-          </w:p>
-        </w:tc>
-        <w:tc>
-          <w:tcPr>
-            <w:tcW w:type="dxa" w:w="1927"/>
+                <w:sz w:val="14"/>
+                <w:szCs w:val="14"/>
+              </w:rPr>
+              <w:t xml:space="preserve">Mensal.</w:t>
+            </w:r>
+          </w:p>
+        </w:tc>
+        <w:tc>
+          <w:tcPr>
+            <w:tcW w:type="dxa" w:w="876"/>
             <w:tcBorders>
               <w:top w:val="single" w:color="AAAAAA" w:sz="4"/>
               <w:left w:val="single" w:color="AAAAAA" w:sz="4"/>
@@ -227,10 +233,190 @@
                 <w:b/>
                 <w:bCs/>
                 <w:color w:val="FFFFFF"/>
-                <w:sz w:val="20"/>
-                <w:szCs w:val="20"/>
-              </w:rPr>
-              <w:t xml:space="preserve">Parentesco</w:t>
+                <w:sz w:val="14"/>
+                <w:szCs w:val="14"/>
+              </w:rPr>
+              <w:t xml:space="preserve">Técnico</w:t>
+            </w:r>
+          </w:p>
+        </w:tc>
+        <w:tc>
+          <w:tcPr>
+            <w:tcW w:type="dxa" w:w="876"/>
+            <w:tcBorders>
+              <w:top w:val="single" w:color="AAAAAA" w:sz="4"/>
+              <w:left w:val="single" w:color="AAAAAA" w:sz="4"/>
+              <w:bottom w:val="single" w:color="AAAAAA" w:sz="4"/>
+              <w:right w:val="single" w:color="AAAAAA" w:sz="4"/>
+            </w:tcBorders>
+            <w:shd w:fill="1F3864" w:val="clear"/>
+            <w:tcMar>
+              <w:top w:type="dxa" w:w="80"/>
+              <w:left w:type="dxa" w:w="120"/>
+              <w:bottom w:type="dxa" w:w="80"/>
+              <w:right w:type="dxa" w:w="120"/>
+            </w:tcMar>
+          </w:tcPr>
+          <w:p>
+            <w:r>
+              <w:rPr>
+                <w:b/>
+                <w:bCs/>
+                <w:color w:val="FFFFFF"/>
+                <w:sz w:val="14"/>
+                <w:szCs w:val="14"/>
+              </w:rPr>
+              <w:t xml:space="preserve">FunçãoTec.</w:t>
+            </w:r>
+          </w:p>
+        </w:tc>
+        <w:tc>
+          <w:tcPr>
+            <w:tcW w:type="dxa" w:w="876"/>
+            <w:tcBorders>
+              <w:top w:val="single" w:color="AAAAAA" w:sz="4"/>
+              <w:left w:val="single" w:color="AAAAAA" w:sz="4"/>
+              <w:bottom w:val="single" w:color="AAAAAA" w:sz="4"/>
+              <w:right w:val="single" w:color="AAAAAA" w:sz="4"/>
+            </w:tcBorders>
+            <w:shd w:fill="1F3864" w:val="clear"/>
+            <w:tcMar>
+              <w:top w:type="dxa" w:w="80"/>
+              <w:left w:type="dxa" w:w="120"/>
+              <w:bottom w:type="dxa" w:w="80"/>
+              <w:right w:type="dxa" w:w="120"/>
+            </w:tcMar>
+          </w:tcPr>
+          <w:p>
+            <w:r>
+              <w:rPr>
+                <w:b/>
+                <w:bCs/>
+                <w:color w:val="FFFFFF"/>
+                <w:sz w:val="14"/>
+                <w:szCs w:val="14"/>
+              </w:rPr>
+              <w:t xml:space="preserve">Familiar</w:t>
+            </w:r>
+          </w:p>
+        </w:tc>
+        <w:tc>
+          <w:tcPr>
+            <w:tcW w:type="dxa" w:w="876"/>
+            <w:tcBorders>
+              <w:top w:val="single" w:color="AAAAAA" w:sz="4"/>
+              <w:left w:val="single" w:color="AAAAAA" w:sz="4"/>
+              <w:bottom w:val="single" w:color="AAAAAA" w:sz="4"/>
+              <w:right w:val="single" w:color="AAAAAA" w:sz="4"/>
+            </w:tcBorders>
+            <w:shd w:fill="1F3864" w:val="clear"/>
+            <w:tcMar>
+              <w:top w:type="dxa" w:w="80"/>
+              <w:left w:type="dxa" w:w="120"/>
+              <w:bottom w:type="dxa" w:w="80"/>
+              <w:right w:type="dxa" w:w="120"/>
+            </w:tcMar>
+          </w:tcPr>
+          <w:p>
+            <w:r>
+              <w:rPr>
+                <w:b/>
+                <w:bCs/>
+                <w:color w:val="FFFFFF"/>
+                <w:sz w:val="14"/>
+                <w:szCs w:val="14"/>
+              </w:rPr>
+              <w:t xml:space="preserve">TelFam.</w:t>
+            </w:r>
+          </w:p>
+        </w:tc>
+        <w:tc>
+          <w:tcPr>
+            <w:tcW w:type="dxa" w:w="876"/>
+            <w:tcBorders>
+              <w:top w:val="single" w:color="AAAAAA" w:sz="4"/>
+              <w:left w:val="single" w:color="AAAAAA" w:sz="4"/>
+              <w:bottom w:val="single" w:color="AAAAAA" w:sz="4"/>
+              <w:right w:val="single" w:color="AAAAAA" w:sz="4"/>
+            </w:tcBorders>
+            <w:shd w:fill="1F3864" w:val="clear"/>
+            <w:tcMar>
+              <w:top w:type="dxa" w:w="80"/>
+              <w:left w:type="dxa" w:w="120"/>
+              <w:bottom w:type="dxa" w:w="80"/>
+              <w:right w:type="dxa" w:w="120"/>
+            </w:tcMar>
+          </w:tcPr>
+          <w:p>
+            <w:r>
+              <w:rPr>
+                <w:b/>
+                <w:bCs/>
+                <w:color w:val="FFFFFF"/>
+                <w:sz w:val="14"/>
+                <w:szCs w:val="14"/>
+              </w:rPr>
+              <w:t xml:space="preserve">Parent.</w:t>
+            </w:r>
+          </w:p>
+        </w:tc>
+        <w:tc>
+          <w:tcPr>
+            <w:tcW w:type="dxa" w:w="876"/>
+            <w:tcBorders>
+              <w:top w:val="single" w:color="AAAAAA" w:sz="4"/>
+              <w:left w:val="single" w:color="AAAAAA" w:sz="4"/>
+              <w:bottom w:val="single" w:color="AAAAAA" w:sz="4"/>
+              <w:right w:val="single" w:color="AAAAAA" w:sz="4"/>
+            </w:tcBorders>
+            <w:shd w:fill="1F3864" w:val="clear"/>
+            <w:tcMar>
+              <w:top w:type="dxa" w:w="80"/>
+              <w:left w:type="dxa" w:w="120"/>
+              <w:bottom w:type="dxa" w:w="80"/>
+              <w:right w:type="dxa" w:w="120"/>
+            </w:tcMar>
+          </w:tcPr>
+          <w:p>
+            <w:r>
+              <w:rPr>
+                <w:b/>
+                <w:bCs/>
+                <w:color w:val="FFFFFF"/>
+                <w:sz w:val="14"/>
+                <w:szCs w:val="14"/>
+              </w:rPr>
+              <w:t xml:space="preserve">DataInscr.</w:t>
+            </w:r>
+          </w:p>
+        </w:tc>
+        <w:tc>
+          <w:tcPr>
+            <w:tcW w:type="dxa" w:w="876"/>
+            <w:tcBorders>
+              <w:top w:val="single" w:color="AAAAAA" w:sz="4"/>
+              <w:left w:val="single" w:color="AAAAAA" w:sz="4"/>
+              <w:bottom w:val="single" w:color="AAAAAA" w:sz="4"/>
+              <w:right w:val="single" w:color="AAAAAA" w:sz="4"/>
+            </w:tcBorders>
+            <w:shd w:fill="1F3864" w:val="clear"/>
+            <w:tcMar>
+              <w:top w:type="dxa" w:w="80"/>
+              <w:left w:type="dxa" w:w="120"/>
+              <w:bottom w:type="dxa" w:w="80"/>
+              <w:right w:type="dxa" w:w="120"/>
+            </w:tcMar>
+          </w:tcPr>
+          <w:p>
+            <w:r>
+              <w:rPr>
+                <w:b/>
+                <w:bCs/>
+                <w:color w:val="FFFFFF"/>
+                <w:sz w:val="14"/>
+                <w:szCs w:val="14"/>
+              </w:rPr>
+              <w:t xml:space="preserve">Estado</w:t>
             </w:r>
           </w:p>
         </w:tc>
@@ -238,25 +424,25 @@
       <w:tr>
         <w:tc>
           <w:tcPr>
-            <w:tcW w:type="dxa" w:w="1930"/>
-            <w:tcBorders>
-              <w:top w:val="single" w:color="AAAAAA" w:sz="4"/>
-              <w:left w:val="single" w:color="AAAAAA" w:sz="4"/>
-              <w:bottom w:val="single" w:color="AAAAAA" w:sz="4"/>
-              <w:right w:val="single" w:color="AAAAAA" w:sz="4"/>
-            </w:tcBorders>
-            <w:tcMar>
-              <w:top w:type="dxa" w:w="80"/>
-              <w:left w:type="dxa" w:w="120"/>
-              <w:bottom w:type="dxa" w:w="80"/>
-              <w:right w:type="dxa" w:w="120"/>
-            </w:tcMar>
-          </w:tcPr>
-          <w:p>
-            <w:r>
-              <w:rPr>
-                <w:sz w:val="20"/>
-                <w:szCs w:val="20"/>
+            <w:tcW w:type="dxa" w:w="878"/>
+            <w:tcBorders>
+              <w:top w:val="single" w:color="AAAAAA" w:sz="4"/>
+              <w:left w:val="single" w:color="AAAAAA" w:sz="4"/>
+              <w:bottom w:val="single" w:color="AAAAAA" w:sz="4"/>
+              <w:right w:val="single" w:color="AAAAAA" w:sz="4"/>
+            </w:tcBorders>
+            <w:tcMar>
+              <w:top w:type="dxa" w:w="40"/>
+              <w:left w:type="dxa" w:w="80"/>
+              <w:bottom w:type="dxa" w:w="40"/>
+              <w:right w:type="dxa" w:w="80"/>
+            </w:tcMar>
+          </w:tcPr>
+          <w:p>
+            <w:r>
+              <w:rPr>
+                <w:sz w:val="14"/>
+                <w:szCs w:val="14"/>
               </w:rPr>
               <w:t xml:space="preserve">Maria Santos</w:t>
             </w:r>
@@ -264,25 +450,51 @@
         </w:tc>
         <w:tc>
           <w:tcPr>
-            <w:tcW w:type="dxa" w:w="1927"/>
-            <w:tcBorders>
-              <w:top w:val="single" w:color="AAAAAA" w:sz="4"/>
-              <w:left w:val="single" w:color="AAAAAA" w:sz="4"/>
-              <w:bottom w:val="single" w:color="AAAAAA" w:sz="4"/>
-              <w:right w:val="single" w:color="AAAAAA" w:sz="4"/>
-            </w:tcBorders>
-            <w:tcMar>
-              <w:top w:type="dxa" w:w="80"/>
-              <w:left w:type="dxa" w:w="120"/>
-              <w:bottom w:type="dxa" w:w="80"/>
-              <w:right w:type="dxa" w:w="120"/>
-            </w:tcMar>
-          </w:tcPr>
-          <w:p>
-            <w:r>
-              <w:rPr>
-                <w:sz w:val="20"/>
-                <w:szCs w:val="20"/>
+            <w:tcW w:type="dxa" w:w="876"/>
+            <w:tcBorders>
+              <w:top w:val="single" w:color="AAAAAA" w:sz="4"/>
+              <w:left w:val="single" w:color="AAAAAA" w:sz="4"/>
+              <w:bottom w:val="single" w:color="AAAAAA" w:sz="4"/>
+              <w:right w:val="single" w:color="AAAAAA" w:sz="4"/>
+            </w:tcBorders>
+            <w:tcMar>
+              <w:top w:type="dxa" w:w="40"/>
+              <w:left w:type="dxa" w:w="80"/>
+              <w:bottom w:type="dxa" w:w="40"/>
+              <w:right w:type="dxa" w:w="80"/>
+            </w:tcMar>
+          </w:tcPr>
+          <w:p>
+            <w:r>
+              <w:rPr>
+                <w:sz w:val="14"/>
+                <w:szCs w:val="14"/>
+              </w:rPr>
+              <w:t xml:space="preserve">1942-03-15</w:t>
+            </w:r>
+          </w:p>
+        </w:tc>
+        <w:tc>
+          <w:tcPr>
+            <w:tcW w:type="dxa" w:w="876"/>
+            <w:tcBorders>
+              <w:top w:val="single" w:color="AAAAAA" w:sz="4"/>
+              <w:left w:val="single" w:color="AAAAAA" w:sz="4"/>
+              <w:bottom w:val="single" w:color="AAAAAA" w:sz="4"/>
+              <w:right w:val="single" w:color="AAAAAA" w:sz="4"/>
+            </w:tcBorders>
+            <w:tcMar>
+              <w:top w:type="dxa" w:w="40"/>
+              <w:left w:type="dxa" w:w="80"/>
+              <w:bottom w:type="dxa" w:w="40"/>
+              <w:right w:type="dxa" w:w="80"/>
+            </w:tcMar>
+          </w:tcPr>
+          <w:p>
+            <w:r>
+              <w:rPr>
+                <w:sz w:val="14"/>
+                <w:szCs w:val="14"/>
               </w:rPr>
               <w:t xml:space="preserve">Lar</w:t>
             </w:r>
@@ -290,25 +502,51 @@
         </w:tc>
         <w:tc>
           <w:tcPr>
-            <w:tcW w:type="dxa" w:w="1927"/>
-            <w:tcBorders>
-              <w:top w:val="single" w:color="AAAAAA" w:sz="4"/>
-              <w:left w:val="single" w:color="AAAAAA" w:sz="4"/>
-              <w:bottom w:val="single" w:color="AAAAAA" w:sz="4"/>
-              <w:right w:val="single" w:color="AAAAAA" w:sz="4"/>
-            </w:tcBorders>
-            <w:tcMar>
-              <w:top w:type="dxa" w:w="80"/>
-              <w:left w:type="dxa" w:w="120"/>
-              <w:bottom w:type="dxa" w:w="80"/>
-              <w:right w:type="dxa" w:w="120"/>
-            </w:tcMar>
-          </w:tcPr>
-          <w:p>
-            <w:r>
-              <w:rPr>
-                <w:sz w:val="20"/>
-                <w:szCs w:val="20"/>
+            <w:tcW w:type="dxa" w:w="876"/>
+            <w:tcBorders>
+              <w:top w:val="single" w:color="AAAAAA" w:sz="4"/>
+              <w:left w:val="single" w:color="AAAAAA" w:sz="4"/>
+              <w:bottom w:val="single" w:color="AAAAAA" w:sz="4"/>
+              <w:right w:val="single" w:color="AAAAAA" w:sz="4"/>
+            </w:tcBorders>
+            <w:tcMar>
+              <w:top w:type="dxa" w:w="40"/>
+              <w:left w:type="dxa" w:w="80"/>
+              <w:bottom w:type="dxa" w:w="40"/>
+              <w:right w:type="dxa" w:w="80"/>
+            </w:tcMar>
+          </w:tcPr>
+          <w:p>
+            <w:r>
+              <w:rPr>
+                <w:sz w:val="14"/>
+                <w:szCs w:val="14"/>
+              </w:rPr>
+              <w:t xml:space="preserve">850€</w:t>
+            </w:r>
+          </w:p>
+        </w:tc>
+        <w:tc>
+          <w:tcPr>
+            <w:tcW w:type="dxa" w:w="876"/>
+            <w:tcBorders>
+              <w:top w:val="single" w:color="AAAAAA" w:sz="4"/>
+              <w:left w:val="single" w:color="AAAAAA" w:sz="4"/>
+              <w:bottom w:val="single" w:color="AAAAAA" w:sz="4"/>
+              <w:right w:val="single" w:color="AAAAAA" w:sz="4"/>
+            </w:tcBorders>
+            <w:tcMar>
+              <w:top w:type="dxa" w:w="40"/>
+              <w:left w:type="dxa" w:w="80"/>
+              <w:bottom w:type="dxa" w:w="40"/>
+              <w:right w:type="dxa" w:w="80"/>
+            </w:tcMar>
+          </w:tcPr>
+          <w:p>
+            <w:r>
+              <w:rPr>
+                <w:sz w:val="14"/>
+                <w:szCs w:val="14"/>
               </w:rPr>
               <w:t xml:space="preserve">Dr. João Alves</w:t>
             </w:r>
@@ -316,25 +554,51 @@
         </w:tc>
         <w:tc>
           <w:tcPr>
-            <w:tcW w:type="dxa" w:w="1927"/>
-            <w:tcBorders>
-              <w:top w:val="single" w:color="AAAAAA" w:sz="4"/>
-              <w:left w:val="single" w:color="AAAAAA" w:sz="4"/>
-              <w:bottom w:val="single" w:color="AAAAAA" w:sz="4"/>
-              <w:right w:val="single" w:color="AAAAAA" w:sz="4"/>
-            </w:tcBorders>
-            <w:tcMar>
-              <w:top w:type="dxa" w:w="80"/>
-              <w:left w:type="dxa" w:w="120"/>
-              <w:bottom w:type="dxa" w:w="80"/>
-              <w:right w:type="dxa" w:w="120"/>
-            </w:tcMar>
-          </w:tcPr>
-          <w:p>
-            <w:r>
-              <w:rPr>
-                <w:sz w:val="20"/>
-                <w:szCs w:val="20"/>
+            <w:tcW w:type="dxa" w:w="876"/>
+            <w:tcBorders>
+              <w:top w:val="single" w:color="AAAAAA" w:sz="4"/>
+              <w:left w:val="single" w:color="AAAAAA" w:sz="4"/>
+              <w:bottom w:val="single" w:color="AAAAAA" w:sz="4"/>
+              <w:right w:val="single" w:color="AAAAAA" w:sz="4"/>
+            </w:tcBorders>
+            <w:tcMar>
+              <w:top w:type="dxa" w:w="40"/>
+              <w:left w:type="dxa" w:w="80"/>
+              <w:bottom w:type="dxa" w:w="40"/>
+              <w:right w:type="dxa" w:w="80"/>
+            </w:tcMar>
+          </w:tcPr>
+          <w:p>
+            <w:r>
+              <w:rPr>
+                <w:sz w:val="14"/>
+                <w:szCs w:val="14"/>
+              </w:rPr>
+              <w:t xml:space="preserve">Assist. Social</w:t>
+            </w:r>
+          </w:p>
+        </w:tc>
+        <w:tc>
+          <w:tcPr>
+            <w:tcW w:type="dxa" w:w="876"/>
+            <w:tcBorders>
+              <w:top w:val="single" w:color="AAAAAA" w:sz="4"/>
+              <w:left w:val="single" w:color="AAAAAA" w:sz="4"/>
+              <w:bottom w:val="single" w:color="AAAAAA" w:sz="4"/>
+              <w:right w:val="single" w:color="AAAAAA" w:sz="4"/>
+            </w:tcBorders>
+            <w:tcMar>
+              <w:top w:type="dxa" w:w="40"/>
+              <w:left w:type="dxa" w:w="80"/>
+              <w:bottom w:type="dxa" w:w="40"/>
+              <w:right w:type="dxa" w:w="80"/>
+            </w:tcMar>
+          </w:tcPr>
+          <w:p>
+            <w:r>
+              <w:rPr>
+                <w:sz w:val="14"/>
+                <w:szCs w:val="14"/>
               </w:rPr>
               <w:t xml:space="preserve">Ana Santos</w:t>
             </w:r>
@@ -342,27 +606,105 @@
         </w:tc>
         <w:tc>
           <w:tcPr>
-            <w:tcW w:type="dxa" w:w="1927"/>
-            <w:tcBorders>
-              <w:top w:val="single" w:color="AAAAAA" w:sz="4"/>
-              <w:left w:val="single" w:color="AAAAAA" w:sz="4"/>
-              <w:bottom w:val="single" w:color="AAAAAA" w:sz="4"/>
-              <w:right w:val="single" w:color="AAAAAA" w:sz="4"/>
-            </w:tcBorders>
-            <w:tcMar>
-              <w:top w:type="dxa" w:w="80"/>
-              <w:left w:type="dxa" w:w="120"/>
-              <w:bottom w:type="dxa" w:w="80"/>
-              <w:right w:type="dxa" w:w="120"/>
-            </w:tcMar>
-          </w:tcPr>
-          <w:p>
-            <w:r>
-              <w:rPr>
-                <w:sz w:val="20"/>
-                <w:szCs w:val="20"/>
+            <w:tcW w:type="dxa" w:w="876"/>
+            <w:tcBorders>
+              <w:top w:val="single" w:color="AAAAAA" w:sz="4"/>
+              <w:left w:val="single" w:color="AAAAAA" w:sz="4"/>
+              <w:bottom w:val="single" w:color="AAAAAA" w:sz="4"/>
+              <w:right w:val="single" w:color="AAAAAA" w:sz="4"/>
+            </w:tcBorders>
+            <w:tcMar>
+              <w:top w:type="dxa" w:w="40"/>
+              <w:left w:type="dxa" w:w="80"/>
+              <w:bottom w:type="dxa" w:w="40"/>
+              <w:right w:type="dxa" w:w="80"/>
+            </w:tcMar>
+          </w:tcPr>
+          <w:p>
+            <w:r>
+              <w:rPr>
+                <w:sz w:val="14"/>
+                <w:szCs w:val="14"/>
+              </w:rPr>
+              <w:t xml:space="preserve">912345678</w:t>
+            </w:r>
+          </w:p>
+        </w:tc>
+        <w:tc>
+          <w:tcPr>
+            <w:tcW w:type="dxa" w:w="876"/>
+            <w:tcBorders>
+              <w:top w:val="single" w:color="AAAAAA" w:sz="4"/>
+              <w:left w:val="single" w:color="AAAAAA" w:sz="4"/>
+              <w:bottom w:val="single" w:color="AAAAAA" w:sz="4"/>
+              <w:right w:val="single" w:color="AAAAAA" w:sz="4"/>
+            </w:tcBorders>
+            <w:tcMar>
+              <w:top w:type="dxa" w:w="40"/>
+              <w:left w:type="dxa" w:w="80"/>
+              <w:bottom w:type="dxa" w:w="40"/>
+              <w:right w:type="dxa" w:w="80"/>
+            </w:tcMar>
+          </w:tcPr>
+          <w:p>
+            <w:r>
+              <w:rPr>
+                <w:sz w:val="14"/>
+                <w:szCs w:val="14"/>
               </w:rPr>
               <w:t xml:space="preserve">Filha</w:t>
+            </w:r>
+          </w:p>
+        </w:tc>
+        <w:tc>
+          <w:tcPr>
+            <w:tcW w:type="dxa" w:w="876"/>
+            <w:tcBorders>
+              <w:top w:val="single" w:color="AAAAAA" w:sz="4"/>
+              <w:left w:val="single" w:color="AAAAAA" w:sz="4"/>
+              <w:bottom w:val="single" w:color="AAAAAA" w:sz="4"/>
+              <w:right w:val="single" w:color="AAAAAA" w:sz="4"/>
+            </w:tcBorders>
+            <w:tcMar>
+              <w:top w:type="dxa" w:w="40"/>
+              <w:left w:type="dxa" w:w="80"/>
+              <w:bottom w:type="dxa" w:w="40"/>
+              <w:right w:type="dxa" w:w="80"/>
+            </w:tcMar>
+          </w:tcPr>
+          <w:p>
+            <w:r>
+              <w:rPr>
+                <w:sz w:val="14"/>
+                <w:szCs w:val="14"/>
+              </w:rPr>
+              <w:t xml:space="preserve">2023-06-01</w:t>
+            </w:r>
+          </w:p>
+        </w:tc>
+        <w:tc>
+          <w:tcPr>
+            <w:tcW w:type="dxa" w:w="876"/>
+            <w:tcBorders>
+              <w:top w:val="single" w:color="AAAAAA" w:sz="4"/>
+              <w:left w:val="single" w:color="AAAAAA" w:sz="4"/>
+              <w:bottom w:val="single" w:color="AAAAAA" w:sz="4"/>
+              <w:right w:val="single" w:color="AAAAAA" w:sz="4"/>
+            </w:tcBorders>
+            <w:tcMar>
+              <w:top w:type="dxa" w:w="40"/>
+              <w:left w:type="dxa" w:w="80"/>
+              <w:bottom w:type="dxa" w:w="40"/>
+              <w:right w:type="dxa" w:w="80"/>
+            </w:tcMar>
+          </w:tcPr>
+          <w:p>
+            <w:r>
+              <w:rPr>
+                <w:sz w:val="14"/>
+                <w:szCs w:val="14"/>
+              </w:rPr>
+              <w:t xml:space="preserve">Activo</w:t>
             </w:r>
           </w:p>
         </w:tc>
@@ -370,25 +712,25 @@
       <w:tr>
         <w:tc>
           <w:tcPr>
-            <w:tcW w:type="dxa" w:w="1930"/>
-            <w:tcBorders>
-              <w:top w:val="single" w:color="AAAAAA" w:sz="4"/>
-              <w:left w:val="single" w:color="AAAAAA" w:sz="4"/>
-              <w:bottom w:val="single" w:color="AAAAAA" w:sz="4"/>
-              <w:right w:val="single" w:color="AAAAAA" w:sz="4"/>
-            </w:tcBorders>
-            <w:tcMar>
-              <w:top w:type="dxa" w:w="80"/>
-              <w:left w:type="dxa" w:w="120"/>
-              <w:bottom w:type="dxa" w:w="80"/>
-              <w:right w:type="dxa" w:w="120"/>
-            </w:tcMar>
-          </w:tcPr>
-          <w:p>
-            <w:r>
-              <w:rPr>
-                <w:sz w:val="20"/>
-                <w:szCs w:val="20"/>
+            <w:tcW w:type="dxa" w:w="878"/>
+            <w:tcBorders>
+              <w:top w:val="single" w:color="AAAAAA" w:sz="4"/>
+              <w:left w:val="single" w:color="AAAAAA" w:sz="4"/>
+              <w:bottom w:val="single" w:color="AAAAAA" w:sz="4"/>
+              <w:right w:val="single" w:color="AAAAAA" w:sz="4"/>
+            </w:tcBorders>
+            <w:tcMar>
+              <w:top w:type="dxa" w:w="40"/>
+              <w:left w:type="dxa" w:w="80"/>
+              <w:bottom w:type="dxa" w:w="40"/>
+              <w:right w:type="dxa" w:w="80"/>
+            </w:tcMar>
+          </w:tcPr>
+          <w:p>
+            <w:r>
+              <w:rPr>
+                <w:sz w:val="14"/>
+                <w:szCs w:val="14"/>
               </w:rPr>
               <w:t xml:space="preserve">Maria Santos</w:t>
             </w:r>
@@ -396,25 +738,51 @@
         </w:tc>
         <w:tc>
           <w:tcPr>
-            <w:tcW w:type="dxa" w:w="1927"/>
-            <w:tcBorders>
-              <w:top w:val="single" w:color="AAAAAA" w:sz="4"/>
-              <w:left w:val="single" w:color="AAAAAA" w:sz="4"/>
-              <w:bottom w:val="single" w:color="AAAAAA" w:sz="4"/>
-              <w:right w:val="single" w:color="AAAAAA" w:sz="4"/>
-            </w:tcBorders>
-            <w:tcMar>
-              <w:top w:type="dxa" w:w="80"/>
-              <w:left w:type="dxa" w:w="120"/>
-              <w:bottom w:type="dxa" w:w="80"/>
-              <w:right w:type="dxa" w:w="120"/>
-            </w:tcMar>
-          </w:tcPr>
-          <w:p>
-            <w:r>
-              <w:rPr>
-                <w:sz w:val="20"/>
-                <w:szCs w:val="20"/>
+            <w:tcW w:type="dxa" w:w="876"/>
+            <w:tcBorders>
+              <w:top w:val="single" w:color="AAAAAA" w:sz="4"/>
+              <w:left w:val="single" w:color="AAAAAA" w:sz="4"/>
+              <w:bottom w:val="single" w:color="AAAAAA" w:sz="4"/>
+              <w:right w:val="single" w:color="AAAAAA" w:sz="4"/>
+            </w:tcBorders>
+            <w:tcMar>
+              <w:top w:type="dxa" w:w="40"/>
+              <w:left w:type="dxa" w:w="80"/>
+              <w:bottom w:type="dxa" w:w="40"/>
+              <w:right w:type="dxa" w:w="80"/>
+            </w:tcMar>
+          </w:tcPr>
+          <w:p>
+            <w:r>
+              <w:rPr>
+                <w:sz w:val="14"/>
+                <w:szCs w:val="14"/>
+              </w:rPr>
+              <w:t xml:space="preserve">1942-03-15</w:t>
+            </w:r>
+          </w:p>
+        </w:tc>
+        <w:tc>
+          <w:tcPr>
+            <w:tcW w:type="dxa" w:w="876"/>
+            <w:tcBorders>
+              <w:top w:val="single" w:color="AAAAAA" w:sz="4"/>
+              <w:left w:val="single" w:color="AAAAAA" w:sz="4"/>
+              <w:bottom w:val="single" w:color="AAAAAA" w:sz="4"/>
+              <w:right w:val="single" w:color="AAAAAA" w:sz="4"/>
+            </w:tcBorders>
+            <w:tcMar>
+              <w:top w:type="dxa" w:w="40"/>
+              <w:left w:type="dxa" w:w="80"/>
+              <w:bottom w:type="dxa" w:w="40"/>
+              <w:right w:type="dxa" w:w="80"/>
+            </w:tcMar>
+          </w:tcPr>
+          <w:p>
+            <w:r>
+              <w:rPr>
+                <w:sz w:val="14"/>
+                <w:szCs w:val="14"/>
               </w:rPr>
               <w:t xml:space="preserve">Centro de Dia</w:t>
             </w:r>
@@ -422,25 +790,51 @@
         </w:tc>
         <w:tc>
           <w:tcPr>
-            <w:tcW w:type="dxa" w:w="1927"/>
-            <w:tcBorders>
-              <w:top w:val="single" w:color="AAAAAA" w:sz="4"/>
-              <w:left w:val="single" w:color="AAAAAA" w:sz="4"/>
-              <w:bottom w:val="single" w:color="AAAAAA" w:sz="4"/>
-              <w:right w:val="single" w:color="AAAAAA" w:sz="4"/>
-            </w:tcBorders>
-            <w:tcMar>
-              <w:top w:type="dxa" w:w="80"/>
-              <w:left w:type="dxa" w:w="120"/>
-              <w:bottom w:type="dxa" w:w="80"/>
-              <w:right w:type="dxa" w:w="120"/>
-            </w:tcMar>
-          </w:tcPr>
-          <w:p>
-            <w:r>
-              <w:rPr>
-                <w:sz w:val="20"/>
-                <w:szCs w:val="20"/>
+            <w:tcW w:type="dxa" w:w="876"/>
+            <w:tcBorders>
+              <w:top w:val="single" w:color="AAAAAA" w:sz="4"/>
+              <w:left w:val="single" w:color="AAAAAA" w:sz="4"/>
+              <w:bottom w:val="single" w:color="AAAAAA" w:sz="4"/>
+              <w:right w:val="single" w:color="AAAAAA" w:sz="4"/>
+            </w:tcBorders>
+            <w:tcMar>
+              <w:top w:type="dxa" w:w="40"/>
+              <w:left w:type="dxa" w:w="80"/>
+              <w:bottom w:type="dxa" w:w="40"/>
+              <w:right w:type="dxa" w:w="80"/>
+            </w:tcMar>
+          </w:tcPr>
+          <w:p>
+            <w:r>
+              <w:rPr>
+                <w:sz w:val="14"/>
+                <w:szCs w:val="14"/>
+              </w:rPr>
+              <w:t xml:space="preserve">320€</w:t>
+            </w:r>
+          </w:p>
+        </w:tc>
+        <w:tc>
+          <w:tcPr>
+            <w:tcW w:type="dxa" w:w="876"/>
+            <w:tcBorders>
+              <w:top w:val="single" w:color="AAAAAA" w:sz="4"/>
+              <w:left w:val="single" w:color="AAAAAA" w:sz="4"/>
+              <w:bottom w:val="single" w:color="AAAAAA" w:sz="4"/>
+              <w:right w:val="single" w:color="AAAAAA" w:sz="4"/>
+            </w:tcBorders>
+            <w:tcMar>
+              <w:top w:type="dxa" w:w="40"/>
+              <w:left w:type="dxa" w:w="80"/>
+              <w:bottom w:type="dxa" w:w="40"/>
+              <w:right w:type="dxa" w:w="80"/>
+            </w:tcMar>
+          </w:tcPr>
+          <w:p>
+            <w:r>
+              <w:rPr>
+                <w:sz w:val="14"/>
+                <w:szCs w:val="14"/>
               </w:rPr>
               <w:t xml:space="preserve">Dr. João Alves</w:t>
             </w:r>
@@ -448,25 +842,51 @@
         </w:tc>
         <w:tc>
           <w:tcPr>
-            <w:tcW w:type="dxa" w:w="1927"/>
-            <w:tcBorders>
-              <w:top w:val="single" w:color="AAAAAA" w:sz="4"/>
-              <w:left w:val="single" w:color="AAAAAA" w:sz="4"/>
-              <w:bottom w:val="single" w:color="AAAAAA" w:sz="4"/>
-              <w:right w:val="single" w:color="AAAAAA" w:sz="4"/>
-            </w:tcBorders>
-            <w:tcMar>
-              <w:top w:type="dxa" w:w="80"/>
-              <w:left w:type="dxa" w:w="120"/>
-              <w:bottom w:type="dxa" w:w="80"/>
-              <w:right w:type="dxa" w:w="120"/>
-            </w:tcMar>
-          </w:tcPr>
-          <w:p>
-            <w:r>
-              <w:rPr>
-                <w:sz w:val="20"/>
-                <w:szCs w:val="20"/>
+            <w:tcW w:type="dxa" w:w="876"/>
+            <w:tcBorders>
+              <w:top w:val="single" w:color="AAAAAA" w:sz="4"/>
+              <w:left w:val="single" w:color="AAAAAA" w:sz="4"/>
+              <w:bottom w:val="single" w:color="AAAAAA" w:sz="4"/>
+              <w:right w:val="single" w:color="AAAAAA" w:sz="4"/>
+            </w:tcBorders>
+            <w:tcMar>
+              <w:top w:type="dxa" w:w="40"/>
+              <w:left w:type="dxa" w:w="80"/>
+              <w:bottom w:type="dxa" w:w="40"/>
+              <w:right w:type="dxa" w:w="80"/>
+            </w:tcMar>
+          </w:tcPr>
+          <w:p>
+            <w:r>
+              <w:rPr>
+                <w:sz w:val="14"/>
+                <w:szCs w:val="14"/>
+              </w:rPr>
+              <w:t xml:space="preserve">Assist. Social</w:t>
+            </w:r>
+          </w:p>
+        </w:tc>
+        <w:tc>
+          <w:tcPr>
+            <w:tcW w:type="dxa" w:w="876"/>
+            <w:tcBorders>
+              <w:top w:val="single" w:color="AAAAAA" w:sz="4"/>
+              <w:left w:val="single" w:color="AAAAAA" w:sz="4"/>
+              <w:bottom w:val="single" w:color="AAAAAA" w:sz="4"/>
+              <w:right w:val="single" w:color="AAAAAA" w:sz="4"/>
+            </w:tcBorders>
+            <w:tcMar>
+              <w:top w:type="dxa" w:w="40"/>
+              <w:left w:type="dxa" w:w="80"/>
+              <w:bottom w:type="dxa" w:w="40"/>
+              <w:right w:type="dxa" w:w="80"/>
+            </w:tcMar>
+          </w:tcPr>
+          <w:p>
+            <w:r>
+              <w:rPr>
+                <w:sz w:val="14"/>
+                <w:szCs w:val="14"/>
               </w:rPr>
               <w:t xml:space="preserve">Ana Santos</w:t>
             </w:r>
@@ -474,27 +894,105 @@
         </w:tc>
         <w:tc>
           <w:tcPr>
-            <w:tcW w:type="dxa" w:w="1927"/>
-            <w:tcBorders>
-              <w:top w:val="single" w:color="AAAAAA" w:sz="4"/>
-              <w:left w:val="single" w:color="AAAAAA" w:sz="4"/>
-              <w:bottom w:val="single" w:color="AAAAAA" w:sz="4"/>
-              <w:right w:val="single" w:color="AAAAAA" w:sz="4"/>
-            </w:tcBorders>
-            <w:tcMar>
-              <w:top w:type="dxa" w:w="80"/>
-              <w:left w:type="dxa" w:w="120"/>
-              <w:bottom w:type="dxa" w:w="80"/>
-              <w:right w:type="dxa" w:w="120"/>
-            </w:tcMar>
-          </w:tcPr>
-          <w:p>
-            <w:r>
-              <w:rPr>
-                <w:sz w:val="20"/>
-                <w:szCs w:val="20"/>
+            <w:tcW w:type="dxa" w:w="876"/>
+            <w:tcBorders>
+              <w:top w:val="single" w:color="AAAAAA" w:sz="4"/>
+              <w:left w:val="single" w:color="AAAAAA" w:sz="4"/>
+              <w:bottom w:val="single" w:color="AAAAAA" w:sz="4"/>
+              <w:right w:val="single" w:color="AAAAAA" w:sz="4"/>
+            </w:tcBorders>
+            <w:tcMar>
+              <w:top w:type="dxa" w:w="40"/>
+              <w:left w:type="dxa" w:w="80"/>
+              <w:bottom w:type="dxa" w:w="40"/>
+              <w:right w:type="dxa" w:w="80"/>
+            </w:tcMar>
+          </w:tcPr>
+          <w:p>
+            <w:r>
+              <w:rPr>
+                <w:sz w:val="14"/>
+                <w:szCs w:val="14"/>
+              </w:rPr>
+              <w:t xml:space="preserve">912345678</w:t>
+            </w:r>
+          </w:p>
+        </w:tc>
+        <w:tc>
+          <w:tcPr>
+            <w:tcW w:type="dxa" w:w="876"/>
+            <w:tcBorders>
+              <w:top w:val="single" w:color="AAAAAA" w:sz="4"/>
+              <w:left w:val="single" w:color="AAAAAA" w:sz="4"/>
+              <w:bottom w:val="single" w:color="AAAAAA" w:sz="4"/>
+              <w:right w:val="single" w:color="AAAAAA" w:sz="4"/>
+            </w:tcBorders>
+            <w:tcMar>
+              <w:top w:type="dxa" w:w="40"/>
+              <w:left w:type="dxa" w:w="80"/>
+              <w:bottom w:type="dxa" w:w="40"/>
+              <w:right w:type="dxa" w:w="80"/>
+            </w:tcMar>
+          </w:tcPr>
+          <w:p>
+            <w:r>
+              <w:rPr>
+                <w:sz w:val="14"/>
+                <w:szCs w:val="14"/>
               </w:rPr>
               <w:t xml:space="preserve">Filha</w:t>
+            </w:r>
+          </w:p>
+        </w:tc>
+        <w:tc>
+          <w:tcPr>
+            <w:tcW w:type="dxa" w:w="876"/>
+            <w:tcBorders>
+              <w:top w:val="single" w:color="AAAAAA" w:sz="4"/>
+              <w:left w:val="single" w:color="AAAAAA" w:sz="4"/>
+              <w:bottom w:val="single" w:color="AAAAAA" w:sz="4"/>
+              <w:right w:val="single" w:color="AAAAAA" w:sz="4"/>
+            </w:tcBorders>
+            <w:tcMar>
+              <w:top w:type="dxa" w:w="40"/>
+              <w:left w:type="dxa" w:w="80"/>
+              <w:bottom w:type="dxa" w:w="40"/>
+              <w:right w:type="dxa" w:w="80"/>
+            </w:tcMar>
+          </w:tcPr>
+          <w:p>
+            <w:r>
+              <w:rPr>
+                <w:sz w:val="14"/>
+                <w:szCs w:val="14"/>
+              </w:rPr>
+              <w:t xml:space="preserve">2024-01-10</w:t>
+            </w:r>
+          </w:p>
+        </w:tc>
+        <w:tc>
+          <w:tcPr>
+            <w:tcW w:type="dxa" w:w="876"/>
+            <w:tcBorders>
+              <w:top w:val="single" w:color="AAAAAA" w:sz="4"/>
+              <w:left w:val="single" w:color="AAAAAA" w:sz="4"/>
+              <w:bottom w:val="single" w:color="AAAAAA" w:sz="4"/>
+              <w:right w:val="single" w:color="AAAAAA" w:sz="4"/>
+            </w:tcBorders>
+            <w:tcMar>
+              <w:top w:type="dxa" w:w="40"/>
+              <w:left w:type="dxa" w:w="80"/>
+              <w:bottom w:type="dxa" w:w="40"/>
+              <w:right w:type="dxa" w:w="80"/>
+            </w:tcMar>
+          </w:tcPr>
+          <w:p>
+            <w:r>
+              <w:rPr>
+                <w:sz w:val="14"/>
+                <w:szCs w:val="14"/>
+              </w:rPr>
+              <w:t xml:space="preserve">Activo</w:t>
             </w:r>
           </w:p>
         </w:tc>
@@ -502,25 +1000,25 @@
       <w:tr>
         <w:tc>
           <w:tcPr>
-            <w:tcW w:type="dxa" w:w="1930"/>
-            <w:tcBorders>
-              <w:top w:val="single" w:color="AAAAAA" w:sz="4"/>
-              <w:left w:val="single" w:color="AAAAAA" w:sz="4"/>
-              <w:bottom w:val="single" w:color="AAAAAA" w:sz="4"/>
-              <w:right w:val="single" w:color="AAAAAA" w:sz="4"/>
-            </w:tcBorders>
-            <w:tcMar>
-              <w:top w:type="dxa" w:w="80"/>
-              <w:left w:type="dxa" w:w="120"/>
-              <w:bottom w:type="dxa" w:w="80"/>
-              <w:right w:type="dxa" w:w="120"/>
-            </w:tcMar>
-          </w:tcPr>
-          <w:p>
-            <w:r>
-              <w:rPr>
-                <w:sz w:val="20"/>
-                <w:szCs w:val="20"/>
+            <w:tcW w:type="dxa" w:w="878"/>
+            <w:tcBorders>
+              <w:top w:val="single" w:color="AAAAAA" w:sz="4"/>
+              <w:left w:val="single" w:color="AAAAAA" w:sz="4"/>
+              <w:bottom w:val="single" w:color="AAAAAA" w:sz="4"/>
+              <w:right w:val="single" w:color="AAAAAA" w:sz="4"/>
+            </w:tcBorders>
+            <w:tcMar>
+              <w:top w:type="dxa" w:w="40"/>
+              <w:left w:type="dxa" w:w="80"/>
+              <w:bottom w:type="dxa" w:w="40"/>
+              <w:right w:type="dxa" w:w="80"/>
+            </w:tcMar>
+          </w:tcPr>
+          <w:p>
+            <w:r>
+              <w:rPr>
+                <w:sz w:val="14"/>
+                <w:szCs w:val="14"/>
               </w:rPr>
               <w:t xml:space="preserve">António Ferreira</w:t>
             </w:r>
@@ -528,25 +1026,51 @@
         </w:tc>
         <w:tc>
           <w:tcPr>
-            <w:tcW w:type="dxa" w:w="1927"/>
-            <w:tcBorders>
-              <w:top w:val="single" w:color="AAAAAA" w:sz="4"/>
-              <w:left w:val="single" w:color="AAAAAA" w:sz="4"/>
-              <w:bottom w:val="single" w:color="AAAAAA" w:sz="4"/>
-              <w:right w:val="single" w:color="AAAAAA" w:sz="4"/>
-            </w:tcBorders>
-            <w:tcMar>
-              <w:top w:type="dxa" w:w="80"/>
-              <w:left w:type="dxa" w:w="120"/>
-              <w:bottom w:type="dxa" w:w="80"/>
-              <w:right w:type="dxa" w:w="120"/>
-            </w:tcMar>
-          </w:tcPr>
-          <w:p>
-            <w:r>
-              <w:rPr>
-                <w:sz w:val="20"/>
-                <w:szCs w:val="20"/>
+            <w:tcW w:type="dxa" w:w="876"/>
+            <w:tcBorders>
+              <w:top w:val="single" w:color="AAAAAA" w:sz="4"/>
+              <w:left w:val="single" w:color="AAAAAA" w:sz="4"/>
+              <w:bottom w:val="single" w:color="AAAAAA" w:sz="4"/>
+              <w:right w:val="single" w:color="AAAAAA" w:sz="4"/>
+            </w:tcBorders>
+            <w:tcMar>
+              <w:top w:type="dxa" w:w="40"/>
+              <w:left w:type="dxa" w:w="80"/>
+              <w:bottom w:type="dxa" w:w="40"/>
+              <w:right w:type="dxa" w:w="80"/>
+            </w:tcMar>
+          </w:tcPr>
+          <w:p>
+            <w:r>
+              <w:rPr>
+                <w:sz w:val="14"/>
+                <w:szCs w:val="14"/>
+              </w:rPr>
+              <w:t xml:space="preserve">1938-11-22</w:t>
+            </w:r>
+          </w:p>
+        </w:tc>
+        <w:tc>
+          <w:tcPr>
+            <w:tcW w:type="dxa" w:w="876"/>
+            <w:tcBorders>
+              <w:top w:val="single" w:color="AAAAAA" w:sz="4"/>
+              <w:left w:val="single" w:color="AAAAAA" w:sz="4"/>
+              <w:bottom w:val="single" w:color="AAAAAA" w:sz="4"/>
+              <w:right w:val="single" w:color="AAAAAA" w:sz="4"/>
+            </w:tcBorders>
+            <w:tcMar>
+              <w:top w:type="dxa" w:w="40"/>
+              <w:left w:type="dxa" w:w="80"/>
+              <w:bottom w:type="dxa" w:w="40"/>
+              <w:right w:type="dxa" w:w="80"/>
+            </w:tcMar>
+          </w:tcPr>
+          <w:p>
+            <w:r>
+              <w:rPr>
+                <w:sz w:val="14"/>
+                <w:szCs w:val="14"/>
               </w:rPr>
               <w:t xml:space="preserve">Lar</w:t>
             </w:r>
@@ -554,25 +1078,51 @@
         </w:tc>
         <w:tc>
           <w:tcPr>
-            <w:tcW w:type="dxa" w:w="1927"/>
-            <w:tcBorders>
-              <w:top w:val="single" w:color="AAAAAA" w:sz="4"/>
-              <w:left w:val="single" w:color="AAAAAA" w:sz="4"/>
-              <w:bottom w:val="single" w:color="AAAAAA" w:sz="4"/>
-              <w:right w:val="single" w:color="AAAAAA" w:sz="4"/>
-            </w:tcBorders>
-            <w:tcMar>
-              <w:top w:type="dxa" w:w="80"/>
-              <w:left w:type="dxa" w:w="120"/>
-              <w:bottom w:type="dxa" w:w="80"/>
-              <w:right w:type="dxa" w:w="120"/>
-            </w:tcMar>
-          </w:tcPr>
-          <w:p>
-            <w:r>
-              <w:rPr>
-                <w:sz w:val="20"/>
-                <w:szCs w:val="20"/>
+            <w:tcW w:type="dxa" w:w="876"/>
+            <w:tcBorders>
+              <w:top w:val="single" w:color="AAAAAA" w:sz="4"/>
+              <w:left w:val="single" w:color="AAAAAA" w:sz="4"/>
+              <w:bottom w:val="single" w:color="AAAAAA" w:sz="4"/>
+              <w:right w:val="single" w:color="AAAAAA" w:sz="4"/>
+            </w:tcBorders>
+            <w:tcMar>
+              <w:top w:type="dxa" w:w="40"/>
+              <w:left w:type="dxa" w:w="80"/>
+              <w:bottom w:type="dxa" w:w="40"/>
+              <w:right w:type="dxa" w:w="80"/>
+            </w:tcMar>
+          </w:tcPr>
+          <w:p>
+            <w:r>
+              <w:rPr>
+                <w:sz w:val="14"/>
+                <w:szCs w:val="14"/>
+              </w:rPr>
+              <w:t xml:space="preserve">950€</w:t>
+            </w:r>
+          </w:p>
+        </w:tc>
+        <w:tc>
+          <w:tcPr>
+            <w:tcW w:type="dxa" w:w="876"/>
+            <w:tcBorders>
+              <w:top w:val="single" w:color="AAAAAA" w:sz="4"/>
+              <w:left w:val="single" w:color="AAAAAA" w:sz="4"/>
+              <w:bottom w:val="single" w:color="AAAAAA" w:sz="4"/>
+              <w:right w:val="single" w:color="AAAAAA" w:sz="4"/>
+            </w:tcBorders>
+            <w:tcMar>
+              <w:top w:type="dxa" w:w="40"/>
+              <w:left w:type="dxa" w:w="80"/>
+              <w:bottom w:type="dxa" w:w="40"/>
+              <w:right w:type="dxa" w:w="80"/>
+            </w:tcMar>
+          </w:tcPr>
+          <w:p>
+            <w:r>
+              <w:rPr>
+                <w:sz w:val="14"/>
+                <w:szCs w:val="14"/>
               </w:rPr>
               <w:t xml:space="preserve">Enf. Rosa Lima</w:t>
             </w:r>
@@ -580,25 +1130,51 @@
         </w:tc>
         <w:tc>
           <w:tcPr>
-            <w:tcW w:type="dxa" w:w="1927"/>
-            <w:tcBorders>
-              <w:top w:val="single" w:color="AAAAAA" w:sz="4"/>
-              <w:left w:val="single" w:color="AAAAAA" w:sz="4"/>
-              <w:bottom w:val="single" w:color="AAAAAA" w:sz="4"/>
-              <w:right w:val="single" w:color="AAAAAA" w:sz="4"/>
-            </w:tcBorders>
-            <w:tcMar>
-              <w:top w:type="dxa" w:w="80"/>
-              <w:left w:type="dxa" w:w="120"/>
-              <w:bottom w:type="dxa" w:w="80"/>
-              <w:right w:type="dxa" w:w="120"/>
-            </w:tcMar>
-          </w:tcPr>
-          <w:p>
-            <w:r>
-              <w:rPr>
-                <w:sz w:val="20"/>
-                <w:szCs w:val="20"/>
+            <w:tcW w:type="dxa" w:w="876"/>
+            <w:tcBorders>
+              <w:top w:val="single" w:color="AAAAAA" w:sz="4"/>
+              <w:left w:val="single" w:color="AAAAAA" w:sz="4"/>
+              <w:bottom w:val="single" w:color="AAAAAA" w:sz="4"/>
+              <w:right w:val="single" w:color="AAAAAA" w:sz="4"/>
+            </w:tcBorders>
+            <w:tcMar>
+              <w:top w:type="dxa" w:w="40"/>
+              <w:left w:type="dxa" w:w="80"/>
+              <w:bottom w:type="dxa" w:w="40"/>
+              <w:right w:type="dxa" w:w="80"/>
+            </w:tcMar>
+          </w:tcPr>
+          <w:p>
+            <w:r>
+              <w:rPr>
+                <w:sz w:val="14"/>
+                <w:szCs w:val="14"/>
+              </w:rPr>
+              <w:t xml:space="preserve">Enfermeira</w:t>
+            </w:r>
+          </w:p>
+        </w:tc>
+        <w:tc>
+          <w:tcPr>
+            <w:tcW w:type="dxa" w:w="876"/>
+            <w:tcBorders>
+              <w:top w:val="single" w:color="AAAAAA" w:sz="4"/>
+              <w:left w:val="single" w:color="AAAAAA" w:sz="4"/>
+              <w:bottom w:val="single" w:color="AAAAAA" w:sz="4"/>
+              <w:right w:val="single" w:color="AAAAAA" w:sz="4"/>
+            </w:tcBorders>
+            <w:tcMar>
+              <w:top w:type="dxa" w:w="40"/>
+              <w:left w:type="dxa" w:w="80"/>
+              <w:bottom w:type="dxa" w:w="40"/>
+              <w:right w:type="dxa" w:w="80"/>
+            </w:tcMar>
+          </w:tcPr>
+          <w:p>
+            <w:r>
+              <w:rPr>
+                <w:sz w:val="14"/>
+                <w:szCs w:val="14"/>
               </w:rPr>
               <w:t xml:space="preserve">Pedro Ferreira</w:t>
             </w:r>
@@ -606,27 +1182,105 @@
         </w:tc>
         <w:tc>
           <w:tcPr>
-            <w:tcW w:type="dxa" w:w="1927"/>
-            <w:tcBorders>
-              <w:top w:val="single" w:color="AAAAAA" w:sz="4"/>
-              <w:left w:val="single" w:color="AAAAAA" w:sz="4"/>
-              <w:bottom w:val="single" w:color="AAAAAA" w:sz="4"/>
-              <w:right w:val="single" w:color="AAAAAA" w:sz="4"/>
-            </w:tcBorders>
-            <w:tcMar>
-              <w:top w:type="dxa" w:w="80"/>
-              <w:left w:type="dxa" w:w="120"/>
-              <w:bottom w:type="dxa" w:w="80"/>
-              <w:right w:type="dxa" w:w="120"/>
-            </w:tcMar>
-          </w:tcPr>
-          <w:p>
-            <w:r>
-              <w:rPr>
-                <w:sz w:val="20"/>
-                <w:szCs w:val="20"/>
+            <w:tcW w:type="dxa" w:w="876"/>
+            <w:tcBorders>
+              <w:top w:val="single" w:color="AAAAAA" w:sz="4"/>
+              <w:left w:val="single" w:color="AAAAAA" w:sz="4"/>
+              <w:bottom w:val="single" w:color="AAAAAA" w:sz="4"/>
+              <w:right w:val="single" w:color="AAAAAA" w:sz="4"/>
+            </w:tcBorders>
+            <w:tcMar>
+              <w:top w:type="dxa" w:w="40"/>
+              <w:left w:type="dxa" w:w="80"/>
+              <w:bottom w:type="dxa" w:w="40"/>
+              <w:right w:type="dxa" w:w="80"/>
+            </w:tcMar>
+          </w:tcPr>
+          <w:p>
+            <w:r>
+              <w:rPr>
+                <w:sz w:val="14"/>
+                <w:szCs w:val="14"/>
+              </w:rPr>
+              <w:t xml:space="preserve">926789012</w:t>
+            </w:r>
+          </w:p>
+        </w:tc>
+        <w:tc>
+          <w:tcPr>
+            <w:tcW w:type="dxa" w:w="876"/>
+            <w:tcBorders>
+              <w:top w:val="single" w:color="AAAAAA" w:sz="4"/>
+              <w:left w:val="single" w:color="AAAAAA" w:sz="4"/>
+              <w:bottom w:val="single" w:color="AAAAAA" w:sz="4"/>
+              <w:right w:val="single" w:color="AAAAAA" w:sz="4"/>
+            </w:tcBorders>
+            <w:tcMar>
+              <w:top w:type="dxa" w:w="40"/>
+              <w:left w:type="dxa" w:w="80"/>
+              <w:bottom w:type="dxa" w:w="40"/>
+              <w:right w:type="dxa" w:w="80"/>
+            </w:tcMar>
+          </w:tcPr>
+          <w:p>
+            <w:r>
+              <w:rPr>
+                <w:sz w:val="14"/>
+                <w:szCs w:val="14"/>
               </w:rPr>
               <w:t xml:space="preserve">Filho</w:t>
+            </w:r>
+          </w:p>
+        </w:tc>
+        <w:tc>
+          <w:tcPr>
+            <w:tcW w:type="dxa" w:w="876"/>
+            <w:tcBorders>
+              <w:top w:val="single" w:color="AAAAAA" w:sz="4"/>
+              <w:left w:val="single" w:color="AAAAAA" w:sz="4"/>
+              <w:bottom w:val="single" w:color="AAAAAA" w:sz="4"/>
+              <w:right w:val="single" w:color="AAAAAA" w:sz="4"/>
+            </w:tcBorders>
+            <w:tcMar>
+              <w:top w:type="dxa" w:w="40"/>
+              <w:left w:type="dxa" w:w="80"/>
+              <w:bottom w:type="dxa" w:w="40"/>
+              <w:right w:type="dxa" w:w="80"/>
+            </w:tcMar>
+          </w:tcPr>
+          <w:p>
+            <w:r>
+              <w:rPr>
+                <w:sz w:val="14"/>
+                <w:szCs w:val="14"/>
+              </w:rPr>
+              <w:t xml:space="preserve">2022-09-15</w:t>
+            </w:r>
+          </w:p>
+        </w:tc>
+        <w:tc>
+          <w:tcPr>
+            <w:tcW w:type="dxa" w:w="876"/>
+            <w:tcBorders>
+              <w:top w:val="single" w:color="AAAAAA" w:sz="4"/>
+              <w:left w:val="single" w:color="AAAAAA" w:sz="4"/>
+              <w:bottom w:val="single" w:color="AAAAAA" w:sz="4"/>
+              <w:right w:val="single" w:color="AAAAAA" w:sz="4"/>
+            </w:tcBorders>
+            <w:tcMar>
+              <w:top w:type="dxa" w:w="40"/>
+              <w:left w:type="dxa" w:w="80"/>
+              <w:bottom w:type="dxa" w:w="40"/>
+              <w:right w:type="dxa" w:w="80"/>
+            </w:tcMar>
+          </w:tcPr>
+          <w:p>
+            <w:r>
+              <w:rPr>
+                <w:sz w:val="14"/>
+                <w:szCs w:val="14"/>
+              </w:rPr>
+              <w:t xml:space="preserve">Activo</w:t>
             </w:r>
           </w:p>
         </w:tc>
@@ -634,25 +1288,25 @@
       <w:tr>
         <w:tc>
           <w:tcPr>
-            <w:tcW w:type="dxa" w:w="1930"/>
-            <w:tcBorders>
-              <w:top w:val="single" w:color="AAAAAA" w:sz="4"/>
-              <w:left w:val="single" w:color="AAAAAA" w:sz="4"/>
-              <w:bottom w:val="single" w:color="AAAAAA" w:sz="4"/>
-              <w:right w:val="single" w:color="AAAAAA" w:sz="4"/>
-            </w:tcBorders>
-            <w:tcMar>
-              <w:top w:type="dxa" w:w="80"/>
-              <w:left w:type="dxa" w:w="120"/>
-              <w:bottom w:type="dxa" w:w="80"/>
-              <w:right w:type="dxa" w:w="120"/>
-            </w:tcMar>
-          </w:tcPr>
-          <w:p>
-            <w:r>
-              <w:rPr>
-                <w:sz w:val="20"/>
-                <w:szCs w:val="20"/>
+            <w:tcW w:type="dxa" w:w="878"/>
+            <w:tcBorders>
+              <w:top w:val="single" w:color="AAAAAA" w:sz="4"/>
+              <w:left w:val="single" w:color="AAAAAA" w:sz="4"/>
+              <w:bottom w:val="single" w:color="AAAAAA" w:sz="4"/>
+              <w:right w:val="single" w:color="AAAAAA" w:sz="4"/>
+            </w:tcBorders>
+            <w:tcMar>
+              <w:top w:type="dxa" w:w="40"/>
+              <w:left w:type="dxa" w:w="80"/>
+              <w:bottom w:type="dxa" w:w="40"/>
+              <w:right w:type="dxa" w:w="80"/>
+            </w:tcMar>
+          </w:tcPr>
+          <w:p>
+            <w:r>
+              <w:rPr>
+                <w:sz w:val="14"/>
+                <w:szCs w:val="14"/>
               </w:rPr>
               <w:t xml:space="preserve">Sofia Mendes</w:t>
             </w:r>
@@ -660,25 +1314,51 @@
         </w:tc>
         <w:tc>
           <w:tcPr>
-            <w:tcW w:type="dxa" w:w="1927"/>
-            <w:tcBorders>
-              <w:top w:val="single" w:color="AAAAAA" w:sz="4"/>
-              <w:left w:val="single" w:color="AAAAAA" w:sz="4"/>
-              <w:bottom w:val="single" w:color="AAAAAA" w:sz="4"/>
-              <w:right w:val="single" w:color="AAAAAA" w:sz="4"/>
-            </w:tcBorders>
-            <w:tcMar>
-              <w:top w:type="dxa" w:w="80"/>
-              <w:left w:type="dxa" w:w="120"/>
-              <w:bottom w:type="dxa" w:w="80"/>
-              <w:right w:type="dxa" w:w="120"/>
-            </w:tcMar>
-          </w:tcPr>
-          <w:p>
-            <w:r>
-              <w:rPr>
-                <w:sz w:val="20"/>
-                <w:szCs w:val="20"/>
+            <w:tcW w:type="dxa" w:w="876"/>
+            <w:tcBorders>
+              <w:top w:val="single" w:color="AAAAAA" w:sz="4"/>
+              <w:left w:val="single" w:color="AAAAAA" w:sz="4"/>
+              <w:bottom w:val="single" w:color="AAAAAA" w:sz="4"/>
+              <w:right w:val="single" w:color="AAAAAA" w:sz="4"/>
+            </w:tcBorders>
+            <w:tcMar>
+              <w:top w:type="dxa" w:w="40"/>
+              <w:left w:type="dxa" w:w="80"/>
+              <w:bottom w:type="dxa" w:w="40"/>
+              <w:right w:type="dxa" w:w="80"/>
+            </w:tcMar>
+          </w:tcPr>
+          <w:p>
+            <w:r>
+              <w:rPr>
+                <w:sz w:val="14"/>
+                <w:szCs w:val="14"/>
+              </w:rPr>
+              <w:t xml:space="preserve">2020-07-08</w:t>
+            </w:r>
+          </w:p>
+        </w:tc>
+        <w:tc>
+          <w:tcPr>
+            <w:tcW w:type="dxa" w:w="876"/>
+            <w:tcBorders>
+              <w:top w:val="single" w:color="AAAAAA" w:sz="4"/>
+              <w:left w:val="single" w:color="AAAAAA" w:sz="4"/>
+              <w:bottom w:val="single" w:color="AAAAAA" w:sz="4"/>
+              <w:right w:val="single" w:color="AAAAAA" w:sz="4"/>
+            </w:tcBorders>
+            <w:tcMar>
+              <w:top w:type="dxa" w:w="40"/>
+              <w:left w:type="dxa" w:w="80"/>
+              <w:bottom w:type="dxa" w:w="40"/>
+              <w:right w:type="dxa" w:w="80"/>
+            </w:tcMar>
+          </w:tcPr>
+          <w:p>
+            <w:r>
+              <w:rPr>
+                <w:sz w:val="14"/>
+                <w:szCs w:val="14"/>
               </w:rPr>
               <w:t xml:space="preserve">Creche</w:t>
             </w:r>
@@ -686,25 +1366,51 @@
         </w:tc>
         <w:tc>
           <w:tcPr>
-            <w:tcW w:type="dxa" w:w="1927"/>
-            <w:tcBorders>
-              <w:top w:val="single" w:color="AAAAAA" w:sz="4"/>
-              <w:left w:val="single" w:color="AAAAAA" w:sz="4"/>
-              <w:bottom w:val="single" w:color="AAAAAA" w:sz="4"/>
-              <w:right w:val="single" w:color="AAAAAA" w:sz="4"/>
-            </w:tcBorders>
-            <w:tcMar>
-              <w:top w:type="dxa" w:w="80"/>
-              <w:left w:type="dxa" w:w="120"/>
-              <w:bottom w:type="dxa" w:w="80"/>
-              <w:right w:type="dxa" w:w="120"/>
-            </w:tcMar>
-          </w:tcPr>
-          <w:p>
-            <w:r>
-              <w:rPr>
-                <w:sz w:val="20"/>
-                <w:szCs w:val="20"/>
+            <w:tcW w:type="dxa" w:w="876"/>
+            <w:tcBorders>
+              <w:top w:val="single" w:color="AAAAAA" w:sz="4"/>
+              <w:left w:val="single" w:color="AAAAAA" w:sz="4"/>
+              <w:bottom w:val="single" w:color="AAAAAA" w:sz="4"/>
+              <w:right w:val="single" w:color="AAAAAA" w:sz="4"/>
+            </w:tcBorders>
+            <w:tcMar>
+              <w:top w:type="dxa" w:w="40"/>
+              <w:left w:type="dxa" w:w="80"/>
+              <w:bottom w:type="dxa" w:w="40"/>
+              <w:right w:type="dxa" w:w="80"/>
+            </w:tcMar>
+          </w:tcPr>
+          <w:p>
+            <w:r>
+              <w:rPr>
+                <w:sz w:val="14"/>
+                <w:szCs w:val="14"/>
+              </w:rPr>
+              <w:t xml:space="preserve">280€</w:t>
+            </w:r>
+          </w:p>
+        </w:tc>
+        <w:tc>
+          <w:tcPr>
+            <w:tcW w:type="dxa" w:w="876"/>
+            <w:tcBorders>
+              <w:top w:val="single" w:color="AAAAAA" w:sz="4"/>
+              <w:left w:val="single" w:color="AAAAAA" w:sz="4"/>
+              <w:bottom w:val="single" w:color="AAAAAA" w:sz="4"/>
+              <w:right w:val="single" w:color="AAAAAA" w:sz="4"/>
+            </w:tcBorders>
+            <w:tcMar>
+              <w:top w:type="dxa" w:w="40"/>
+              <w:left w:type="dxa" w:w="80"/>
+              <w:bottom w:type="dxa" w:w="40"/>
+              <w:right w:type="dxa" w:w="80"/>
+            </w:tcMar>
+          </w:tcPr>
+          <w:p>
+            <w:r>
+              <w:rPr>
+                <w:sz w:val="14"/>
+                <w:szCs w:val="14"/>
               </w:rPr>
               <w:t xml:space="preserve">Ed. Clara Dias</w:t>
             </w:r>
@@ -712,25 +1418,51 @@
         </w:tc>
         <w:tc>
           <w:tcPr>
-            <w:tcW w:type="dxa" w:w="1927"/>
-            <w:tcBorders>
-              <w:top w:val="single" w:color="AAAAAA" w:sz="4"/>
-              <w:left w:val="single" w:color="AAAAAA" w:sz="4"/>
-              <w:bottom w:val="single" w:color="AAAAAA" w:sz="4"/>
-              <w:right w:val="single" w:color="AAAAAA" w:sz="4"/>
-            </w:tcBorders>
-            <w:tcMar>
-              <w:top w:type="dxa" w:w="80"/>
-              <w:left w:type="dxa" w:w="120"/>
-              <w:bottom w:type="dxa" w:w="80"/>
-              <w:right w:type="dxa" w:w="120"/>
-            </w:tcMar>
-          </w:tcPr>
-          <w:p>
-            <w:r>
-              <w:rPr>
-                <w:sz w:val="20"/>
-                <w:szCs w:val="20"/>
+            <w:tcW w:type="dxa" w:w="876"/>
+            <w:tcBorders>
+              <w:top w:val="single" w:color="AAAAAA" w:sz="4"/>
+              <w:left w:val="single" w:color="AAAAAA" w:sz="4"/>
+              <w:bottom w:val="single" w:color="AAAAAA" w:sz="4"/>
+              <w:right w:val="single" w:color="AAAAAA" w:sz="4"/>
+            </w:tcBorders>
+            <w:tcMar>
+              <w:top w:type="dxa" w:w="40"/>
+              <w:left w:type="dxa" w:w="80"/>
+              <w:bottom w:type="dxa" w:w="40"/>
+              <w:right w:type="dxa" w:w="80"/>
+            </w:tcMar>
+          </w:tcPr>
+          <w:p>
+            <w:r>
+              <w:rPr>
+                <w:sz w:val="14"/>
+                <w:szCs w:val="14"/>
+              </w:rPr>
+              <w:t xml:space="preserve">Educadora</w:t>
+            </w:r>
+          </w:p>
+        </w:tc>
+        <w:tc>
+          <w:tcPr>
+            <w:tcW w:type="dxa" w:w="876"/>
+            <w:tcBorders>
+              <w:top w:val="single" w:color="AAAAAA" w:sz="4"/>
+              <w:left w:val="single" w:color="AAAAAA" w:sz="4"/>
+              <w:bottom w:val="single" w:color="AAAAAA" w:sz="4"/>
+              <w:right w:val="single" w:color="AAAAAA" w:sz="4"/>
+            </w:tcBorders>
+            <w:tcMar>
+              <w:top w:type="dxa" w:w="40"/>
+              <w:left w:type="dxa" w:w="80"/>
+              <w:bottom w:type="dxa" w:w="40"/>
+              <w:right w:type="dxa" w:w="80"/>
+            </w:tcMar>
+          </w:tcPr>
+          <w:p>
+            <w:r>
+              <w:rPr>
+                <w:sz w:val="14"/>
+                <w:szCs w:val="14"/>
               </w:rPr>
               <w:t xml:space="preserve">Joana Mendes</w:t>
             </w:r>
@@ -738,27 +1470,105 @@
         </w:tc>
         <w:tc>
           <w:tcPr>
-            <w:tcW w:type="dxa" w:w="1927"/>
-            <w:tcBorders>
-              <w:top w:val="single" w:color="AAAAAA" w:sz="4"/>
-              <w:left w:val="single" w:color="AAAAAA" w:sz="4"/>
-              <w:bottom w:val="single" w:color="AAAAAA" w:sz="4"/>
-              <w:right w:val="single" w:color="AAAAAA" w:sz="4"/>
-            </w:tcBorders>
-            <w:tcMar>
-              <w:top w:type="dxa" w:w="80"/>
-              <w:left w:type="dxa" w:w="120"/>
-              <w:bottom w:type="dxa" w:w="80"/>
-              <w:right w:type="dxa" w:w="120"/>
-            </w:tcMar>
-          </w:tcPr>
-          <w:p>
-            <w:r>
-              <w:rPr>
-                <w:sz w:val="20"/>
-                <w:szCs w:val="20"/>
+            <w:tcW w:type="dxa" w:w="876"/>
+            <w:tcBorders>
+              <w:top w:val="single" w:color="AAAAAA" w:sz="4"/>
+              <w:left w:val="single" w:color="AAAAAA" w:sz="4"/>
+              <w:bottom w:val="single" w:color="AAAAAA" w:sz="4"/>
+              <w:right w:val="single" w:color="AAAAAA" w:sz="4"/>
+            </w:tcBorders>
+            <w:tcMar>
+              <w:top w:type="dxa" w:w="40"/>
+              <w:left w:type="dxa" w:w="80"/>
+              <w:bottom w:type="dxa" w:w="40"/>
+              <w:right w:type="dxa" w:w="80"/>
+            </w:tcMar>
+          </w:tcPr>
+          <w:p>
+            <w:r>
+              <w:rPr>
+                <w:sz w:val="14"/>
+                <w:szCs w:val="14"/>
+              </w:rPr>
+              <w:t xml:space="preserve">918456789</w:t>
+            </w:r>
+          </w:p>
+        </w:tc>
+        <w:tc>
+          <w:tcPr>
+            <w:tcW w:type="dxa" w:w="876"/>
+            <w:tcBorders>
+              <w:top w:val="single" w:color="AAAAAA" w:sz="4"/>
+              <w:left w:val="single" w:color="AAAAAA" w:sz="4"/>
+              <w:bottom w:val="single" w:color="AAAAAA" w:sz="4"/>
+              <w:right w:val="single" w:color="AAAAAA" w:sz="4"/>
+            </w:tcBorders>
+            <w:tcMar>
+              <w:top w:type="dxa" w:w="40"/>
+              <w:left w:type="dxa" w:w="80"/>
+              <w:bottom w:type="dxa" w:w="40"/>
+              <w:right w:type="dxa" w:w="80"/>
+            </w:tcMar>
+          </w:tcPr>
+          <w:p>
+            <w:r>
+              <w:rPr>
+                <w:sz w:val="14"/>
+                <w:szCs w:val="14"/>
               </w:rPr>
               <w:t xml:space="preserve">Mãe</w:t>
+            </w:r>
+          </w:p>
+        </w:tc>
+        <w:tc>
+          <w:tcPr>
+            <w:tcW w:type="dxa" w:w="876"/>
+            <w:tcBorders>
+              <w:top w:val="single" w:color="AAAAAA" w:sz="4"/>
+              <w:left w:val="single" w:color="AAAAAA" w:sz="4"/>
+              <w:bottom w:val="single" w:color="AAAAAA" w:sz="4"/>
+              <w:right w:val="single" w:color="AAAAAA" w:sz="4"/>
+            </w:tcBorders>
+            <w:tcMar>
+              <w:top w:type="dxa" w:w="40"/>
+              <w:left w:type="dxa" w:w="80"/>
+              <w:bottom w:type="dxa" w:w="40"/>
+              <w:right w:type="dxa" w:w="80"/>
+            </w:tcMar>
+          </w:tcPr>
+          <w:p>
+            <w:r>
+              <w:rPr>
+                <w:sz w:val="14"/>
+                <w:szCs w:val="14"/>
+              </w:rPr>
+              <w:t xml:space="preserve">2024-09-01</w:t>
+            </w:r>
+          </w:p>
+        </w:tc>
+        <w:tc>
+          <w:tcPr>
+            <w:tcW w:type="dxa" w:w="876"/>
+            <w:tcBorders>
+              <w:top w:val="single" w:color="AAAAAA" w:sz="4"/>
+              <w:left w:val="single" w:color="AAAAAA" w:sz="4"/>
+              <w:bottom w:val="single" w:color="AAAAAA" w:sz="4"/>
+              <w:right w:val="single" w:color="AAAAAA" w:sz="4"/>
+            </w:tcBorders>
+            <w:tcMar>
+              <w:top w:type="dxa" w:w="40"/>
+              <w:left w:type="dxa" w:w="80"/>
+              <w:bottom w:type="dxa" w:w="40"/>
+              <w:right w:type="dxa" w:w="80"/>
+            </w:tcMar>
+          </w:tcPr>
+          <w:p>
+            <w:r>
+              <w:rPr>
+                <w:sz w:val="14"/>
+                <w:szCs w:val="14"/>
+              </w:rPr>
+              <w:t xml:space="preserve">Activo</w:t>
             </w:r>
           </w:p>
         </w:tc>

--- a/docs/er/worksheets/worksheet-autonomo-2-valencias.docx
+++ b/docs/er/worksheets/worksheet-autonomo-2-valencias.docx
@@ -2759,7 +2759,11 @@
         <w:spacing w:after="120"/>
       </w:pPr>
       <w:r>
-        <w:t xml:space="preserve"/>
+        <w:rPr>
+          <w:sz w:val="22"/>
+          <w:szCs w:val="22"/>
+        </w:rPr>
+        <w:t xml:space="preserve">1.</w:t>
       </w:r>
     </w:p>
     <w:p>
@@ -2770,7 +2774,11 @@
         <w:spacing w:after="120"/>
       </w:pPr>
       <w:r>
-        <w:t xml:space="preserve"/>
+        <w:rPr>
+          <w:sz w:val="22"/>
+          <w:szCs w:val="22"/>
+        </w:rPr>
+        <w:t xml:space="preserve">2.</w:t>
       </w:r>
     </w:p>
     <w:p>
@@ -2781,7 +2789,11 @@
         <w:spacing w:after="120"/>
       </w:pPr>
       <w:r>
-        <w:t xml:space="preserve"/>
+        <w:rPr>
+          <w:sz w:val="22"/>
+          <w:szCs w:val="22"/>
+        </w:rPr>
+        <w:t xml:space="preserve">3.</w:t>
       </w:r>
     </w:p>
     <w:p>
@@ -2792,7 +2804,11 @@
         <w:spacing w:after="120"/>
       </w:pPr>
       <w:r>
-        <w:t xml:space="preserve"/>
+        <w:rPr>
+          <w:sz w:val="22"/>
+          <w:szCs w:val="22"/>
+        </w:rPr>
+        <w:t xml:space="preserve">4.</w:t>
       </w:r>
     </w:p>
     <w:p>
@@ -2803,7 +2819,11 @@
         <w:spacing w:after="120"/>
       </w:pPr>
       <w:r>
-        <w:t xml:space="preserve"/>
+        <w:rPr>
+          <w:sz w:val="22"/>
+          <w:szCs w:val="22"/>
+        </w:rPr>
+        <w:t xml:space="preserve">5.</w:t>
       </w:r>
     </w:p>
     <w:p>
@@ -2814,7 +2834,11 @@
         <w:spacing w:after="120"/>
       </w:pPr>
       <w:r>
-        <w:t xml:space="preserve"/>
+        <w:rPr>
+          <w:sz w:val="22"/>
+          <w:szCs w:val="22"/>
+        </w:rPr>
+        <w:t xml:space="preserve">6.</w:t>
       </w:r>
     </w:p>
     <w:p>
@@ -2825,7 +2849,11 @@
         <w:spacing w:after="120"/>
       </w:pPr>
       <w:r>
-        <w:t xml:space="preserve"/>
+        <w:rPr>
+          <w:sz w:val="22"/>
+          <w:szCs w:val="22"/>
+        </w:rPr>
+        <w:t xml:space="preserve">7.</w:t>
       </w:r>
     </w:p>
     <w:p>

--- a/docs/er/worksheets/worksheet-autonomo-2-valencias.docx
+++ b/docs/er/worksheets/worksheet-autonomo-2-valencias.docx
@@ -3626,7 +3626,7 @@
           <w:sz w:val="28"/>
           <w:szCs w:val="28"/>
         </w:rPr>
-        <w:t xml:space="preserve">Fase 5 — Determinar tabelas (abordagem intuitiva)</w:t>
+        <w:t xml:space="preserve">Fase 5 — Determinar tabelas (aplicar regras de construção)</w:t>
       </w:r>
     </w:p>
     <w:p>
@@ -3634,110 +3634,7 @@
         <w:spacing w:after="80"/>
       </w:pPr>
       <w:r>
-        <w:t xml:space="preserve">Para cada relação, aplique o método em 4 passos: (A) tentativa com 3 linhas de dados reais; (B) observação de vazios ou repetições; (C) decisão; (D) nome da regra.</w:t>
-      </w:r>
-    </w:p>
-    <w:p>
-      <w:pPr>
-        <w:spacing w:after="80"/>
-      </w:pPr>
-      <w:r>
-        <w:rPr>
-          <w:b/>
-          <w:bCs/>
-          <w:sz w:val="20"/>
-          <w:szCs w:val="20"/>
-        </w:rPr>
-        <w:t xml:space="preserve">Lembrete rápido: </w:t>
-      </w:r>
-      <w:r>
-        <w:rPr>
-          <w:sz w:val="20"/>
-          <w:szCs w:val="20"/>
-        </w:rPr>
-        <w:t xml:space="preserve">tudo limpo → </w:t>
-      </w:r>
-      <w:r>
-        <w:rPr>
-          <w:b/>
-          <w:bCs/>
-          <w:color w:val="1F3864"/>
-          <w:sz w:val="20"/>
-          <w:szCs w:val="20"/>
-        </w:rPr>
-        <w:t xml:space="preserve">Regra 4 (2 tabelas)</w:t>
-      </w:r>
-      <w:r>
-        <w:rPr>
-          <w:sz w:val="20"/>
-          <w:szCs w:val="20"/>
-        </w:rPr>
-        <w:t xml:space="preserve">   |   NULLs → </w:t>
-      </w:r>
-      <w:r>
-        <w:rPr>
-          <w:b/>
-          <w:bCs/>
-          <w:color w:val="1F3864"/>
-          <w:sz w:val="20"/>
-          <w:szCs w:val="20"/>
-        </w:rPr>
-        <w:t xml:space="preserve">Regra 5 (3 tabelas)</w:t>
-      </w:r>
-      <w:r>
-        <w:rPr>
-          <w:sz w:val="20"/>
-          <w:szCs w:val="20"/>
-        </w:rPr>
-        <w:t xml:space="preserve">   |   repetições → </w:t>
-      </w:r>
-      <w:r>
-        <w:rPr>
-          <w:b/>
-          <w:bCs/>
-          <w:color w:val="1F3864"/>
-          <w:sz w:val="20"/>
-          <w:szCs w:val="20"/>
-        </w:rPr>
-        <w:t xml:space="preserve">Regra 6 (3 tabelas)</w:t>
-      </w:r>
-    </w:p>
-    <w:p>
-      <w:pPr>
-        <w:spacing w:after="120"/>
-      </w:pPr>
-      <w:r>
-        <w:t xml:space="preserve"/>
-      </w:r>
-    </w:p>
-    <w:p>
-      <w:pPr>
-        <w:shd w:fill="DCE6F1" w:val="clear"/>
-        <w:spacing w:after="80" w:before="200"/>
-      </w:pPr>
-      <w:r>
-        <w:rPr>
-          <w:b/>
-          <w:bCs/>
-          <w:color w:val="1F3864"/>
-          <w:sz w:val="22"/>
-          <w:szCs w:val="22"/>
-        </w:rPr>
-        <w:t xml:space="preserve">  Relação 1:  ________________________________________________________________</w:t>
-      </w:r>
-    </w:p>
-    <w:p>
-      <w:pPr>
-        <w:spacing w:after="80"/>
-      </w:pPr>
-      <w:r>
-        <w:rPr>
-          <w:b/>
-          <w:bCs/>
-          <w:sz w:val="20"/>
-          <w:szCs w:val="20"/>
-        </w:rPr>
-        <w:t xml:space="preserve">Passo A — Tentativa: coloque a FK no lado mais natural e escreva 3 linhas com dados plausíveis.</w:t>
+        <w:t xml:space="preserve">Para cada relação, identifique a cardinalidade e a participação, escolha a regra aplicável (1 a 6) e indique o número de tabelas resultantes e onde fica a chave estrangeira.</w:t>
       </w:r>
     </w:p>
     <w:tbl>
@@ -3753,30 +3650,24 @@
         </w:tblBorders>
       </w:tblPr>
       <w:tblGrid>
-        <w:gridCol w:w="2410"/>
-        <w:gridCol w:w="2410"/>
-        <w:gridCol w:w="2409"/>
-        <w:gridCol w:w="2409"/>
+        <w:gridCol w:w="9638"/>
       </w:tblGrid>
       <w:tr>
-        <w:trPr>
-          <w:tblHeader/>
-        </w:trPr>
-        <w:tc>
-          <w:tcPr>
-            <w:tcW w:type="dxa" w:w="2410"/>
-            <w:tcBorders>
-              <w:top w:val="single" w:color="AAAAAA" w:sz="4"/>
-              <w:left w:val="single" w:color="AAAAAA" w:sz="4"/>
-              <w:bottom w:val="single" w:color="AAAAAA" w:sz="4"/>
-              <w:right w:val="single" w:color="AAAAAA" w:sz="4"/>
-            </w:tcBorders>
-            <w:shd w:fill="1F3864" w:val="clear"/>
-            <w:tcMar>
-              <w:top w:type="dxa" w:w="80"/>
-              <w:left w:type="dxa" w:w="120"/>
-              <w:bottom w:type="dxa" w:w="80"/>
-              <w:right w:type="dxa" w:w="120"/>
+        <w:tc>
+          <w:tcPr>
+            <w:tcW w:type="dxa" w:w="9638"/>
+            <w:tcBorders>
+              <w:top w:val="single" w:color="AAAAAA" w:sz="4"/>
+              <w:left w:val="single" w:color="AAAAAA" w:sz="4"/>
+              <w:bottom w:val="single" w:color="AAAAAA" w:sz="4"/>
+              <w:right w:val="single" w:color="AAAAAA" w:sz="4"/>
+            </w:tcBorders>
+            <w:shd w:fill="F2F2F2" w:val="clear"/>
+            <w:tcMar>
+              <w:top w:type="dxa" w:w="120"/>
+              <w:left w:type="dxa" w:w="200"/>
+              <w:bottom w:type="dxa" w:w="120"/>
+              <w:right w:type="dxa" w:w="200"/>
             </w:tcMar>
           </w:tcPr>
           <w:p>
@@ -3784,407 +3675,18 @@
               <w:rPr>
                 <w:b/>
                 <w:bCs/>
-                <w:color w:val="FFFFFF"/>
+                <w:color w:val="1F3864"/>
                 <w:sz w:val="20"/>
                 <w:szCs w:val="20"/>
               </w:rPr>
-              <w:t xml:space="preserve"/>
-            </w:r>
-          </w:p>
-        </w:tc>
-        <w:tc>
-          <w:tcPr>
-            <w:tcW w:type="dxa" w:w="2410"/>
-            <w:tcBorders>
-              <w:top w:val="single" w:color="AAAAAA" w:sz="4"/>
-              <w:left w:val="single" w:color="AAAAAA" w:sz="4"/>
-              <w:bottom w:val="single" w:color="AAAAAA" w:sz="4"/>
-              <w:right w:val="single" w:color="AAAAAA" w:sz="4"/>
-            </w:tcBorders>
-            <w:shd w:fill="1F3864" w:val="clear"/>
-            <w:tcMar>
-              <w:top w:type="dxa" w:w="80"/>
-              <w:left w:type="dxa" w:w="120"/>
-              <w:bottom w:type="dxa" w:w="80"/>
-              <w:right w:type="dxa" w:w="120"/>
-            </w:tcMar>
-          </w:tcPr>
-          <w:p>
-            <w:r>
-              <w:rPr>
-                <w:b/>
-                <w:bCs/>
-                <w:color w:val="FFFFFF"/>
+              <w:t xml:space="preserve">Pergunta-guia: </w:t>
+            </w:r>
+            <w:r>
+              <w:rPr>
                 <w:sz w:val="20"/>
                 <w:szCs w:val="20"/>
               </w:rPr>
-              <w:t xml:space="preserve"/>
-            </w:r>
-          </w:p>
-        </w:tc>
-        <w:tc>
-          <w:tcPr>
-            <w:tcW w:type="dxa" w:w="2409"/>
-            <w:tcBorders>
-              <w:top w:val="single" w:color="AAAAAA" w:sz="4"/>
-              <w:left w:val="single" w:color="AAAAAA" w:sz="4"/>
-              <w:bottom w:val="single" w:color="AAAAAA" w:sz="4"/>
-              <w:right w:val="single" w:color="AAAAAA" w:sz="4"/>
-            </w:tcBorders>
-            <w:shd w:fill="1F3864" w:val="clear"/>
-            <w:tcMar>
-              <w:top w:type="dxa" w:w="80"/>
-              <w:left w:type="dxa" w:w="120"/>
-              <w:bottom w:type="dxa" w:w="80"/>
-              <w:right w:type="dxa" w:w="120"/>
-            </w:tcMar>
-          </w:tcPr>
-          <w:p>
-            <w:r>
-              <w:rPr>
-                <w:b/>
-                <w:bCs/>
-                <w:color w:val="FFFFFF"/>
-                <w:sz w:val="20"/>
-                <w:szCs w:val="20"/>
-              </w:rPr>
-              <w:t xml:space="preserve"/>
-            </w:r>
-          </w:p>
-        </w:tc>
-        <w:tc>
-          <w:tcPr>
-            <w:tcW w:type="dxa" w:w="2409"/>
-            <w:tcBorders>
-              <w:top w:val="single" w:color="AAAAAA" w:sz="4"/>
-              <w:left w:val="single" w:color="AAAAAA" w:sz="4"/>
-              <w:bottom w:val="single" w:color="AAAAAA" w:sz="4"/>
-              <w:right w:val="single" w:color="AAAAAA" w:sz="4"/>
-            </w:tcBorders>
-            <w:shd w:fill="1F3864" w:val="clear"/>
-            <w:tcMar>
-              <w:top w:type="dxa" w:w="80"/>
-              <w:left w:type="dxa" w:w="120"/>
-              <w:bottom w:type="dxa" w:w="80"/>
-              <w:right w:type="dxa" w:w="120"/>
-            </w:tcMar>
-          </w:tcPr>
-          <w:p>
-            <w:r>
-              <w:rPr>
-                <w:b/>
-                <w:bCs/>
-                <w:color w:val="FFFFFF"/>
-                <w:sz w:val="20"/>
-                <w:szCs w:val="20"/>
-              </w:rPr>
-              <w:t xml:space="preserve"/>
-            </w:r>
-          </w:p>
-        </w:tc>
-      </w:tr>
-      <w:tr>
-        <w:tc>
-          <w:tcPr>
-            <w:tcW w:type="dxa" w:w="2410"/>
-            <w:tcBorders>
-              <w:top w:val="single" w:color="AAAAAA" w:sz="4"/>
-              <w:left w:val="single" w:color="AAAAAA" w:sz="4"/>
-              <w:bottom w:val="single" w:color="AAAAAA" w:sz="4"/>
-              <w:right w:val="single" w:color="AAAAAA" w:sz="4"/>
-            </w:tcBorders>
-            <w:tcMar>
-              <w:top w:type="dxa" w:w="80"/>
-              <w:left w:type="dxa" w:w="120"/>
-              <w:bottom w:type="dxa" w:w="80"/>
-              <w:right w:type="dxa" w:w="120"/>
-            </w:tcMar>
-          </w:tcPr>
-          <w:p>
-            <w:pPr>
-              <w:spacing w:after="300"/>
-            </w:pPr>
-            <w:r>
-              <w:t xml:space="preserve"/>
-            </w:r>
-          </w:p>
-        </w:tc>
-        <w:tc>
-          <w:tcPr>
-            <w:tcW w:type="dxa" w:w="2410"/>
-            <w:tcBorders>
-              <w:top w:val="single" w:color="AAAAAA" w:sz="4"/>
-              <w:left w:val="single" w:color="AAAAAA" w:sz="4"/>
-              <w:bottom w:val="single" w:color="AAAAAA" w:sz="4"/>
-              <w:right w:val="single" w:color="AAAAAA" w:sz="4"/>
-            </w:tcBorders>
-            <w:tcMar>
-              <w:top w:type="dxa" w:w="80"/>
-              <w:left w:type="dxa" w:w="120"/>
-              <w:bottom w:type="dxa" w:w="80"/>
-              <w:right w:type="dxa" w:w="120"/>
-            </w:tcMar>
-          </w:tcPr>
-          <w:p>
-            <w:pPr>
-              <w:spacing w:after="300"/>
-            </w:pPr>
-            <w:r>
-              <w:t xml:space="preserve"/>
-            </w:r>
-          </w:p>
-        </w:tc>
-        <w:tc>
-          <w:tcPr>
-            <w:tcW w:type="dxa" w:w="2409"/>
-            <w:tcBorders>
-              <w:top w:val="single" w:color="AAAAAA" w:sz="4"/>
-              <w:left w:val="single" w:color="AAAAAA" w:sz="4"/>
-              <w:bottom w:val="single" w:color="AAAAAA" w:sz="4"/>
-              <w:right w:val="single" w:color="AAAAAA" w:sz="4"/>
-            </w:tcBorders>
-            <w:tcMar>
-              <w:top w:type="dxa" w:w="80"/>
-              <w:left w:type="dxa" w:w="120"/>
-              <w:bottom w:type="dxa" w:w="80"/>
-              <w:right w:type="dxa" w:w="120"/>
-            </w:tcMar>
-          </w:tcPr>
-          <w:p>
-            <w:pPr>
-              <w:spacing w:after="300"/>
-            </w:pPr>
-            <w:r>
-              <w:t xml:space="preserve"/>
-            </w:r>
-          </w:p>
-        </w:tc>
-        <w:tc>
-          <w:tcPr>
-            <w:tcW w:type="dxa" w:w="2409"/>
-            <w:tcBorders>
-              <w:top w:val="single" w:color="AAAAAA" w:sz="4"/>
-              <w:left w:val="single" w:color="AAAAAA" w:sz="4"/>
-              <w:bottom w:val="single" w:color="AAAAAA" w:sz="4"/>
-              <w:right w:val="single" w:color="AAAAAA" w:sz="4"/>
-            </w:tcBorders>
-            <w:tcMar>
-              <w:top w:type="dxa" w:w="80"/>
-              <w:left w:type="dxa" w:w="120"/>
-              <w:bottom w:type="dxa" w:w="80"/>
-              <w:right w:type="dxa" w:w="120"/>
-            </w:tcMar>
-          </w:tcPr>
-          <w:p>
-            <w:pPr>
-              <w:spacing w:after="300"/>
-            </w:pPr>
-            <w:r>
-              <w:t xml:space="preserve"/>
-            </w:r>
-          </w:p>
-        </w:tc>
-      </w:tr>
-      <w:tr>
-        <w:tc>
-          <w:tcPr>
-            <w:tcW w:type="dxa" w:w="2410"/>
-            <w:tcBorders>
-              <w:top w:val="single" w:color="AAAAAA" w:sz="4"/>
-              <w:left w:val="single" w:color="AAAAAA" w:sz="4"/>
-              <w:bottom w:val="single" w:color="AAAAAA" w:sz="4"/>
-              <w:right w:val="single" w:color="AAAAAA" w:sz="4"/>
-            </w:tcBorders>
-            <w:tcMar>
-              <w:top w:type="dxa" w:w="80"/>
-              <w:left w:type="dxa" w:w="120"/>
-              <w:bottom w:type="dxa" w:w="80"/>
-              <w:right w:type="dxa" w:w="120"/>
-            </w:tcMar>
-          </w:tcPr>
-          <w:p>
-            <w:pPr>
-              <w:spacing w:after="300"/>
-            </w:pPr>
-            <w:r>
-              <w:t xml:space="preserve"/>
-            </w:r>
-          </w:p>
-        </w:tc>
-        <w:tc>
-          <w:tcPr>
-            <w:tcW w:type="dxa" w:w="2410"/>
-            <w:tcBorders>
-              <w:top w:val="single" w:color="AAAAAA" w:sz="4"/>
-              <w:left w:val="single" w:color="AAAAAA" w:sz="4"/>
-              <w:bottom w:val="single" w:color="AAAAAA" w:sz="4"/>
-              <w:right w:val="single" w:color="AAAAAA" w:sz="4"/>
-            </w:tcBorders>
-            <w:tcMar>
-              <w:top w:type="dxa" w:w="80"/>
-              <w:left w:type="dxa" w:w="120"/>
-              <w:bottom w:type="dxa" w:w="80"/>
-              <w:right w:type="dxa" w:w="120"/>
-            </w:tcMar>
-          </w:tcPr>
-          <w:p>
-            <w:pPr>
-              <w:spacing w:after="300"/>
-            </w:pPr>
-            <w:r>
-              <w:t xml:space="preserve"/>
-            </w:r>
-          </w:p>
-        </w:tc>
-        <w:tc>
-          <w:tcPr>
-            <w:tcW w:type="dxa" w:w="2409"/>
-            <w:tcBorders>
-              <w:top w:val="single" w:color="AAAAAA" w:sz="4"/>
-              <w:left w:val="single" w:color="AAAAAA" w:sz="4"/>
-              <w:bottom w:val="single" w:color="AAAAAA" w:sz="4"/>
-              <w:right w:val="single" w:color="AAAAAA" w:sz="4"/>
-            </w:tcBorders>
-            <w:tcMar>
-              <w:top w:type="dxa" w:w="80"/>
-              <w:left w:type="dxa" w:w="120"/>
-              <w:bottom w:type="dxa" w:w="80"/>
-              <w:right w:type="dxa" w:w="120"/>
-            </w:tcMar>
-          </w:tcPr>
-          <w:p>
-            <w:pPr>
-              <w:spacing w:after="300"/>
-            </w:pPr>
-            <w:r>
-              <w:t xml:space="preserve"/>
-            </w:r>
-          </w:p>
-        </w:tc>
-        <w:tc>
-          <w:tcPr>
-            <w:tcW w:type="dxa" w:w="2409"/>
-            <w:tcBorders>
-              <w:top w:val="single" w:color="AAAAAA" w:sz="4"/>
-              <w:left w:val="single" w:color="AAAAAA" w:sz="4"/>
-              <w:bottom w:val="single" w:color="AAAAAA" w:sz="4"/>
-              <w:right w:val="single" w:color="AAAAAA" w:sz="4"/>
-            </w:tcBorders>
-            <w:tcMar>
-              <w:top w:type="dxa" w:w="80"/>
-              <w:left w:type="dxa" w:w="120"/>
-              <w:bottom w:type="dxa" w:w="80"/>
-              <w:right w:type="dxa" w:w="120"/>
-            </w:tcMar>
-          </w:tcPr>
-          <w:p>
-            <w:pPr>
-              <w:spacing w:after="300"/>
-            </w:pPr>
-            <w:r>
-              <w:t xml:space="preserve"/>
-            </w:r>
-          </w:p>
-        </w:tc>
-      </w:tr>
-      <w:tr>
-        <w:tc>
-          <w:tcPr>
-            <w:tcW w:type="dxa" w:w="2410"/>
-            <w:tcBorders>
-              <w:top w:val="single" w:color="AAAAAA" w:sz="4"/>
-              <w:left w:val="single" w:color="AAAAAA" w:sz="4"/>
-              <w:bottom w:val="single" w:color="AAAAAA" w:sz="4"/>
-              <w:right w:val="single" w:color="AAAAAA" w:sz="4"/>
-            </w:tcBorders>
-            <w:tcMar>
-              <w:top w:type="dxa" w:w="80"/>
-              <w:left w:type="dxa" w:w="120"/>
-              <w:bottom w:type="dxa" w:w="80"/>
-              <w:right w:type="dxa" w:w="120"/>
-            </w:tcMar>
-          </w:tcPr>
-          <w:p>
-            <w:pPr>
-              <w:spacing w:after="300"/>
-            </w:pPr>
-            <w:r>
-              <w:t xml:space="preserve"/>
-            </w:r>
-          </w:p>
-        </w:tc>
-        <w:tc>
-          <w:tcPr>
-            <w:tcW w:type="dxa" w:w="2410"/>
-            <w:tcBorders>
-              <w:top w:val="single" w:color="AAAAAA" w:sz="4"/>
-              <w:left w:val="single" w:color="AAAAAA" w:sz="4"/>
-              <w:bottom w:val="single" w:color="AAAAAA" w:sz="4"/>
-              <w:right w:val="single" w:color="AAAAAA" w:sz="4"/>
-            </w:tcBorders>
-            <w:tcMar>
-              <w:top w:type="dxa" w:w="80"/>
-              <w:left w:type="dxa" w:w="120"/>
-              <w:bottom w:type="dxa" w:w="80"/>
-              <w:right w:type="dxa" w:w="120"/>
-            </w:tcMar>
-          </w:tcPr>
-          <w:p>
-            <w:pPr>
-              <w:spacing w:after="300"/>
-            </w:pPr>
-            <w:r>
-              <w:t xml:space="preserve"/>
-            </w:r>
-          </w:p>
-        </w:tc>
-        <w:tc>
-          <w:tcPr>
-            <w:tcW w:type="dxa" w:w="2409"/>
-            <w:tcBorders>
-              <w:top w:val="single" w:color="AAAAAA" w:sz="4"/>
-              <w:left w:val="single" w:color="AAAAAA" w:sz="4"/>
-              <w:bottom w:val="single" w:color="AAAAAA" w:sz="4"/>
-              <w:right w:val="single" w:color="AAAAAA" w:sz="4"/>
-            </w:tcBorders>
-            <w:tcMar>
-              <w:top w:type="dxa" w:w="80"/>
-              <w:left w:type="dxa" w:w="120"/>
-              <w:bottom w:type="dxa" w:w="80"/>
-              <w:right w:type="dxa" w:w="120"/>
-            </w:tcMar>
-          </w:tcPr>
-          <w:p>
-            <w:pPr>
-              <w:spacing w:after="300"/>
-            </w:pPr>
-            <w:r>
-              <w:t xml:space="preserve"/>
-            </w:r>
-          </w:p>
-        </w:tc>
-        <w:tc>
-          <w:tcPr>
-            <w:tcW w:type="dxa" w:w="2409"/>
-            <w:tcBorders>
-              <w:top w:val="single" w:color="AAAAAA" w:sz="4"/>
-              <w:left w:val="single" w:color="AAAAAA" w:sz="4"/>
-              <w:bottom w:val="single" w:color="AAAAAA" w:sz="4"/>
-              <w:right w:val="single" w:color="AAAAAA" w:sz="4"/>
-            </w:tcBorders>
-            <w:tcMar>
-              <w:top w:type="dxa" w:w="80"/>
-              <w:left w:type="dxa" w:w="120"/>
-              <w:bottom w:type="dxa" w:w="80"/>
-              <w:right w:type="dxa" w:w="120"/>
-            </w:tcMar>
-          </w:tcPr>
-          <w:p>
-            <w:pPr>
-              <w:spacing w:after="300"/>
-            </w:pPr>
-            <w:r>
-              <w:t xml:space="preserve"/>
+              <w:t xml:space="preserve">Regra 1: 1:1 ambas obrig. → 1 tabela  |  Regra 2: 1:1 obrig. numa → 2  |  Regra 3: 1:1 nenhuma obrig. → 3  |  Regra 4: 1:N obrig. N → 2  |  Regra 5: 1:N não obrig. N → 3  |  Regra 6: N:M → 3</w:t>
             </w:r>
           </w:p>
         </w:tc>
@@ -4192,81 +3694,7 @@
     </w:tbl>
     <w:p>
       <w:pPr>
-        <w:spacing w:after="80"/>
-      </w:pPr>
-      <w:r>
-        <w:t xml:space="preserve"/>
-      </w:r>
-    </w:p>
-    <w:p>
-      <w:pPr>
-        <w:spacing w:after="80"/>
-      </w:pPr>
-      <w:r>
-        <w:rPr>
-          <w:b/>
-          <w:bCs/>
-          <w:sz w:val="20"/>
-          <w:szCs w:val="20"/>
-        </w:rPr>
-        <w:t xml:space="preserve">Passo B — Observe a tabela:</w:t>
-      </w:r>
-    </w:p>
-    <w:p>
-      <w:pPr>
-        <w:spacing w:after="80"/>
-      </w:pPr>
-      <w:r>
-        <w:rPr>
-          <w:sz w:val="20"/>
-          <w:szCs w:val="20"/>
-        </w:rPr>
-        <w:t xml:space="preserve">☐  Há células vazias (NULLs)?          ☐  Há linhas repetidas?</w:t>
-      </w:r>
-    </w:p>
-    <w:p>
-      <w:pPr>
-        <w:spacing w:after="80"/>
-      </w:pPr>
-      <w:r>
-        <w:rPr>
-          <w:b/>
-          <w:bCs/>
-          <w:sz w:val="20"/>
-          <w:szCs w:val="20"/>
-        </w:rPr>
-        <w:t xml:space="preserve">Passo C — Decisão:</w:t>
-      </w:r>
-    </w:p>
-    <w:p>
-      <w:pPr>
-        <w:spacing w:after="80"/>
-      </w:pPr>
-      <w:r>
-        <w:rPr>
-          <w:sz w:val="20"/>
-          <w:szCs w:val="20"/>
-        </w:rPr>
-        <w:t xml:space="preserve">☐  Tudo limpo → ficam 2 tabelas          ☐  Criar tabela associativa: _______________________ → 3 tabelas</w:t>
-      </w:r>
-    </w:p>
-    <w:p>
-      <w:pPr>
-        <w:spacing w:after="80"/>
-      </w:pPr>
-      <w:r>
-        <w:rPr>
-          <w:b/>
-          <w:bCs/>
-          <w:sz w:val="20"/>
-          <w:szCs w:val="20"/>
-        </w:rPr>
-        <w:t xml:space="preserve">Passo D — Regra aplicada: Regra _____</w:t>
-      </w:r>
-    </w:p>
-    <w:p>
-      <w:pPr>
-        <w:spacing w:after="200"/>
+        <w:spacing w:after="120"/>
       </w:pPr>
       <w:r>
         <w:t xml:space="preserve"/>
@@ -4285,21 +3713,7 @@
           <w:sz w:val="22"/>
           <w:szCs w:val="22"/>
         </w:rPr>
-        <w:t xml:space="preserve">  Relação 2:  ________________________________________________________________</w:t>
-      </w:r>
-    </w:p>
-    <w:p>
-      <w:pPr>
-        <w:spacing w:after="80"/>
-      </w:pPr>
-      <w:r>
-        <w:rPr>
-          <w:b/>
-          <w:bCs/>
-          <w:sz w:val="20"/>
-          <w:szCs w:val="20"/>
-        </w:rPr>
-        <w:t xml:space="preserve">Passo A — Tentativa: coloque a FK no lado mais natural e escreva 3 linhas com dados plausíveis.</w:t>
+        <w:t xml:space="preserve">  Relação 1:  ________________________________________________________________</w:t>
       </w:r>
     </w:p>
     <w:tbl>
@@ -4315,10 +3729,11 @@
         </w:tblBorders>
       </w:tblPr>
       <w:tblGrid>
-        <w:gridCol w:w="2410"/>
-        <w:gridCol w:w="2410"/>
-        <w:gridCol w:w="2409"/>
-        <w:gridCol w:w="2409"/>
+        <w:gridCol w:w="1600"/>
+        <w:gridCol w:w="2600"/>
+        <w:gridCol w:w="1600"/>
+        <w:gridCol w:w="1400"/>
+        <w:gridCol w:w="2438"/>
       </w:tblGrid>
       <w:tr>
         <w:trPr>
@@ -4326,7 +3741,7 @@
         </w:trPr>
         <w:tc>
           <w:tcPr>
-            <w:tcW w:type="dxa" w:w="2410"/>
+            <w:tcW w:type="dxa" w:w="1600"/>
             <w:tcBorders>
               <w:top w:val="single" w:color="AAAAAA" w:sz="4"/>
               <w:left w:val="single" w:color="AAAAAA" w:sz="4"/>
@@ -4350,13 +3765,13 @@
                 <w:sz w:val="20"/>
                 <w:szCs w:val="20"/>
               </w:rPr>
-              <w:t xml:space="preserve"/>
-            </w:r>
-          </w:p>
-        </w:tc>
-        <w:tc>
-          <w:tcPr>
-            <w:tcW w:type="dxa" w:w="2410"/>
+              <w:t xml:space="preserve">Cardinalidade</w:t>
+            </w:r>
+          </w:p>
+        </w:tc>
+        <w:tc>
+          <w:tcPr>
+            <w:tcW w:type="dxa" w:w="2600"/>
             <w:tcBorders>
               <w:top w:val="single" w:color="AAAAAA" w:sz="4"/>
               <w:left w:val="single" w:color="AAAAAA" w:sz="4"/>
@@ -4380,13 +3795,13 @@
                 <w:sz w:val="20"/>
                 <w:szCs w:val="20"/>
               </w:rPr>
-              <w:t xml:space="preserve"/>
-            </w:r>
-          </w:p>
-        </w:tc>
-        <w:tc>
-          <w:tcPr>
-            <w:tcW w:type="dxa" w:w="2409"/>
+              <w:t xml:space="preserve">Participação</w:t>
+            </w:r>
+          </w:p>
+        </w:tc>
+        <w:tc>
+          <w:tcPr>
+            <w:tcW w:type="dxa" w:w="1600"/>
             <w:tcBorders>
               <w:top w:val="single" w:color="AAAAAA" w:sz="4"/>
               <w:left w:val="single" w:color="AAAAAA" w:sz="4"/>
@@ -4410,13 +3825,13 @@
                 <w:sz w:val="20"/>
                 <w:szCs w:val="20"/>
               </w:rPr>
-              <w:t xml:space="preserve"/>
-            </w:r>
-          </w:p>
-        </w:tc>
-        <w:tc>
-          <w:tcPr>
-            <w:tcW w:type="dxa" w:w="2409"/>
+              <w:t xml:space="preserve">Regra aplicável</w:t>
+            </w:r>
+          </w:p>
+        </w:tc>
+        <w:tc>
+          <w:tcPr>
+            <w:tcW w:type="dxa" w:w="1400"/>
             <w:tcBorders>
               <w:top w:val="single" w:color="AAAAAA" w:sz="4"/>
               <w:left w:val="single" w:color="AAAAAA" w:sz="4"/>
@@ -4440,7 +3855,37 @@
                 <w:sz w:val="20"/>
                 <w:szCs w:val="20"/>
               </w:rPr>
-              <w:t xml:space="preserve"/>
+              <w:t xml:space="preserve">Nº tabelas</w:t>
+            </w:r>
+          </w:p>
+        </w:tc>
+        <w:tc>
+          <w:tcPr>
+            <w:tcW w:type="dxa" w:w="2438"/>
+            <w:tcBorders>
+              <w:top w:val="single" w:color="AAAAAA" w:sz="4"/>
+              <w:left w:val="single" w:color="AAAAAA" w:sz="4"/>
+              <w:bottom w:val="single" w:color="AAAAAA" w:sz="4"/>
+              <w:right w:val="single" w:color="AAAAAA" w:sz="4"/>
+            </w:tcBorders>
+            <w:shd w:fill="1F3864" w:val="clear"/>
+            <w:tcMar>
+              <w:top w:type="dxa" w:w="80"/>
+              <w:left w:type="dxa" w:w="120"/>
+              <w:bottom w:type="dxa" w:w="80"/>
+              <w:right w:type="dxa" w:w="120"/>
+            </w:tcMar>
+          </w:tcPr>
+          <w:p>
+            <w:r>
+              <w:rPr>
+                <w:b/>
+                <w:bCs/>
+                <w:color w:val="FFFFFF"/>
+                <w:sz w:val="20"/>
+                <w:szCs w:val="20"/>
+              </w:rPr>
+              <w:t xml:space="preserve">Onde fica a FK</w:t>
             </w:r>
           </w:p>
         </w:tc>
@@ -4448,286 +3893,107 @@
       <w:tr>
         <w:tc>
           <w:tcPr>
-            <w:tcW w:type="dxa" w:w="2410"/>
-            <w:tcBorders>
-              <w:top w:val="single" w:color="AAAAAA" w:sz="4"/>
-              <w:left w:val="single" w:color="AAAAAA" w:sz="4"/>
-              <w:bottom w:val="single" w:color="AAAAAA" w:sz="4"/>
-              <w:right w:val="single" w:color="AAAAAA" w:sz="4"/>
-            </w:tcBorders>
-            <w:tcMar>
-              <w:top w:type="dxa" w:w="80"/>
-              <w:left w:type="dxa" w:w="120"/>
-              <w:bottom w:type="dxa" w:w="80"/>
-              <w:right w:type="dxa" w:w="120"/>
-            </w:tcMar>
-          </w:tcPr>
-          <w:p>
-            <w:pPr>
-              <w:spacing w:after="300"/>
-            </w:pPr>
-            <w:r>
-              <w:t xml:space="preserve"/>
-            </w:r>
-          </w:p>
-        </w:tc>
-        <w:tc>
-          <w:tcPr>
-            <w:tcW w:type="dxa" w:w="2410"/>
-            <w:tcBorders>
-              <w:top w:val="single" w:color="AAAAAA" w:sz="4"/>
-              <w:left w:val="single" w:color="AAAAAA" w:sz="4"/>
-              <w:bottom w:val="single" w:color="AAAAAA" w:sz="4"/>
-              <w:right w:val="single" w:color="AAAAAA" w:sz="4"/>
-            </w:tcBorders>
-            <w:tcMar>
-              <w:top w:type="dxa" w:w="80"/>
-              <w:left w:type="dxa" w:w="120"/>
-              <w:bottom w:type="dxa" w:w="80"/>
-              <w:right w:type="dxa" w:w="120"/>
-            </w:tcMar>
-          </w:tcPr>
-          <w:p>
-            <w:pPr>
-              <w:spacing w:after="300"/>
-            </w:pPr>
-            <w:r>
-              <w:t xml:space="preserve"/>
-            </w:r>
-          </w:p>
-        </w:tc>
-        <w:tc>
-          <w:tcPr>
-            <w:tcW w:type="dxa" w:w="2409"/>
-            <w:tcBorders>
-              <w:top w:val="single" w:color="AAAAAA" w:sz="4"/>
-              <w:left w:val="single" w:color="AAAAAA" w:sz="4"/>
-              <w:bottom w:val="single" w:color="AAAAAA" w:sz="4"/>
-              <w:right w:val="single" w:color="AAAAAA" w:sz="4"/>
-            </w:tcBorders>
-            <w:tcMar>
-              <w:top w:type="dxa" w:w="80"/>
-              <w:left w:type="dxa" w:w="120"/>
-              <w:bottom w:type="dxa" w:w="80"/>
-              <w:right w:type="dxa" w:w="120"/>
-            </w:tcMar>
-          </w:tcPr>
-          <w:p>
-            <w:pPr>
-              <w:spacing w:after="300"/>
-            </w:pPr>
-            <w:r>
-              <w:t xml:space="preserve"/>
-            </w:r>
-          </w:p>
-        </w:tc>
-        <w:tc>
-          <w:tcPr>
-            <w:tcW w:type="dxa" w:w="2409"/>
-            <w:tcBorders>
-              <w:top w:val="single" w:color="AAAAAA" w:sz="4"/>
-              <w:left w:val="single" w:color="AAAAAA" w:sz="4"/>
-              <w:bottom w:val="single" w:color="AAAAAA" w:sz="4"/>
-              <w:right w:val="single" w:color="AAAAAA" w:sz="4"/>
-            </w:tcBorders>
-            <w:tcMar>
-              <w:top w:type="dxa" w:w="80"/>
-              <w:left w:type="dxa" w:w="120"/>
-              <w:bottom w:type="dxa" w:w="80"/>
-              <w:right w:type="dxa" w:w="120"/>
-            </w:tcMar>
-          </w:tcPr>
-          <w:p>
-            <w:pPr>
-              <w:spacing w:after="300"/>
-            </w:pPr>
-            <w:r>
-              <w:t xml:space="preserve"/>
-            </w:r>
-          </w:p>
-        </w:tc>
-      </w:tr>
-      <w:tr>
-        <w:tc>
-          <w:tcPr>
-            <w:tcW w:type="dxa" w:w="2410"/>
-            <w:tcBorders>
-              <w:top w:val="single" w:color="AAAAAA" w:sz="4"/>
-              <w:left w:val="single" w:color="AAAAAA" w:sz="4"/>
-              <w:bottom w:val="single" w:color="AAAAAA" w:sz="4"/>
-              <w:right w:val="single" w:color="AAAAAA" w:sz="4"/>
-            </w:tcBorders>
-            <w:tcMar>
-              <w:top w:type="dxa" w:w="80"/>
-              <w:left w:type="dxa" w:w="120"/>
-              <w:bottom w:type="dxa" w:w="80"/>
-              <w:right w:type="dxa" w:w="120"/>
-            </w:tcMar>
-          </w:tcPr>
-          <w:p>
-            <w:pPr>
-              <w:spacing w:after="300"/>
-            </w:pPr>
-            <w:r>
-              <w:t xml:space="preserve"/>
-            </w:r>
-          </w:p>
-        </w:tc>
-        <w:tc>
-          <w:tcPr>
-            <w:tcW w:type="dxa" w:w="2410"/>
-            <w:tcBorders>
-              <w:top w:val="single" w:color="AAAAAA" w:sz="4"/>
-              <w:left w:val="single" w:color="AAAAAA" w:sz="4"/>
-              <w:bottom w:val="single" w:color="AAAAAA" w:sz="4"/>
-              <w:right w:val="single" w:color="AAAAAA" w:sz="4"/>
-            </w:tcBorders>
-            <w:tcMar>
-              <w:top w:type="dxa" w:w="80"/>
-              <w:left w:type="dxa" w:w="120"/>
-              <w:bottom w:type="dxa" w:w="80"/>
-              <w:right w:type="dxa" w:w="120"/>
-            </w:tcMar>
-          </w:tcPr>
-          <w:p>
-            <w:pPr>
-              <w:spacing w:after="300"/>
-            </w:pPr>
-            <w:r>
-              <w:t xml:space="preserve"/>
-            </w:r>
-          </w:p>
-        </w:tc>
-        <w:tc>
-          <w:tcPr>
-            <w:tcW w:type="dxa" w:w="2409"/>
-            <w:tcBorders>
-              <w:top w:val="single" w:color="AAAAAA" w:sz="4"/>
-              <w:left w:val="single" w:color="AAAAAA" w:sz="4"/>
-              <w:bottom w:val="single" w:color="AAAAAA" w:sz="4"/>
-              <w:right w:val="single" w:color="AAAAAA" w:sz="4"/>
-            </w:tcBorders>
-            <w:tcMar>
-              <w:top w:type="dxa" w:w="80"/>
-              <w:left w:type="dxa" w:w="120"/>
-              <w:bottom w:type="dxa" w:w="80"/>
-              <w:right w:type="dxa" w:w="120"/>
-            </w:tcMar>
-          </w:tcPr>
-          <w:p>
-            <w:pPr>
-              <w:spacing w:after="300"/>
-            </w:pPr>
-            <w:r>
-              <w:t xml:space="preserve"/>
-            </w:r>
-          </w:p>
-        </w:tc>
-        <w:tc>
-          <w:tcPr>
-            <w:tcW w:type="dxa" w:w="2409"/>
-            <w:tcBorders>
-              <w:top w:val="single" w:color="AAAAAA" w:sz="4"/>
-              <w:left w:val="single" w:color="AAAAAA" w:sz="4"/>
-              <w:bottom w:val="single" w:color="AAAAAA" w:sz="4"/>
-              <w:right w:val="single" w:color="AAAAAA" w:sz="4"/>
-            </w:tcBorders>
-            <w:tcMar>
-              <w:top w:type="dxa" w:w="80"/>
-              <w:left w:type="dxa" w:w="120"/>
-              <w:bottom w:type="dxa" w:w="80"/>
-              <w:right w:type="dxa" w:w="120"/>
-            </w:tcMar>
-          </w:tcPr>
-          <w:p>
-            <w:pPr>
-              <w:spacing w:after="300"/>
-            </w:pPr>
-            <w:r>
-              <w:t xml:space="preserve"/>
-            </w:r>
-          </w:p>
-        </w:tc>
-      </w:tr>
-      <w:tr>
-        <w:tc>
-          <w:tcPr>
-            <w:tcW w:type="dxa" w:w="2410"/>
-            <w:tcBorders>
-              <w:top w:val="single" w:color="AAAAAA" w:sz="4"/>
-              <w:left w:val="single" w:color="AAAAAA" w:sz="4"/>
-              <w:bottom w:val="single" w:color="AAAAAA" w:sz="4"/>
-              <w:right w:val="single" w:color="AAAAAA" w:sz="4"/>
-            </w:tcBorders>
-            <w:tcMar>
-              <w:top w:type="dxa" w:w="80"/>
-              <w:left w:type="dxa" w:w="120"/>
-              <w:bottom w:type="dxa" w:w="80"/>
-              <w:right w:type="dxa" w:w="120"/>
-            </w:tcMar>
-          </w:tcPr>
-          <w:p>
-            <w:pPr>
-              <w:spacing w:after="300"/>
-            </w:pPr>
-            <w:r>
-              <w:t xml:space="preserve"/>
-            </w:r>
-          </w:p>
-        </w:tc>
-        <w:tc>
-          <w:tcPr>
-            <w:tcW w:type="dxa" w:w="2410"/>
-            <w:tcBorders>
-              <w:top w:val="single" w:color="AAAAAA" w:sz="4"/>
-              <w:left w:val="single" w:color="AAAAAA" w:sz="4"/>
-              <w:bottom w:val="single" w:color="AAAAAA" w:sz="4"/>
-              <w:right w:val="single" w:color="AAAAAA" w:sz="4"/>
-            </w:tcBorders>
-            <w:tcMar>
-              <w:top w:type="dxa" w:w="80"/>
-              <w:left w:type="dxa" w:w="120"/>
-              <w:bottom w:type="dxa" w:w="80"/>
-              <w:right w:type="dxa" w:w="120"/>
-            </w:tcMar>
-          </w:tcPr>
-          <w:p>
-            <w:pPr>
-              <w:spacing w:after="300"/>
-            </w:pPr>
-            <w:r>
-              <w:t xml:space="preserve"/>
-            </w:r>
-          </w:p>
-        </w:tc>
-        <w:tc>
-          <w:tcPr>
-            <w:tcW w:type="dxa" w:w="2409"/>
-            <w:tcBorders>
-              <w:top w:val="single" w:color="AAAAAA" w:sz="4"/>
-              <w:left w:val="single" w:color="AAAAAA" w:sz="4"/>
-              <w:bottom w:val="single" w:color="AAAAAA" w:sz="4"/>
-              <w:right w:val="single" w:color="AAAAAA" w:sz="4"/>
-            </w:tcBorders>
-            <w:tcMar>
-              <w:top w:type="dxa" w:w="80"/>
-              <w:left w:type="dxa" w:w="120"/>
-              <w:bottom w:type="dxa" w:w="80"/>
-              <w:right w:type="dxa" w:w="120"/>
-            </w:tcMar>
-          </w:tcPr>
-          <w:p>
-            <w:pPr>
-              <w:spacing w:after="300"/>
-            </w:pPr>
-            <w:r>
-              <w:t xml:space="preserve"/>
-            </w:r>
-          </w:p>
-        </w:tc>
-        <w:tc>
-          <w:tcPr>
-            <w:tcW w:type="dxa" w:w="2409"/>
+            <w:tcW w:type="dxa" w:w="1600"/>
+            <w:tcBorders>
+              <w:top w:val="single" w:color="AAAAAA" w:sz="4"/>
+              <w:left w:val="single" w:color="AAAAAA" w:sz="4"/>
+              <w:bottom w:val="single" w:color="AAAAAA" w:sz="4"/>
+              <w:right w:val="single" w:color="AAAAAA" w:sz="4"/>
+            </w:tcBorders>
+            <w:tcMar>
+              <w:top w:type="dxa" w:w="80"/>
+              <w:left w:type="dxa" w:w="120"/>
+              <w:bottom w:type="dxa" w:w="80"/>
+              <w:right w:type="dxa" w:w="120"/>
+            </w:tcMar>
+          </w:tcPr>
+          <w:p>
+            <w:pPr>
+              <w:spacing w:after="300"/>
+            </w:pPr>
+            <w:r>
+              <w:t xml:space="preserve"/>
+            </w:r>
+          </w:p>
+        </w:tc>
+        <w:tc>
+          <w:tcPr>
+            <w:tcW w:type="dxa" w:w="2600"/>
+            <w:tcBorders>
+              <w:top w:val="single" w:color="AAAAAA" w:sz="4"/>
+              <w:left w:val="single" w:color="AAAAAA" w:sz="4"/>
+              <w:bottom w:val="single" w:color="AAAAAA" w:sz="4"/>
+              <w:right w:val="single" w:color="AAAAAA" w:sz="4"/>
+            </w:tcBorders>
+            <w:tcMar>
+              <w:top w:type="dxa" w:w="80"/>
+              <w:left w:type="dxa" w:w="120"/>
+              <w:bottom w:type="dxa" w:w="80"/>
+              <w:right w:type="dxa" w:w="120"/>
+            </w:tcMar>
+          </w:tcPr>
+          <w:p>
+            <w:pPr>
+              <w:spacing w:after="300"/>
+            </w:pPr>
+            <w:r>
+              <w:t xml:space="preserve"/>
+            </w:r>
+          </w:p>
+        </w:tc>
+        <w:tc>
+          <w:tcPr>
+            <w:tcW w:type="dxa" w:w="1600"/>
+            <w:tcBorders>
+              <w:top w:val="single" w:color="AAAAAA" w:sz="4"/>
+              <w:left w:val="single" w:color="AAAAAA" w:sz="4"/>
+              <w:bottom w:val="single" w:color="AAAAAA" w:sz="4"/>
+              <w:right w:val="single" w:color="AAAAAA" w:sz="4"/>
+            </w:tcBorders>
+            <w:tcMar>
+              <w:top w:type="dxa" w:w="80"/>
+              <w:left w:type="dxa" w:w="120"/>
+              <w:bottom w:type="dxa" w:w="80"/>
+              <w:right w:type="dxa" w:w="120"/>
+            </w:tcMar>
+          </w:tcPr>
+          <w:p>
+            <w:pPr>
+              <w:spacing w:after="300"/>
+            </w:pPr>
+            <w:r>
+              <w:t xml:space="preserve"/>
+            </w:r>
+          </w:p>
+        </w:tc>
+        <w:tc>
+          <w:tcPr>
+            <w:tcW w:type="dxa" w:w="1400"/>
+            <w:tcBorders>
+              <w:top w:val="single" w:color="AAAAAA" w:sz="4"/>
+              <w:left w:val="single" w:color="AAAAAA" w:sz="4"/>
+              <w:bottom w:val="single" w:color="AAAAAA" w:sz="4"/>
+              <w:right w:val="single" w:color="AAAAAA" w:sz="4"/>
+            </w:tcBorders>
+            <w:tcMar>
+              <w:top w:type="dxa" w:w="80"/>
+              <w:left w:type="dxa" w:w="120"/>
+              <w:bottom w:type="dxa" w:w="80"/>
+              <w:right w:type="dxa" w:w="120"/>
+            </w:tcMar>
+          </w:tcPr>
+          <w:p>
+            <w:pPr>
+              <w:spacing w:after="300"/>
+            </w:pPr>
+            <w:r>
+              <w:t xml:space="preserve"/>
+            </w:r>
+          </w:p>
+        </w:tc>
+        <w:tc>
+          <w:tcPr>
+            <w:tcW w:type="dxa" w:w="2438"/>
             <w:tcBorders>
               <w:top w:val="single" w:color="AAAAAA" w:sz="4"/>
               <w:left w:val="single" w:color="AAAAAA" w:sz="4"/>
@@ -4754,7 +4020,7 @@
     </w:tbl>
     <w:p>
       <w:pPr>
-        <w:spacing w:after="80"/>
+        <w:spacing w:after="120"/>
       </w:pPr>
       <w:r>
         <w:t xml:space="preserve"/>
@@ -4771,59 +4037,40 @@
           <w:sz w:val="20"/>
           <w:szCs w:val="20"/>
         </w:rPr>
-        <w:t xml:space="preserve">Passo B — Observe a tabela:</w:t>
-      </w:r>
-    </w:p>
-    <w:p>
-      <w:pPr>
-        <w:spacing w:after="80"/>
-      </w:pPr>
-      <w:r>
-        <w:rPr>
-          <w:sz w:val="20"/>
-          <w:szCs w:val="20"/>
-        </w:rPr>
-        <w:t xml:space="preserve">☐  Há células vazias (NULLs)?          ☐  Há linhas repetidas?</w:t>
-      </w:r>
-    </w:p>
-    <w:p>
-      <w:pPr>
-        <w:spacing w:after="80"/>
-      </w:pPr>
-      <w:r>
-        <w:rPr>
-          <w:b/>
-          <w:bCs/>
-          <w:sz w:val="20"/>
-          <w:szCs w:val="20"/>
-        </w:rPr>
-        <w:t xml:space="preserve">Passo C — Decisão:</w:t>
-      </w:r>
-    </w:p>
-    <w:p>
-      <w:pPr>
-        <w:spacing w:after="80"/>
-      </w:pPr>
-      <w:r>
-        <w:rPr>
-          <w:sz w:val="20"/>
-          <w:szCs w:val="20"/>
-        </w:rPr>
-        <w:t xml:space="preserve">☐  Tudo limpo → ficam 2 tabelas          ☐  Criar tabela associativa: _______________________ → 3 tabelas</w:t>
-      </w:r>
-    </w:p>
-    <w:p>
-      <w:pPr>
-        <w:spacing w:after="80"/>
-      </w:pPr>
-      <w:r>
-        <w:rPr>
-          <w:b/>
-          <w:bCs/>
-          <w:sz w:val="20"/>
-          <w:szCs w:val="20"/>
-        </w:rPr>
-        <w:t xml:space="preserve">Passo D — Regra aplicada: Regra _____</w:t>
+        <w:t xml:space="preserve">Aplicação (tabelas resultantes):</w:t>
+      </w:r>
+    </w:p>
+    <w:p>
+      <w:pPr>
+        <w:pBdr>
+          <w:bottom w:val="single" w:color="AAAAAA" w:sz="4" w:space="1"/>
+        </w:pBdr>
+        <w:spacing w:after="120"/>
+      </w:pPr>
+      <w:r>
+        <w:t xml:space="preserve"/>
+      </w:r>
+    </w:p>
+    <w:p>
+      <w:pPr>
+        <w:pBdr>
+          <w:bottom w:val="single" w:color="AAAAAA" w:sz="4" w:space="1"/>
+        </w:pBdr>
+        <w:spacing w:after="120"/>
+      </w:pPr>
+      <w:r>
+        <w:t xml:space="preserve"/>
+      </w:r>
+    </w:p>
+    <w:p>
+      <w:pPr>
+        <w:pBdr>
+          <w:bottom w:val="single" w:color="AAAAAA" w:sz="4" w:space="1"/>
+        </w:pBdr>
+        <w:spacing w:after="120"/>
+      </w:pPr>
+      <w:r>
+        <w:t xml:space="preserve"/>
       </w:r>
     </w:p>
     <w:p>
@@ -4847,21 +4094,7 @@
           <w:sz w:val="22"/>
           <w:szCs w:val="22"/>
         </w:rPr>
-        <w:t xml:space="preserve">  Relação 3:  ________________________________________________________________</w:t>
-      </w:r>
-    </w:p>
-    <w:p>
-      <w:pPr>
-        <w:spacing w:after="80"/>
-      </w:pPr>
-      <w:r>
-        <w:rPr>
-          <w:b/>
-          <w:bCs/>
-          <w:sz w:val="20"/>
-          <w:szCs w:val="20"/>
-        </w:rPr>
-        <w:t xml:space="preserve">Passo A — Tentativa: coloque a FK no lado mais natural e escreva 3 linhas com dados plausíveis.</w:t>
+        <w:t xml:space="preserve">  Relação 2:  ________________________________________________________________</w:t>
       </w:r>
     </w:p>
     <w:tbl>
@@ -4877,10 +4110,11 @@
         </w:tblBorders>
       </w:tblPr>
       <w:tblGrid>
-        <w:gridCol w:w="2410"/>
-        <w:gridCol w:w="2410"/>
-        <w:gridCol w:w="2409"/>
-        <w:gridCol w:w="2409"/>
+        <w:gridCol w:w="1600"/>
+        <w:gridCol w:w="2600"/>
+        <w:gridCol w:w="1600"/>
+        <w:gridCol w:w="1400"/>
+        <w:gridCol w:w="2438"/>
       </w:tblGrid>
       <w:tr>
         <w:trPr>
@@ -4888,7 +4122,7 @@
         </w:trPr>
         <w:tc>
           <w:tcPr>
-            <w:tcW w:type="dxa" w:w="2410"/>
+            <w:tcW w:type="dxa" w:w="1600"/>
             <w:tcBorders>
               <w:top w:val="single" w:color="AAAAAA" w:sz="4"/>
               <w:left w:val="single" w:color="AAAAAA" w:sz="4"/>
@@ -4912,13 +4146,13 @@
                 <w:sz w:val="20"/>
                 <w:szCs w:val="20"/>
               </w:rPr>
-              <w:t xml:space="preserve"/>
-            </w:r>
-          </w:p>
-        </w:tc>
-        <w:tc>
-          <w:tcPr>
-            <w:tcW w:type="dxa" w:w="2410"/>
+              <w:t xml:space="preserve">Cardinalidade</w:t>
+            </w:r>
+          </w:p>
+        </w:tc>
+        <w:tc>
+          <w:tcPr>
+            <w:tcW w:type="dxa" w:w="2600"/>
             <w:tcBorders>
               <w:top w:val="single" w:color="AAAAAA" w:sz="4"/>
               <w:left w:val="single" w:color="AAAAAA" w:sz="4"/>
@@ -4942,13 +4176,13 @@
                 <w:sz w:val="20"/>
                 <w:szCs w:val="20"/>
               </w:rPr>
-              <w:t xml:space="preserve"/>
-            </w:r>
-          </w:p>
-        </w:tc>
-        <w:tc>
-          <w:tcPr>
-            <w:tcW w:type="dxa" w:w="2409"/>
+              <w:t xml:space="preserve">Participação</w:t>
+            </w:r>
+          </w:p>
+        </w:tc>
+        <w:tc>
+          <w:tcPr>
+            <w:tcW w:type="dxa" w:w="1600"/>
             <w:tcBorders>
               <w:top w:val="single" w:color="AAAAAA" w:sz="4"/>
               <w:left w:val="single" w:color="AAAAAA" w:sz="4"/>
@@ -4972,13 +4206,13 @@
                 <w:sz w:val="20"/>
                 <w:szCs w:val="20"/>
               </w:rPr>
-              <w:t xml:space="preserve"/>
-            </w:r>
-          </w:p>
-        </w:tc>
-        <w:tc>
-          <w:tcPr>
-            <w:tcW w:type="dxa" w:w="2409"/>
+              <w:t xml:space="preserve">Regra aplicável</w:t>
+            </w:r>
+          </w:p>
+        </w:tc>
+        <w:tc>
+          <w:tcPr>
+            <w:tcW w:type="dxa" w:w="1400"/>
             <w:tcBorders>
               <w:top w:val="single" w:color="AAAAAA" w:sz="4"/>
               <w:left w:val="single" w:color="AAAAAA" w:sz="4"/>
@@ -5002,7 +4236,37 @@
                 <w:sz w:val="20"/>
                 <w:szCs w:val="20"/>
               </w:rPr>
-              <w:t xml:space="preserve"/>
+              <w:t xml:space="preserve">Nº tabelas</w:t>
+            </w:r>
+          </w:p>
+        </w:tc>
+        <w:tc>
+          <w:tcPr>
+            <w:tcW w:type="dxa" w:w="2438"/>
+            <w:tcBorders>
+              <w:top w:val="single" w:color="AAAAAA" w:sz="4"/>
+              <w:left w:val="single" w:color="AAAAAA" w:sz="4"/>
+              <w:bottom w:val="single" w:color="AAAAAA" w:sz="4"/>
+              <w:right w:val="single" w:color="AAAAAA" w:sz="4"/>
+            </w:tcBorders>
+            <w:shd w:fill="1F3864" w:val="clear"/>
+            <w:tcMar>
+              <w:top w:type="dxa" w:w="80"/>
+              <w:left w:type="dxa" w:w="120"/>
+              <w:bottom w:type="dxa" w:w="80"/>
+              <w:right w:type="dxa" w:w="120"/>
+            </w:tcMar>
+          </w:tcPr>
+          <w:p>
+            <w:r>
+              <w:rPr>
+                <w:b/>
+                <w:bCs/>
+                <w:color w:val="FFFFFF"/>
+                <w:sz w:val="20"/>
+                <w:szCs w:val="20"/>
+              </w:rPr>
+              <w:t xml:space="preserve">Onde fica a FK</w:t>
             </w:r>
           </w:p>
         </w:tc>
@@ -5010,286 +4274,107 @@
       <w:tr>
         <w:tc>
           <w:tcPr>
-            <w:tcW w:type="dxa" w:w="2410"/>
-            <w:tcBorders>
-              <w:top w:val="single" w:color="AAAAAA" w:sz="4"/>
-              <w:left w:val="single" w:color="AAAAAA" w:sz="4"/>
-              <w:bottom w:val="single" w:color="AAAAAA" w:sz="4"/>
-              <w:right w:val="single" w:color="AAAAAA" w:sz="4"/>
-            </w:tcBorders>
-            <w:tcMar>
-              <w:top w:type="dxa" w:w="80"/>
-              <w:left w:type="dxa" w:w="120"/>
-              <w:bottom w:type="dxa" w:w="80"/>
-              <w:right w:type="dxa" w:w="120"/>
-            </w:tcMar>
-          </w:tcPr>
-          <w:p>
-            <w:pPr>
-              <w:spacing w:after="300"/>
-            </w:pPr>
-            <w:r>
-              <w:t xml:space="preserve"/>
-            </w:r>
-          </w:p>
-        </w:tc>
-        <w:tc>
-          <w:tcPr>
-            <w:tcW w:type="dxa" w:w="2410"/>
-            <w:tcBorders>
-              <w:top w:val="single" w:color="AAAAAA" w:sz="4"/>
-              <w:left w:val="single" w:color="AAAAAA" w:sz="4"/>
-              <w:bottom w:val="single" w:color="AAAAAA" w:sz="4"/>
-              <w:right w:val="single" w:color="AAAAAA" w:sz="4"/>
-            </w:tcBorders>
-            <w:tcMar>
-              <w:top w:type="dxa" w:w="80"/>
-              <w:left w:type="dxa" w:w="120"/>
-              <w:bottom w:type="dxa" w:w="80"/>
-              <w:right w:type="dxa" w:w="120"/>
-            </w:tcMar>
-          </w:tcPr>
-          <w:p>
-            <w:pPr>
-              <w:spacing w:after="300"/>
-            </w:pPr>
-            <w:r>
-              <w:t xml:space="preserve"/>
-            </w:r>
-          </w:p>
-        </w:tc>
-        <w:tc>
-          <w:tcPr>
-            <w:tcW w:type="dxa" w:w="2409"/>
-            <w:tcBorders>
-              <w:top w:val="single" w:color="AAAAAA" w:sz="4"/>
-              <w:left w:val="single" w:color="AAAAAA" w:sz="4"/>
-              <w:bottom w:val="single" w:color="AAAAAA" w:sz="4"/>
-              <w:right w:val="single" w:color="AAAAAA" w:sz="4"/>
-            </w:tcBorders>
-            <w:tcMar>
-              <w:top w:type="dxa" w:w="80"/>
-              <w:left w:type="dxa" w:w="120"/>
-              <w:bottom w:type="dxa" w:w="80"/>
-              <w:right w:type="dxa" w:w="120"/>
-            </w:tcMar>
-          </w:tcPr>
-          <w:p>
-            <w:pPr>
-              <w:spacing w:after="300"/>
-            </w:pPr>
-            <w:r>
-              <w:t xml:space="preserve"/>
-            </w:r>
-          </w:p>
-        </w:tc>
-        <w:tc>
-          <w:tcPr>
-            <w:tcW w:type="dxa" w:w="2409"/>
-            <w:tcBorders>
-              <w:top w:val="single" w:color="AAAAAA" w:sz="4"/>
-              <w:left w:val="single" w:color="AAAAAA" w:sz="4"/>
-              <w:bottom w:val="single" w:color="AAAAAA" w:sz="4"/>
-              <w:right w:val="single" w:color="AAAAAA" w:sz="4"/>
-            </w:tcBorders>
-            <w:tcMar>
-              <w:top w:type="dxa" w:w="80"/>
-              <w:left w:type="dxa" w:w="120"/>
-              <w:bottom w:type="dxa" w:w="80"/>
-              <w:right w:type="dxa" w:w="120"/>
-            </w:tcMar>
-          </w:tcPr>
-          <w:p>
-            <w:pPr>
-              <w:spacing w:after="300"/>
-            </w:pPr>
-            <w:r>
-              <w:t xml:space="preserve"/>
-            </w:r>
-          </w:p>
-        </w:tc>
-      </w:tr>
-      <w:tr>
-        <w:tc>
-          <w:tcPr>
-            <w:tcW w:type="dxa" w:w="2410"/>
-            <w:tcBorders>
-              <w:top w:val="single" w:color="AAAAAA" w:sz="4"/>
-              <w:left w:val="single" w:color="AAAAAA" w:sz="4"/>
-              <w:bottom w:val="single" w:color="AAAAAA" w:sz="4"/>
-              <w:right w:val="single" w:color="AAAAAA" w:sz="4"/>
-            </w:tcBorders>
-            <w:tcMar>
-              <w:top w:type="dxa" w:w="80"/>
-              <w:left w:type="dxa" w:w="120"/>
-              <w:bottom w:type="dxa" w:w="80"/>
-              <w:right w:type="dxa" w:w="120"/>
-            </w:tcMar>
-          </w:tcPr>
-          <w:p>
-            <w:pPr>
-              <w:spacing w:after="300"/>
-            </w:pPr>
-            <w:r>
-              <w:t xml:space="preserve"/>
-            </w:r>
-          </w:p>
-        </w:tc>
-        <w:tc>
-          <w:tcPr>
-            <w:tcW w:type="dxa" w:w="2410"/>
-            <w:tcBorders>
-              <w:top w:val="single" w:color="AAAAAA" w:sz="4"/>
-              <w:left w:val="single" w:color="AAAAAA" w:sz="4"/>
-              <w:bottom w:val="single" w:color="AAAAAA" w:sz="4"/>
-              <w:right w:val="single" w:color="AAAAAA" w:sz="4"/>
-            </w:tcBorders>
-            <w:tcMar>
-              <w:top w:type="dxa" w:w="80"/>
-              <w:left w:type="dxa" w:w="120"/>
-              <w:bottom w:type="dxa" w:w="80"/>
-              <w:right w:type="dxa" w:w="120"/>
-            </w:tcMar>
-          </w:tcPr>
-          <w:p>
-            <w:pPr>
-              <w:spacing w:after="300"/>
-            </w:pPr>
-            <w:r>
-              <w:t xml:space="preserve"/>
-            </w:r>
-          </w:p>
-        </w:tc>
-        <w:tc>
-          <w:tcPr>
-            <w:tcW w:type="dxa" w:w="2409"/>
-            <w:tcBorders>
-              <w:top w:val="single" w:color="AAAAAA" w:sz="4"/>
-              <w:left w:val="single" w:color="AAAAAA" w:sz="4"/>
-              <w:bottom w:val="single" w:color="AAAAAA" w:sz="4"/>
-              <w:right w:val="single" w:color="AAAAAA" w:sz="4"/>
-            </w:tcBorders>
-            <w:tcMar>
-              <w:top w:type="dxa" w:w="80"/>
-              <w:left w:type="dxa" w:w="120"/>
-              <w:bottom w:type="dxa" w:w="80"/>
-              <w:right w:type="dxa" w:w="120"/>
-            </w:tcMar>
-          </w:tcPr>
-          <w:p>
-            <w:pPr>
-              <w:spacing w:after="300"/>
-            </w:pPr>
-            <w:r>
-              <w:t xml:space="preserve"/>
-            </w:r>
-          </w:p>
-        </w:tc>
-        <w:tc>
-          <w:tcPr>
-            <w:tcW w:type="dxa" w:w="2409"/>
-            <w:tcBorders>
-              <w:top w:val="single" w:color="AAAAAA" w:sz="4"/>
-              <w:left w:val="single" w:color="AAAAAA" w:sz="4"/>
-              <w:bottom w:val="single" w:color="AAAAAA" w:sz="4"/>
-              <w:right w:val="single" w:color="AAAAAA" w:sz="4"/>
-            </w:tcBorders>
-            <w:tcMar>
-              <w:top w:type="dxa" w:w="80"/>
-              <w:left w:type="dxa" w:w="120"/>
-              <w:bottom w:type="dxa" w:w="80"/>
-              <w:right w:type="dxa" w:w="120"/>
-            </w:tcMar>
-          </w:tcPr>
-          <w:p>
-            <w:pPr>
-              <w:spacing w:after="300"/>
-            </w:pPr>
-            <w:r>
-              <w:t xml:space="preserve"/>
-            </w:r>
-          </w:p>
-        </w:tc>
-      </w:tr>
-      <w:tr>
-        <w:tc>
-          <w:tcPr>
-            <w:tcW w:type="dxa" w:w="2410"/>
-            <w:tcBorders>
-              <w:top w:val="single" w:color="AAAAAA" w:sz="4"/>
-              <w:left w:val="single" w:color="AAAAAA" w:sz="4"/>
-              <w:bottom w:val="single" w:color="AAAAAA" w:sz="4"/>
-              <w:right w:val="single" w:color="AAAAAA" w:sz="4"/>
-            </w:tcBorders>
-            <w:tcMar>
-              <w:top w:type="dxa" w:w="80"/>
-              <w:left w:type="dxa" w:w="120"/>
-              <w:bottom w:type="dxa" w:w="80"/>
-              <w:right w:type="dxa" w:w="120"/>
-            </w:tcMar>
-          </w:tcPr>
-          <w:p>
-            <w:pPr>
-              <w:spacing w:after="300"/>
-            </w:pPr>
-            <w:r>
-              <w:t xml:space="preserve"/>
-            </w:r>
-          </w:p>
-        </w:tc>
-        <w:tc>
-          <w:tcPr>
-            <w:tcW w:type="dxa" w:w="2410"/>
-            <w:tcBorders>
-              <w:top w:val="single" w:color="AAAAAA" w:sz="4"/>
-              <w:left w:val="single" w:color="AAAAAA" w:sz="4"/>
-              <w:bottom w:val="single" w:color="AAAAAA" w:sz="4"/>
-              <w:right w:val="single" w:color="AAAAAA" w:sz="4"/>
-            </w:tcBorders>
-            <w:tcMar>
-              <w:top w:type="dxa" w:w="80"/>
-              <w:left w:type="dxa" w:w="120"/>
-              <w:bottom w:type="dxa" w:w="80"/>
-              <w:right w:type="dxa" w:w="120"/>
-            </w:tcMar>
-          </w:tcPr>
-          <w:p>
-            <w:pPr>
-              <w:spacing w:after="300"/>
-            </w:pPr>
-            <w:r>
-              <w:t xml:space="preserve"/>
-            </w:r>
-          </w:p>
-        </w:tc>
-        <w:tc>
-          <w:tcPr>
-            <w:tcW w:type="dxa" w:w="2409"/>
-            <w:tcBorders>
-              <w:top w:val="single" w:color="AAAAAA" w:sz="4"/>
-              <w:left w:val="single" w:color="AAAAAA" w:sz="4"/>
-              <w:bottom w:val="single" w:color="AAAAAA" w:sz="4"/>
-              <w:right w:val="single" w:color="AAAAAA" w:sz="4"/>
-            </w:tcBorders>
-            <w:tcMar>
-              <w:top w:type="dxa" w:w="80"/>
-              <w:left w:type="dxa" w:w="120"/>
-              <w:bottom w:type="dxa" w:w="80"/>
-              <w:right w:type="dxa" w:w="120"/>
-            </w:tcMar>
-          </w:tcPr>
-          <w:p>
-            <w:pPr>
-              <w:spacing w:after="300"/>
-            </w:pPr>
-            <w:r>
-              <w:t xml:space="preserve"/>
-            </w:r>
-          </w:p>
-        </w:tc>
-        <w:tc>
-          <w:tcPr>
-            <w:tcW w:type="dxa" w:w="2409"/>
+            <w:tcW w:type="dxa" w:w="1600"/>
+            <w:tcBorders>
+              <w:top w:val="single" w:color="AAAAAA" w:sz="4"/>
+              <w:left w:val="single" w:color="AAAAAA" w:sz="4"/>
+              <w:bottom w:val="single" w:color="AAAAAA" w:sz="4"/>
+              <w:right w:val="single" w:color="AAAAAA" w:sz="4"/>
+            </w:tcBorders>
+            <w:tcMar>
+              <w:top w:type="dxa" w:w="80"/>
+              <w:left w:type="dxa" w:w="120"/>
+              <w:bottom w:type="dxa" w:w="80"/>
+              <w:right w:type="dxa" w:w="120"/>
+            </w:tcMar>
+          </w:tcPr>
+          <w:p>
+            <w:pPr>
+              <w:spacing w:after="300"/>
+            </w:pPr>
+            <w:r>
+              <w:t xml:space="preserve"/>
+            </w:r>
+          </w:p>
+        </w:tc>
+        <w:tc>
+          <w:tcPr>
+            <w:tcW w:type="dxa" w:w="2600"/>
+            <w:tcBorders>
+              <w:top w:val="single" w:color="AAAAAA" w:sz="4"/>
+              <w:left w:val="single" w:color="AAAAAA" w:sz="4"/>
+              <w:bottom w:val="single" w:color="AAAAAA" w:sz="4"/>
+              <w:right w:val="single" w:color="AAAAAA" w:sz="4"/>
+            </w:tcBorders>
+            <w:tcMar>
+              <w:top w:type="dxa" w:w="80"/>
+              <w:left w:type="dxa" w:w="120"/>
+              <w:bottom w:type="dxa" w:w="80"/>
+              <w:right w:type="dxa" w:w="120"/>
+            </w:tcMar>
+          </w:tcPr>
+          <w:p>
+            <w:pPr>
+              <w:spacing w:after="300"/>
+            </w:pPr>
+            <w:r>
+              <w:t xml:space="preserve"/>
+            </w:r>
+          </w:p>
+        </w:tc>
+        <w:tc>
+          <w:tcPr>
+            <w:tcW w:type="dxa" w:w="1600"/>
+            <w:tcBorders>
+              <w:top w:val="single" w:color="AAAAAA" w:sz="4"/>
+              <w:left w:val="single" w:color="AAAAAA" w:sz="4"/>
+              <w:bottom w:val="single" w:color="AAAAAA" w:sz="4"/>
+              <w:right w:val="single" w:color="AAAAAA" w:sz="4"/>
+            </w:tcBorders>
+            <w:tcMar>
+              <w:top w:type="dxa" w:w="80"/>
+              <w:left w:type="dxa" w:w="120"/>
+              <w:bottom w:type="dxa" w:w="80"/>
+              <w:right w:type="dxa" w:w="120"/>
+            </w:tcMar>
+          </w:tcPr>
+          <w:p>
+            <w:pPr>
+              <w:spacing w:after="300"/>
+            </w:pPr>
+            <w:r>
+              <w:t xml:space="preserve"/>
+            </w:r>
+          </w:p>
+        </w:tc>
+        <w:tc>
+          <w:tcPr>
+            <w:tcW w:type="dxa" w:w="1400"/>
+            <w:tcBorders>
+              <w:top w:val="single" w:color="AAAAAA" w:sz="4"/>
+              <w:left w:val="single" w:color="AAAAAA" w:sz="4"/>
+              <w:bottom w:val="single" w:color="AAAAAA" w:sz="4"/>
+              <w:right w:val="single" w:color="AAAAAA" w:sz="4"/>
+            </w:tcBorders>
+            <w:tcMar>
+              <w:top w:type="dxa" w:w="80"/>
+              <w:left w:type="dxa" w:w="120"/>
+              <w:bottom w:type="dxa" w:w="80"/>
+              <w:right w:type="dxa" w:w="120"/>
+            </w:tcMar>
+          </w:tcPr>
+          <w:p>
+            <w:pPr>
+              <w:spacing w:after="300"/>
+            </w:pPr>
+            <w:r>
+              <w:t xml:space="preserve"/>
+            </w:r>
+          </w:p>
+        </w:tc>
+        <w:tc>
+          <w:tcPr>
+            <w:tcW w:type="dxa" w:w="2438"/>
             <w:tcBorders>
               <w:top w:val="single" w:color="AAAAAA" w:sz="4"/>
               <w:left w:val="single" w:color="AAAAAA" w:sz="4"/>
@@ -5316,7 +4401,7 @@
     </w:tbl>
     <w:p>
       <w:pPr>
-        <w:spacing w:after="80"/>
+        <w:spacing w:after="120"/>
       </w:pPr>
       <w:r>
         <w:t xml:space="preserve"/>
@@ -5333,19 +4418,374 @@
           <w:sz w:val="20"/>
           <w:szCs w:val="20"/>
         </w:rPr>
-        <w:t xml:space="preserve">Passo B — Observe a tabela:</w:t>
-      </w:r>
-    </w:p>
-    <w:p>
-      <w:pPr>
-        <w:spacing w:after="80"/>
+        <w:t xml:space="preserve">Aplicação (tabelas resultantes):</w:t>
+      </w:r>
+    </w:p>
+    <w:p>
+      <w:pPr>
+        <w:pBdr>
+          <w:bottom w:val="single" w:color="AAAAAA" w:sz="4" w:space="1"/>
+        </w:pBdr>
+        <w:spacing w:after="120"/>
+      </w:pPr>
+      <w:r>
+        <w:t xml:space="preserve"/>
+      </w:r>
+    </w:p>
+    <w:p>
+      <w:pPr>
+        <w:pBdr>
+          <w:bottom w:val="single" w:color="AAAAAA" w:sz="4" w:space="1"/>
+        </w:pBdr>
+        <w:spacing w:after="120"/>
+      </w:pPr>
+      <w:r>
+        <w:t xml:space="preserve"/>
+      </w:r>
+    </w:p>
+    <w:p>
+      <w:pPr>
+        <w:pBdr>
+          <w:bottom w:val="single" w:color="AAAAAA" w:sz="4" w:space="1"/>
+        </w:pBdr>
+        <w:spacing w:after="120"/>
+      </w:pPr>
+      <w:r>
+        <w:t xml:space="preserve"/>
+      </w:r>
+    </w:p>
+    <w:p>
+      <w:pPr>
+        <w:spacing w:after="200"/>
+      </w:pPr>
+      <w:r>
+        <w:t xml:space="preserve"/>
+      </w:r>
+    </w:p>
+    <w:p>
+      <w:pPr>
+        <w:shd w:fill="DCE6F1" w:val="clear"/>
+        <w:spacing w:after="80" w:before="200"/>
       </w:pPr>
       <w:r>
         <w:rPr>
-          <w:sz w:val="20"/>
-          <w:szCs w:val="20"/>
+          <w:b/>
+          <w:bCs/>
+          <w:color w:val="1F3864"/>
+          <w:sz w:val="22"/>
+          <w:szCs w:val="22"/>
         </w:rPr>
-        <w:t xml:space="preserve">☐  Há células vazias (NULLs)?          ☐  Há linhas repetidas?</w:t>
+        <w:t xml:space="preserve">  Relação 3:  ________________________________________________________________</w:t>
+      </w:r>
+    </w:p>
+    <w:tbl>
+      <w:tblPr>
+        <w:tblW w:type="dxa" w:w="9638"/>
+        <w:tblBorders>
+          <w:top w:val="single" w:color="auto" w:sz="4"/>
+          <w:left w:val="single" w:color="auto" w:sz="4"/>
+          <w:bottom w:val="single" w:color="auto" w:sz="4"/>
+          <w:right w:val="single" w:color="auto" w:sz="4"/>
+          <w:insideH w:val="single" w:color="auto" w:sz="4"/>
+          <w:insideV w:val="single" w:color="auto" w:sz="4"/>
+        </w:tblBorders>
+      </w:tblPr>
+      <w:tblGrid>
+        <w:gridCol w:w="1600"/>
+        <w:gridCol w:w="2600"/>
+        <w:gridCol w:w="1600"/>
+        <w:gridCol w:w="1400"/>
+        <w:gridCol w:w="2438"/>
+      </w:tblGrid>
+      <w:tr>
+        <w:trPr>
+          <w:tblHeader/>
+        </w:trPr>
+        <w:tc>
+          <w:tcPr>
+            <w:tcW w:type="dxa" w:w="1600"/>
+            <w:tcBorders>
+              <w:top w:val="single" w:color="AAAAAA" w:sz="4"/>
+              <w:left w:val="single" w:color="AAAAAA" w:sz="4"/>
+              <w:bottom w:val="single" w:color="AAAAAA" w:sz="4"/>
+              <w:right w:val="single" w:color="AAAAAA" w:sz="4"/>
+            </w:tcBorders>
+            <w:shd w:fill="1F3864" w:val="clear"/>
+            <w:tcMar>
+              <w:top w:type="dxa" w:w="80"/>
+              <w:left w:type="dxa" w:w="120"/>
+              <w:bottom w:type="dxa" w:w="80"/>
+              <w:right w:type="dxa" w:w="120"/>
+            </w:tcMar>
+          </w:tcPr>
+          <w:p>
+            <w:r>
+              <w:rPr>
+                <w:b/>
+                <w:bCs/>
+                <w:color w:val="FFFFFF"/>
+                <w:sz w:val="20"/>
+                <w:szCs w:val="20"/>
+              </w:rPr>
+              <w:t xml:space="preserve">Cardinalidade</w:t>
+            </w:r>
+          </w:p>
+        </w:tc>
+        <w:tc>
+          <w:tcPr>
+            <w:tcW w:type="dxa" w:w="2600"/>
+            <w:tcBorders>
+              <w:top w:val="single" w:color="AAAAAA" w:sz="4"/>
+              <w:left w:val="single" w:color="AAAAAA" w:sz="4"/>
+              <w:bottom w:val="single" w:color="AAAAAA" w:sz="4"/>
+              <w:right w:val="single" w:color="AAAAAA" w:sz="4"/>
+            </w:tcBorders>
+            <w:shd w:fill="1F3864" w:val="clear"/>
+            <w:tcMar>
+              <w:top w:type="dxa" w:w="80"/>
+              <w:left w:type="dxa" w:w="120"/>
+              <w:bottom w:type="dxa" w:w="80"/>
+              <w:right w:type="dxa" w:w="120"/>
+            </w:tcMar>
+          </w:tcPr>
+          <w:p>
+            <w:r>
+              <w:rPr>
+                <w:b/>
+                <w:bCs/>
+                <w:color w:val="FFFFFF"/>
+                <w:sz w:val="20"/>
+                <w:szCs w:val="20"/>
+              </w:rPr>
+              <w:t xml:space="preserve">Participação</w:t>
+            </w:r>
+          </w:p>
+        </w:tc>
+        <w:tc>
+          <w:tcPr>
+            <w:tcW w:type="dxa" w:w="1600"/>
+            <w:tcBorders>
+              <w:top w:val="single" w:color="AAAAAA" w:sz="4"/>
+              <w:left w:val="single" w:color="AAAAAA" w:sz="4"/>
+              <w:bottom w:val="single" w:color="AAAAAA" w:sz="4"/>
+              <w:right w:val="single" w:color="AAAAAA" w:sz="4"/>
+            </w:tcBorders>
+            <w:shd w:fill="1F3864" w:val="clear"/>
+            <w:tcMar>
+              <w:top w:type="dxa" w:w="80"/>
+              <w:left w:type="dxa" w:w="120"/>
+              <w:bottom w:type="dxa" w:w="80"/>
+              <w:right w:type="dxa" w:w="120"/>
+            </w:tcMar>
+          </w:tcPr>
+          <w:p>
+            <w:r>
+              <w:rPr>
+                <w:b/>
+                <w:bCs/>
+                <w:color w:val="FFFFFF"/>
+                <w:sz w:val="20"/>
+                <w:szCs w:val="20"/>
+              </w:rPr>
+              <w:t xml:space="preserve">Regra aplicável</w:t>
+            </w:r>
+          </w:p>
+        </w:tc>
+        <w:tc>
+          <w:tcPr>
+            <w:tcW w:type="dxa" w:w="1400"/>
+            <w:tcBorders>
+              <w:top w:val="single" w:color="AAAAAA" w:sz="4"/>
+              <w:left w:val="single" w:color="AAAAAA" w:sz="4"/>
+              <w:bottom w:val="single" w:color="AAAAAA" w:sz="4"/>
+              <w:right w:val="single" w:color="AAAAAA" w:sz="4"/>
+            </w:tcBorders>
+            <w:shd w:fill="1F3864" w:val="clear"/>
+            <w:tcMar>
+              <w:top w:type="dxa" w:w="80"/>
+              <w:left w:type="dxa" w:w="120"/>
+              <w:bottom w:type="dxa" w:w="80"/>
+              <w:right w:type="dxa" w:w="120"/>
+            </w:tcMar>
+          </w:tcPr>
+          <w:p>
+            <w:r>
+              <w:rPr>
+                <w:b/>
+                <w:bCs/>
+                <w:color w:val="FFFFFF"/>
+                <w:sz w:val="20"/>
+                <w:szCs w:val="20"/>
+              </w:rPr>
+              <w:t xml:space="preserve">Nº tabelas</w:t>
+            </w:r>
+          </w:p>
+        </w:tc>
+        <w:tc>
+          <w:tcPr>
+            <w:tcW w:type="dxa" w:w="2438"/>
+            <w:tcBorders>
+              <w:top w:val="single" w:color="AAAAAA" w:sz="4"/>
+              <w:left w:val="single" w:color="AAAAAA" w:sz="4"/>
+              <w:bottom w:val="single" w:color="AAAAAA" w:sz="4"/>
+              <w:right w:val="single" w:color="AAAAAA" w:sz="4"/>
+            </w:tcBorders>
+            <w:shd w:fill="1F3864" w:val="clear"/>
+            <w:tcMar>
+              <w:top w:type="dxa" w:w="80"/>
+              <w:left w:type="dxa" w:w="120"/>
+              <w:bottom w:type="dxa" w:w="80"/>
+              <w:right w:type="dxa" w:w="120"/>
+            </w:tcMar>
+          </w:tcPr>
+          <w:p>
+            <w:r>
+              <w:rPr>
+                <w:b/>
+                <w:bCs/>
+                <w:color w:val="FFFFFF"/>
+                <w:sz w:val="20"/>
+                <w:szCs w:val="20"/>
+              </w:rPr>
+              <w:t xml:space="preserve">Onde fica a FK</w:t>
+            </w:r>
+          </w:p>
+        </w:tc>
+      </w:tr>
+      <w:tr>
+        <w:tc>
+          <w:tcPr>
+            <w:tcW w:type="dxa" w:w="1600"/>
+            <w:tcBorders>
+              <w:top w:val="single" w:color="AAAAAA" w:sz="4"/>
+              <w:left w:val="single" w:color="AAAAAA" w:sz="4"/>
+              <w:bottom w:val="single" w:color="AAAAAA" w:sz="4"/>
+              <w:right w:val="single" w:color="AAAAAA" w:sz="4"/>
+            </w:tcBorders>
+            <w:tcMar>
+              <w:top w:type="dxa" w:w="80"/>
+              <w:left w:type="dxa" w:w="120"/>
+              <w:bottom w:type="dxa" w:w="80"/>
+              <w:right w:type="dxa" w:w="120"/>
+            </w:tcMar>
+          </w:tcPr>
+          <w:p>
+            <w:pPr>
+              <w:spacing w:after="300"/>
+            </w:pPr>
+            <w:r>
+              <w:t xml:space="preserve"/>
+            </w:r>
+          </w:p>
+        </w:tc>
+        <w:tc>
+          <w:tcPr>
+            <w:tcW w:type="dxa" w:w="2600"/>
+            <w:tcBorders>
+              <w:top w:val="single" w:color="AAAAAA" w:sz="4"/>
+              <w:left w:val="single" w:color="AAAAAA" w:sz="4"/>
+              <w:bottom w:val="single" w:color="AAAAAA" w:sz="4"/>
+              <w:right w:val="single" w:color="AAAAAA" w:sz="4"/>
+            </w:tcBorders>
+            <w:tcMar>
+              <w:top w:type="dxa" w:w="80"/>
+              <w:left w:type="dxa" w:w="120"/>
+              <w:bottom w:type="dxa" w:w="80"/>
+              <w:right w:type="dxa" w:w="120"/>
+            </w:tcMar>
+          </w:tcPr>
+          <w:p>
+            <w:pPr>
+              <w:spacing w:after="300"/>
+            </w:pPr>
+            <w:r>
+              <w:t xml:space="preserve"/>
+            </w:r>
+          </w:p>
+        </w:tc>
+        <w:tc>
+          <w:tcPr>
+            <w:tcW w:type="dxa" w:w="1600"/>
+            <w:tcBorders>
+              <w:top w:val="single" w:color="AAAAAA" w:sz="4"/>
+              <w:left w:val="single" w:color="AAAAAA" w:sz="4"/>
+              <w:bottom w:val="single" w:color="AAAAAA" w:sz="4"/>
+              <w:right w:val="single" w:color="AAAAAA" w:sz="4"/>
+            </w:tcBorders>
+            <w:tcMar>
+              <w:top w:type="dxa" w:w="80"/>
+              <w:left w:type="dxa" w:w="120"/>
+              <w:bottom w:type="dxa" w:w="80"/>
+              <w:right w:type="dxa" w:w="120"/>
+            </w:tcMar>
+          </w:tcPr>
+          <w:p>
+            <w:pPr>
+              <w:spacing w:after="300"/>
+            </w:pPr>
+            <w:r>
+              <w:t xml:space="preserve"/>
+            </w:r>
+          </w:p>
+        </w:tc>
+        <w:tc>
+          <w:tcPr>
+            <w:tcW w:type="dxa" w:w="1400"/>
+            <w:tcBorders>
+              <w:top w:val="single" w:color="AAAAAA" w:sz="4"/>
+              <w:left w:val="single" w:color="AAAAAA" w:sz="4"/>
+              <w:bottom w:val="single" w:color="AAAAAA" w:sz="4"/>
+              <w:right w:val="single" w:color="AAAAAA" w:sz="4"/>
+            </w:tcBorders>
+            <w:tcMar>
+              <w:top w:type="dxa" w:w="80"/>
+              <w:left w:type="dxa" w:w="120"/>
+              <w:bottom w:type="dxa" w:w="80"/>
+              <w:right w:type="dxa" w:w="120"/>
+            </w:tcMar>
+          </w:tcPr>
+          <w:p>
+            <w:pPr>
+              <w:spacing w:after="300"/>
+            </w:pPr>
+            <w:r>
+              <w:t xml:space="preserve"/>
+            </w:r>
+          </w:p>
+        </w:tc>
+        <w:tc>
+          <w:tcPr>
+            <w:tcW w:type="dxa" w:w="2438"/>
+            <w:tcBorders>
+              <w:top w:val="single" w:color="AAAAAA" w:sz="4"/>
+              <w:left w:val="single" w:color="AAAAAA" w:sz="4"/>
+              <w:bottom w:val="single" w:color="AAAAAA" w:sz="4"/>
+              <w:right w:val="single" w:color="AAAAAA" w:sz="4"/>
+            </w:tcBorders>
+            <w:tcMar>
+              <w:top w:type="dxa" w:w="80"/>
+              <w:left w:type="dxa" w:w="120"/>
+              <w:bottom w:type="dxa" w:w="80"/>
+              <w:right w:type="dxa" w:w="120"/>
+            </w:tcMar>
+          </w:tcPr>
+          <w:p>
+            <w:pPr>
+              <w:spacing w:after="300"/>
+            </w:pPr>
+            <w:r>
+              <w:t xml:space="preserve"/>
+            </w:r>
+          </w:p>
+        </w:tc>
+      </w:tr>
+    </w:tbl>
+    <w:p>
+      <w:pPr>
+        <w:spacing w:after="120"/>
+      </w:pPr>
+      <w:r>
+        <w:t xml:space="preserve"/>
       </w:r>
     </w:p>
     <w:p>
@@ -5359,33 +4799,40 @@
           <w:sz w:val="20"/>
           <w:szCs w:val="20"/>
         </w:rPr>
-        <w:t xml:space="preserve">Passo C — Decisão:</w:t>
-      </w:r>
-    </w:p>
-    <w:p>
-      <w:pPr>
-        <w:spacing w:after="80"/>
-      </w:pPr>
-      <w:r>
-        <w:rPr>
-          <w:sz w:val="20"/>
-          <w:szCs w:val="20"/>
-        </w:rPr>
-        <w:t xml:space="preserve">☐  Tudo limpo → ficam 2 tabelas          ☐  Criar tabela associativa: _______________________ → 3 tabelas</w:t>
-      </w:r>
-    </w:p>
-    <w:p>
-      <w:pPr>
-        <w:spacing w:after="80"/>
-      </w:pPr>
-      <w:r>
-        <w:rPr>
-          <w:b/>
-          <w:bCs/>
-          <w:sz w:val="20"/>
-          <w:szCs w:val="20"/>
-        </w:rPr>
-        <w:t xml:space="preserve">Passo D — Regra aplicada: Regra _____</w:t>
+        <w:t xml:space="preserve">Aplicação (tabelas resultantes):</w:t>
+      </w:r>
+    </w:p>
+    <w:p>
+      <w:pPr>
+        <w:pBdr>
+          <w:bottom w:val="single" w:color="AAAAAA" w:sz="4" w:space="1"/>
+        </w:pBdr>
+        <w:spacing w:after="120"/>
+      </w:pPr>
+      <w:r>
+        <w:t xml:space="preserve"/>
+      </w:r>
+    </w:p>
+    <w:p>
+      <w:pPr>
+        <w:pBdr>
+          <w:bottom w:val="single" w:color="AAAAAA" w:sz="4" w:space="1"/>
+        </w:pBdr>
+        <w:spacing w:after="120"/>
+      </w:pPr>
+      <w:r>
+        <w:t xml:space="preserve"/>
+      </w:r>
+    </w:p>
+    <w:p>
+      <w:pPr>
+        <w:pBdr>
+          <w:bottom w:val="single" w:color="AAAAAA" w:sz="4" w:space="1"/>
+        </w:pBdr>
+        <w:spacing w:after="120"/>
+      </w:pPr>
+      <w:r>
+        <w:t xml:space="preserve"/>
       </w:r>
     </w:p>
     <w:p>
